--- a/manuscript/fear_paper.docx
+++ b/manuscript/fear_paper.docx
@@ -703,15 +703,7 @@
           <w:rFonts w:eastAsiaTheme="minorEastAsia"/>
           <w:lang w:val="en-GB"/>
         </w:rPr>
-        <w:t xml:space="preserve"> and benthic community structure. </w:t>
-      </w:r>
-      <w:commentRangeStart w:id="1"/>
-      <w:r>
-        <w:rPr>
-          <w:rFonts w:eastAsiaTheme="minorEastAsia"/>
-          <w:lang w:val="en-GB"/>
-        </w:rPr>
-        <w:t>Kōura are preyed upon by</w:t>
+        <w:t xml:space="preserve"> and benthic community structure. Kōura are preyed upon by</w:t>
       </w:r>
       <w:r>
         <w:rPr>
@@ -723,41 +715,22 @@
       <w:r>
         <w:rPr>
           <w:rFonts w:eastAsiaTheme="minorEastAsia"/>
-        </w:rPr>
-        <w:t>a number of predators including</w:t>
-      </w:r>
-      <w:r>
-        <w:rPr>
-          <w:rFonts w:eastAsiaTheme="minorEastAsia"/>
-          <w:lang w:val="en-GB"/>
-        </w:rPr>
-        <w:t xml:space="preserve"> </w:t>
-      </w:r>
-      <w:commentRangeStart w:id="2"/>
-      <w:r>
-        <w:rPr>
-          <w:rFonts w:eastAsiaTheme="minorEastAsia"/>
-          <w:lang w:val="en-GB"/>
-        </w:rPr>
-        <w:t>native</w:t>
-      </w:r>
-      <w:commentRangeEnd w:id="2"/>
-      <w:r>
-        <w:rPr>
-          <w:rStyle w:val="CommentReference"/>
-          <w:rFonts w:eastAsiaTheme="minorEastAsia"/>
-          <w:sz w:val="22"/>
-          <w:szCs w:val="22"/>
-          <w:lang w:val="en-GB"/>
-        </w:rPr>
-        <w:commentReference w:id="2"/>
-      </w:r>
-      <w:r>
-        <w:rPr>
-          <w:rFonts w:eastAsiaTheme="minorEastAsia"/>
-          <w:lang w:val="en-GB"/>
-        </w:rPr>
-        <w:t xml:space="preserve"> longfin eel</w:t>
+          <w:lang w:val="en-GB"/>
+        </w:rPr>
+        <w:t>multiple</w:t>
+      </w:r>
+      <w:r>
+        <w:rPr>
+          <w:rFonts w:eastAsiaTheme="minorEastAsia"/>
+        </w:rPr>
+        <w:t xml:space="preserve"> predators including</w:t>
+      </w:r>
+      <w:r>
+        <w:rPr>
+          <w:rFonts w:eastAsiaTheme="minorEastAsia"/>
+          <w:lang w:val="en-GB"/>
+        </w:rPr>
+        <w:t xml:space="preserve"> native longfin eel</w:t>
       </w:r>
       <w:r>
         <w:rPr>
@@ -805,25 +778,7 @@
           <w:rFonts w:eastAsiaTheme="minorEastAsia"/>
           <w:lang w:val="en-GB"/>
         </w:rPr>
-        <w:t xml:space="preserve">). </w:t>
-      </w:r>
-      <w:commentRangeEnd w:id="1"/>
-      <w:r>
-        <w:rPr>
-          <w:rStyle w:val="CommentReference"/>
-          <w:rFonts w:eastAsiaTheme="minorEastAsia"/>
-          <w:sz w:val="22"/>
-          <w:szCs w:val="22"/>
-          <w:lang w:val="en-GB"/>
-        </w:rPr>
-        <w:commentReference w:id="1"/>
-      </w:r>
-      <w:r>
-        <w:rPr>
-          <w:rFonts w:eastAsiaTheme="minorEastAsia"/>
-          <w:lang w:val="en-GB"/>
-        </w:rPr>
-        <w:t xml:space="preserve">Under laboratory conditions, we tested whether visual and chemical cues from these two predators induced different refuge-seeking and feeding behaviour </w:t>
+        <w:t xml:space="preserve">). Under laboratory conditions, we tested whether visual and chemical cues from these two predators induced different refuge-seeking and feeding behaviour </w:t>
       </w:r>
       <w:r>
         <w:rPr>
@@ -1026,14 +981,14 @@
         </w:rPr>
         <w:t xml:space="preserve">Biological invasions can have profound impacts on invaded ecosystems, particularly through the introduction of novel predators that prey upon naïve native species lacking coevolved defence mechanisms (Doherty et al. 2016). Native prey </w:t>
       </w:r>
-      <w:bookmarkStart w:id="3" w:name="_Int_CbQy8Lti"/>
+      <w:bookmarkStart w:id="1" w:name="_Int_CbQy8Lti"/>
       <w:r>
         <w:rPr>
           <w:lang w:val="en-GB"/>
         </w:rPr>
         <w:t>may be naïve not just to a specific invader, but to entire functional groups of predators, making them especially vulnerable to direct predation when an invasion introduces a predator type entirely absent from their evolutionary history (Sih et al. 2010; Carthey &amp; Banks 2014).</w:t>
       </w:r>
-      <w:bookmarkEnd w:id="3"/>
+      <w:bookmarkEnd w:id="1"/>
       <w:r>
         <w:rPr>
           <w:lang w:val="en-GB"/>
@@ -1252,14 +1207,14 @@
         </w:rPr>
         <w:t xml:space="preserve">). Ecologically, kōura play a critical role as ecosystem engineers through their effects on sediment dynamics, nutrient cycling, and benthic community structure (Collier et al. 1997; Parkyn et al. 2001; Usio &amp; Townsend 2004). Currently, </w:t>
       </w:r>
-      <w:bookmarkStart w:id="4" w:name="_Int_LLfg4Fga"/>
+      <w:bookmarkStart w:id="2" w:name="_Int_LLfg4Fga"/>
       <w:r>
         <w:rPr>
           <w:lang w:val="en-GB"/>
         </w:rPr>
         <w:t>kōura</w:t>
       </w:r>
-      <w:bookmarkEnd w:id="4"/>
+      <w:bookmarkEnd w:id="2"/>
       <w:r>
         <w:rPr>
           <w:lang w:val="en-GB"/>
@@ -1274,7 +1229,6 @@
           <w:lang w:val="en-GB"/>
         </w:rPr>
       </w:pPr>
-      <w:commentRangeStart w:id="5"/>
       <w:r>
         <w:rPr>
           <w:lang w:val="en-GB"/>
@@ -1317,30 +1271,7 @@
         <w:rPr>
           <w:lang w:val="en-GB"/>
         </w:rPr>
-        <w:t xml:space="preserve"> in Aotearoa (Brown 2009; MacNeil et al. 2025). </w:t>
-      </w:r>
-      <w:commentRangeStart w:id="6"/>
-      <w:r>
-        <w:rPr>
-          <w:lang w:val="en-GB"/>
-        </w:rPr>
-        <w:t>Reflecting</w:t>
-      </w:r>
-      <w:commentRangeEnd w:id="6"/>
-      <w:r>
-        <w:rPr>
-          <w:rStyle w:val="CommentReference"/>
-          <w:sz w:val="22"/>
-          <w:szCs w:val="22"/>
-          <w:lang w:val="en-GB"/>
-        </w:rPr>
-        <w:commentReference w:id="6"/>
-      </w:r>
-      <w:r>
-        <w:rPr>
-          <w:lang w:val="en-GB"/>
-        </w:rPr>
-        <w:t xml:space="preserve"> this coevolutionary history, kōura can respond more strongly to eel kairomones than to those of introduced non-native brown trout (</w:t>
+        <w:t xml:space="preserve"> in Aotearoa (Brown 2009; MacNeil et al. 2025). Reflecting this coevolutionary history, kōura can respond more strongly to eel kairomones than to those of introduced non-native brown trout (</w:t>
       </w:r>
       <w:r>
         <w:rPr>
@@ -1393,23 +1324,7 @@
         <w:rPr>
           <w:lang w:val="en-GB"/>
         </w:rPr>
-        <w:t xml:space="preserve"> (1994) suggest that kōura predator recognition is a fixed behavioural trait shaped by coevolution.</w:t>
-      </w:r>
-      <w:commentRangeEnd w:id="5"/>
-      <w:r>
-        <w:rPr>
-          <w:rStyle w:val="CommentReference"/>
-          <w:sz w:val="22"/>
-          <w:szCs w:val="22"/>
-          <w:lang w:val="en-GB"/>
-        </w:rPr>
-        <w:commentReference w:id="5"/>
-      </w:r>
-      <w:r>
-        <w:rPr>
-          <w:lang w:val="en-GB"/>
-        </w:rPr>
-        <w:t xml:space="preserve"> </w:t>
+        <w:t xml:space="preserve"> (1994) suggest that kōura predator recognition is a fixed behavioural trait shaped by coevolution. </w:t>
       </w:r>
       <w:r>
         <w:rPr>
@@ -1446,33 +1361,7 @@
           <w:rFonts w:eastAsiaTheme="minorEastAsia"/>
           <w:lang w:val="en-GB"/>
         </w:rPr>
-        <w:t>species has since spread to multiple lakes and rivers in the North Island (McDowall 1990; Barnes &amp; Hicks 2003; Dedual 2019). For example, in 2016/18, the presence of catfish was confirmed in two large volcanic lakes, Lakes Rotoiti and Rotorua in the Bay of Plenty region, which have historically contained large populations of kōura (</w:t>
-      </w:r>
-      <w:commentRangeStart w:id="7"/>
-      <w:r>
-        <w:rPr>
-          <w:rFonts w:eastAsiaTheme="minorEastAsia"/>
-          <w:lang w:val="en-GB"/>
-        </w:rPr>
-        <w:t>Francis</w:t>
-      </w:r>
-      <w:commentRangeEnd w:id="7"/>
-      <w:r>
-        <w:rPr>
-          <w:rStyle w:val="CommentReference"/>
-          <w:rFonts w:eastAsiaTheme="minorEastAsia"/>
-          <w:sz w:val="22"/>
-          <w:szCs w:val="22"/>
-          <w:lang w:val="en-GB"/>
-        </w:rPr>
-        <w:commentReference w:id="7"/>
-      </w:r>
-      <w:r>
-        <w:rPr>
-          <w:rFonts w:eastAsiaTheme="minorEastAsia"/>
-          <w:lang w:val="en-GB"/>
-        </w:rPr>
-        <w:t xml:space="preserve"> 2019; Lee et al. 2025). Catfish </w:t>
+        <w:t xml:space="preserve">species has since spread to multiple lakes and rivers in the North Island (McDowall 1990; Barnes &amp; Hicks 2003; Dedual 2019). For example, in 2016/18, the presence of catfish was confirmed in two large volcanic lakes, Lakes Rotoiti and Rotorua in the Bay of Plenty region, which have historically contained large populations of kōura (Francis 2019; Lee et al. 2025). Catfish </w:t>
       </w:r>
       <w:r>
         <w:rPr>
@@ -1590,9 +1479,99 @@
           <w:rFonts w:eastAsiaTheme="minorEastAsia"/>
           <w:lang w:val="en-GB"/>
         </w:rPr>
-        <w:t>In this study,</w:t>
-      </w:r>
-      <w:commentRangeStart w:id="8"/>
+        <w:t xml:space="preserve">In this study, </w:t>
+      </w:r>
+      <w:r>
+        <w:rPr>
+          <w:rFonts w:eastAsiaTheme="minorEastAsia"/>
+          <w:lang w:val="en-GB"/>
+        </w:rPr>
+        <w:t xml:space="preserve">we used </w:t>
+      </w:r>
+      <w:r>
+        <w:rPr>
+          <w:rFonts w:eastAsiaTheme="minorEastAsia"/>
+          <w:lang w:val="en-GB"/>
+        </w:rPr>
+        <w:t xml:space="preserve">controlled laboratory experiments to test whether </w:t>
+      </w:r>
+      <w:r>
+        <w:rPr>
+          <w:rFonts w:eastAsiaTheme="minorEastAsia"/>
+          <w:lang w:val="en-GB"/>
+        </w:rPr>
+        <w:t xml:space="preserve">the presence of a </w:t>
+      </w:r>
+      <w:r>
+        <w:rPr>
+          <w:rFonts w:eastAsiaTheme="minorEastAsia"/>
+          <w:lang w:val="en-GB"/>
+        </w:rPr>
+        <w:t xml:space="preserve">novel </w:t>
+      </w:r>
+      <w:r>
+        <w:rPr>
+          <w:rFonts w:eastAsiaTheme="minorEastAsia"/>
+          <w:lang w:val="en-GB"/>
+        </w:rPr>
+        <w:t>and</w:t>
+      </w:r>
+      <w:r>
+        <w:rPr>
+          <w:rFonts w:eastAsiaTheme="minorEastAsia"/>
+          <w:lang w:val="en-GB"/>
+        </w:rPr>
+        <w:t xml:space="preserve"> native predator induced </w:t>
+      </w:r>
+      <w:r>
+        <w:rPr>
+          <w:rFonts w:eastAsiaTheme="minorEastAsia"/>
+          <w:lang w:val="en-GB"/>
+        </w:rPr>
+        <w:t>differences</w:t>
+      </w:r>
+      <w:r>
+        <w:rPr>
+          <w:rFonts w:eastAsiaTheme="minorEastAsia"/>
+          <w:lang w:val="en-GB"/>
+        </w:rPr>
+        <w:t xml:space="preserve"> in</w:t>
+      </w:r>
+      <w:r>
+        <w:rPr>
+          <w:rFonts w:eastAsiaTheme="minorEastAsia"/>
+          <w:lang w:val="en-GB"/>
+        </w:rPr>
+        <w:t xml:space="preserve"> kōura</w:t>
+      </w:r>
+      <w:r>
+        <w:rPr>
+          <w:rFonts w:eastAsiaTheme="minorEastAsia"/>
+          <w:lang w:val="en-GB"/>
+        </w:rPr>
+        <w:t xml:space="preserve"> NCEs, specifically refuge-seeking and feeding behaviour</w:t>
+      </w:r>
+      <w:r>
+        <w:rPr>
+          <w:rFonts w:eastAsiaTheme="minorEastAsia"/>
+          <w:lang w:val="en-GB"/>
+        </w:rPr>
+        <w:t>s</w:t>
+      </w:r>
+      <w:r>
+        <w:rPr>
+          <w:rFonts w:eastAsiaTheme="minorEastAsia"/>
+          <w:lang w:val="en-GB"/>
+        </w:rPr>
+        <w:t>. Our experiments test</w:t>
+      </w:r>
+      <w:r>
+        <w:rPr>
+          <w:rFonts w:eastAsiaTheme="minorEastAsia"/>
+          <w:lang w:val="en-GB"/>
+        </w:rPr>
+        <w:t>ed</w:t>
+      </w:r>
       <w:r>
         <w:rPr>
           <w:rFonts w:eastAsiaTheme="minorEastAsia"/>
@@ -1605,122 +1584,6 @@
           <w:rFonts w:eastAsiaTheme="minorEastAsia"/>
           <w:lang w:val="en-GB"/>
         </w:rPr>
-        <w:t xml:space="preserve">we used </w:t>
-      </w:r>
-      <w:r>
-        <w:rPr>
-          <w:rFonts w:eastAsiaTheme="minorEastAsia"/>
-          <w:lang w:val="en-GB"/>
-        </w:rPr>
-        <w:t>c</w:t>
-      </w:r>
-      <w:commentRangeEnd w:id="8"/>
-      <w:r>
-        <w:rPr>
-          <w:rStyle w:val="CommentReference"/>
-          <w:rFonts w:eastAsiaTheme="minorEastAsia"/>
-          <w:sz w:val="22"/>
-          <w:szCs w:val="22"/>
-          <w:lang w:val="en-GB"/>
-        </w:rPr>
-        <w:commentReference w:id="8"/>
-      </w:r>
-      <w:r>
-        <w:rPr>
-          <w:rFonts w:eastAsiaTheme="minorEastAsia"/>
-          <w:lang w:val="en-GB"/>
-        </w:rPr>
-        <w:t xml:space="preserve">ontrolled laboratory experiments to test whether </w:t>
-      </w:r>
-      <w:r>
-        <w:rPr>
-          <w:rFonts w:eastAsiaTheme="minorEastAsia"/>
-          <w:lang w:val="en-GB"/>
-        </w:rPr>
-        <w:t xml:space="preserve">the presence of a </w:t>
-      </w:r>
-      <w:r>
-        <w:rPr>
-          <w:rFonts w:eastAsiaTheme="minorEastAsia"/>
-          <w:lang w:val="en-GB"/>
-        </w:rPr>
-        <w:t xml:space="preserve">novel </w:t>
-      </w:r>
-      <w:r>
-        <w:rPr>
-          <w:rFonts w:eastAsiaTheme="minorEastAsia"/>
-          <w:lang w:val="en-GB"/>
-        </w:rPr>
-        <w:t>and</w:t>
-      </w:r>
-      <w:r>
-        <w:rPr>
-          <w:rFonts w:eastAsiaTheme="minorEastAsia"/>
-          <w:lang w:val="en-GB"/>
-        </w:rPr>
-        <w:t xml:space="preserve"> native predator induced </w:t>
-      </w:r>
-      <w:r>
-        <w:rPr>
-          <w:rFonts w:eastAsiaTheme="minorEastAsia"/>
-          <w:lang w:val="en-GB"/>
-        </w:rPr>
-        <w:t>differences</w:t>
-      </w:r>
-      <w:r>
-        <w:rPr>
-          <w:rFonts w:eastAsiaTheme="minorEastAsia"/>
-          <w:lang w:val="en-GB"/>
-        </w:rPr>
-        <w:t xml:space="preserve"> in</w:t>
-      </w:r>
-      <w:r>
-        <w:rPr>
-          <w:rFonts w:eastAsiaTheme="minorEastAsia"/>
-          <w:lang w:val="en-GB"/>
-        </w:rPr>
-        <w:t xml:space="preserve"> kōura</w:t>
-      </w:r>
-      <w:r>
-        <w:rPr>
-          <w:rFonts w:eastAsiaTheme="minorEastAsia"/>
-          <w:lang w:val="en-GB"/>
-        </w:rPr>
-        <w:t xml:space="preserve"> NCEs, specifically refuge-seeking and feeding behaviour</w:t>
-      </w:r>
-      <w:r>
-        <w:rPr>
-          <w:rFonts w:eastAsiaTheme="minorEastAsia"/>
-          <w:lang w:val="en-GB"/>
-        </w:rPr>
-        <w:t>s</w:t>
-      </w:r>
-      <w:r>
-        <w:rPr>
-          <w:rFonts w:eastAsiaTheme="minorEastAsia"/>
-          <w:lang w:val="en-GB"/>
-        </w:rPr>
-        <w:t>. Our experiments test</w:t>
-      </w:r>
-      <w:r>
-        <w:rPr>
-          <w:rFonts w:eastAsiaTheme="minorEastAsia"/>
-          <w:lang w:val="en-GB"/>
-        </w:rPr>
-        <w:t>ed</w:t>
-      </w:r>
-      <w:r>
-        <w:rPr>
-          <w:rFonts w:eastAsiaTheme="minorEastAsia"/>
-          <w:lang w:val="en-GB"/>
-        </w:rPr>
-        <w:t xml:space="preserve"> </w:t>
-      </w:r>
-      <w:r>
-        <w:rPr>
-          <w:rFonts w:eastAsiaTheme="minorEastAsia"/>
-          <w:lang w:val="en-GB"/>
-        </w:rPr>
         <w:t xml:space="preserve">the following </w:t>
       </w:r>
       <w:r>
@@ -1841,43 +1704,12 @@
         </w:rPr>
         <w:t xml:space="preserve">catfish than </w:t>
       </w:r>
-      <w:commentRangeStart w:id="9"/>
-      <w:commentRangeStart w:id="10"/>
       <w:r>
         <w:rPr>
           <w:rFonts w:ascii="Calibri" w:eastAsia="Calibri" w:hAnsi="Calibri" w:cs="Calibri"/>
           <w:lang w:val="en-GB"/>
         </w:rPr>
-        <w:t>eels</w:t>
-      </w:r>
-      <w:commentRangeEnd w:id="9"/>
-      <w:r>
-        <w:rPr>
-          <w:rStyle w:val="CommentReference"/>
-          <w:rFonts w:ascii="Calibri" w:eastAsia="Calibri" w:hAnsi="Calibri" w:cs="Calibri"/>
-          <w:sz w:val="22"/>
-          <w:szCs w:val="22"/>
-          <w:lang w:val="en-GB"/>
-        </w:rPr>
-        <w:commentReference w:id="9"/>
-      </w:r>
-      <w:commentRangeEnd w:id="10"/>
-      <w:r>
-        <w:rPr>
-          <w:rStyle w:val="CommentReference"/>
-          <w:rFonts w:ascii="Calibri" w:eastAsia="Calibri" w:hAnsi="Calibri" w:cs="Calibri"/>
-          <w:sz w:val="22"/>
-          <w:szCs w:val="22"/>
-          <w:lang w:val="en-GB"/>
-        </w:rPr>
-        <w:commentReference w:id="10"/>
-      </w:r>
-      <w:r>
-        <w:rPr>
-          <w:rFonts w:ascii="Calibri" w:eastAsia="Calibri" w:hAnsi="Calibri" w:cs="Calibri"/>
-          <w:lang w:val="en-GB"/>
-        </w:rPr>
-        <w:t xml:space="preserve">, </w:t>
+        <w:t xml:space="preserve">eels, </w:t>
       </w:r>
       <w:r>
         <w:rPr>
@@ -2044,7 +1876,7 @@
         </w:rPr>
         <w:t xml:space="preserve">In mid-August 2025, 92 </w:t>
       </w:r>
-      <w:bookmarkStart w:id="11" w:name="_Hlk221625198"/>
+      <w:bookmarkStart w:id="3" w:name="_Hlk221625198"/>
       <w:r>
         <w:rPr>
           <w:rFonts w:eastAsiaTheme="minorEastAsia"/>
@@ -2052,7 +1884,7 @@
         </w:rPr>
         <w:t>kōura</w:t>
       </w:r>
-      <w:bookmarkEnd w:id="11"/>
+      <w:bookmarkEnd w:id="3"/>
       <w:r>
         <w:rPr>
           <w:rFonts w:eastAsiaTheme="minorEastAsia"/>
@@ -2066,8 +1898,6 @@
         </w:rPr>
         <w:t xml:space="preserve">were sourced from two catfish-free lakes, Ōkāreka and Tikitapu, within the Rotorua Te Arawa Lakes area in the North Island of Aotearoa. </w:t>
       </w:r>
-      <w:commentRangeStart w:id="12"/>
-      <w:commentRangeStart w:id="13"/>
       <w:r>
         <w:rPr>
           <w:rFonts w:eastAsiaTheme="minorEastAsia"/>
@@ -2192,14 +2022,7 @@
         <w:rPr>
           <w:rFonts w:eastAsiaTheme="minorEastAsia"/>
         </w:rPr>
-        <w:t xml:space="preserve"> (</w:t>
-      </w:r>
-      <w:commentRangeStart w:id="14"/>
-      <w:r>
-        <w:rPr>
-          <w:rFonts w:eastAsiaTheme="minorEastAsia"/>
-        </w:rPr>
-        <w:t>McDowall 1990</w:t>
+        <w:t xml:space="preserve"> (McDowall 1990</w:t>
       </w:r>
       <w:r>
         <w:rPr>
@@ -2237,16 +2060,6 @@
         </w:rPr>
         <w:t>)</w:t>
       </w:r>
-      <w:commentRangeEnd w:id="14"/>
-      <w:r>
-        <w:rPr>
-          <w:rStyle w:val="CommentReference"/>
-          <w:rFonts w:eastAsiaTheme="minorEastAsia"/>
-          <w:sz w:val="22"/>
-          <w:szCs w:val="22"/>
-        </w:rPr>
-        <w:commentReference w:id="14"/>
-      </w:r>
       <w:r>
         <w:rPr>
           <w:rFonts w:eastAsiaTheme="minorEastAsia"/>
@@ -2337,86 +2150,12 @@
         </w:rPr>
         <w:t xml:space="preserve">local coevolutionary history. </w:t>
       </w:r>
-      <w:commentRangeEnd w:id="12"/>
-      <w:r>
-        <w:rPr>
-          <w:rStyle w:val="CommentReference"/>
-          <w:rFonts w:eastAsiaTheme="minorEastAsia"/>
-          <w:sz w:val="22"/>
-          <w:szCs w:val="22"/>
-          <w:lang w:val="en-GB"/>
-        </w:rPr>
-        <w:commentReference w:id="12"/>
-      </w:r>
-      <w:commentRangeEnd w:id="13"/>
-      <w:r>
-        <w:rPr>
-          <w:rStyle w:val="CommentReference"/>
-          <w:rFonts w:eastAsiaTheme="minorEastAsia"/>
-          <w:sz w:val="22"/>
-          <w:szCs w:val="22"/>
-          <w:lang w:val="en-GB"/>
-        </w:rPr>
-        <w:commentReference w:id="13"/>
-      </w:r>
-      <w:r>
-        <w:rPr>
-          <w:rFonts w:eastAsiaTheme="minorEastAsia"/>
-          <w:lang w:val="en-GB"/>
-        </w:rPr>
-        <w:t xml:space="preserve">In late September 2025, catfish and eels were sourced from </w:t>
-      </w:r>
-      <w:commentRangeStart w:id="15"/>
-      <w:r>
-        <w:rPr>
-          <w:rFonts w:eastAsiaTheme="minorEastAsia"/>
-          <w:lang w:val="en-GB"/>
-        </w:rPr>
-        <w:t xml:space="preserve">Lake </w:t>
-      </w:r>
-      <w:commentRangeStart w:id="16"/>
-      <w:r>
-        <w:rPr>
-          <w:rFonts w:eastAsiaTheme="minorEastAsia"/>
-          <w:lang w:val="en-GB"/>
-        </w:rPr>
-        <w:t>Rotoroa</w:t>
-      </w:r>
-      <w:commentRangeEnd w:id="16"/>
-      <w:r>
-        <w:rPr>
-          <w:rStyle w:val="CommentReference"/>
-          <w:rFonts w:eastAsiaTheme="minorEastAsia"/>
-          <w:sz w:val="22"/>
-          <w:szCs w:val="22"/>
-          <w:lang w:val="en-GB"/>
-        </w:rPr>
-        <w:commentReference w:id="16"/>
-      </w:r>
-      <w:r>
-        <w:rPr>
-          <w:rFonts w:eastAsiaTheme="minorEastAsia"/>
-          <w:lang w:val="en-GB"/>
-        </w:rPr>
-        <w:t xml:space="preserve"> in Hamilton</w:t>
-      </w:r>
-      <w:commentRangeEnd w:id="15"/>
-      <w:r>
-        <w:rPr>
-          <w:rStyle w:val="CommentReference"/>
-          <w:rFonts w:eastAsiaTheme="minorEastAsia"/>
-          <w:sz w:val="22"/>
-          <w:szCs w:val="22"/>
-          <w:lang w:val="en-GB"/>
-        </w:rPr>
-        <w:commentReference w:id="15"/>
-      </w:r>
-      <w:r>
-        <w:rPr>
-          <w:rFonts w:eastAsiaTheme="minorEastAsia"/>
-          <w:lang w:val="en-GB"/>
-        </w:rPr>
-        <w:t xml:space="preserve"> in the Waikato region of the North Island. Experiments were conducted at the Aquatic Research Centre of the University of Waikato. All three species were held separately in holding tanks and acclimated for a week in</w:t>
+      <w:r>
+        <w:rPr>
+          <w:rFonts w:eastAsiaTheme="minorEastAsia"/>
+          <w:lang w:val="en-GB"/>
+        </w:rPr>
+        <w:t>In late September 2025, catfish and eels were sourced from Lake Rotoroa in Hamilton in the Waikato region of the North Island. Experiments were conducted at the Aquatic Research Centre of the University of Waikato. All three species were held separately in holding tanks and acclimated for a week in</w:t>
       </w:r>
       <w:r>
         <w:rPr>
@@ -2458,7 +2197,7 @@
           <w:rFonts w:eastAsiaTheme="minorEastAsia"/>
           <w:lang w:val="en-GB"/>
         </w:rPr>
-        <w:t xml:space="preserve">   a 10:14 light:dark cycle reflecting the seasonal day-length</w:t>
+        <w:t xml:space="preserve"> a 10:14 light:dark cycle reflecting the seasonal day-length</w:t>
       </w:r>
       <w:r>
         <w:rPr>
@@ -2479,7 +2218,7 @@
           <w:rFonts w:eastAsiaTheme="minorEastAsia"/>
           <w:lang w:val="en-GB"/>
         </w:rPr>
-        <w:t xml:space="preserve">dechlorinated tap water with </w:t>
+        <w:t>dechlorinated tap water with</w:t>
       </w:r>
       <w:r>
         <w:rPr>
@@ -2642,7 +2381,7 @@
         </w:rPr>
         <w:t>source lakes. K</w:t>
       </w:r>
-      <w:bookmarkStart w:id="17" w:name="_Hlk221874697"/>
+      <w:bookmarkStart w:id="4" w:name="_Hlk221874697"/>
       <w:r>
         <w:rPr>
           <w:rFonts w:eastAsiaTheme="minorEastAsia"/>
@@ -2650,7 +2389,7 @@
         </w:rPr>
         <w:t>ō</w:t>
       </w:r>
-      <w:bookmarkEnd w:id="17"/>
+      <w:bookmarkEnd w:id="4"/>
       <w:r>
         <w:rPr>
           <w:rFonts w:eastAsiaTheme="minorEastAsia"/>
@@ -2684,16 +2423,7 @@
           <w:rFonts w:eastAsiaTheme="minorEastAsia"/>
           <w:lang w:val="en-GB"/>
         </w:rPr>
-        <w:t xml:space="preserve">animal protein 47%). </w:t>
-      </w:r>
-      <w:commentRangeStart w:id="18"/>
-      <w:commentRangeStart w:id="19"/>
-      <w:r>
-        <w:rPr>
-          <w:rFonts w:eastAsiaTheme="minorEastAsia"/>
-          <w:lang w:val="en-GB"/>
-        </w:rPr>
-        <w:t xml:space="preserve">Because kōura are </w:t>
+        <w:t xml:space="preserve">animal protein 47%). Because kōura are </w:t>
       </w:r>
       <w:r>
         <w:rPr>
@@ -2705,8 +2435,6 @@
       <w:r>
         <w:rPr>
           <w:rFonts w:eastAsiaTheme="minorEastAsia"/>
-          <w:i/>
-          <w:iCs/>
           <w:lang w:val="en-GB"/>
         </w:rPr>
         <w:t>taonga</w:t>
@@ -2744,26 +2472,6 @@
           <w:lang w:val="en-GB"/>
         </w:rPr>
         <w:t>Te Arawa Lakes Trust</w:t>
-      </w:r>
-      <w:commentRangeEnd w:id="18"/>
-      <w:r>
-        <w:rPr>
-          <w:rStyle w:val="CommentReference"/>
-          <w:sz w:val="22"/>
-          <w:szCs w:val="22"/>
-          <w:lang w:val="en-GB"/>
-        </w:rPr>
-        <w:commentReference w:id="18"/>
-      </w:r>
-      <w:commentRangeEnd w:id="19"/>
-      <w:r>
-        <w:rPr>
-          <w:rStyle w:val="CommentReference"/>
-          <w:sz w:val="22"/>
-          <w:szCs w:val="22"/>
-          <w:lang w:val="en-GB"/>
-        </w:rPr>
-        <w:commentReference w:id="19"/>
       </w:r>
       <w:r>
         <w:rPr>
@@ -3042,24 +2750,12 @@
         </w:rPr>
         <w:t>)</w:t>
       </w:r>
-      <w:commentRangeStart w:id="20"/>
       <w:r>
         <w:rPr>
           <w:rFonts w:eastAsiaTheme="minorEastAsia"/>
           <w:lang w:val="en-GB"/>
         </w:rPr>
         <w:t>.</w:t>
-      </w:r>
-      <w:commentRangeEnd w:id="20"/>
-      <w:r>
-        <w:rPr>
-          <w:rStyle w:val="CommentReference"/>
-          <w:rFonts w:eastAsiaTheme="minorEastAsia"/>
-          <w:sz w:val="22"/>
-          <w:szCs w:val="22"/>
-          <w:lang w:val="en-GB"/>
-        </w:rPr>
-        <w:commentReference w:id="20"/>
       </w:r>
       <w:r>
         <w:rPr>
@@ -3465,7 +3161,46 @@
           <w:rFonts w:eastAsiaTheme="minorEastAsia"/>
           <w:lang w:val="en-GB"/>
         </w:rPr>
-        <w:t xml:space="preserve"> fitted using the glmmTMB package in R (Brooks et al. 2017; R Core Team 2025). To address potential non-independence of repeated observations within tanks, raw observations were first aggregated into three experimental periods (before, during, and after predator introduction) per individual kōura, with the number of observations in refuge out of total observations per period used as the response variable. Treatment (catfish, eel, control), light condition (light, dark), and period (before, during, after) were included as fixed effects. A beta-binomial distribution was used to account for overdispersion in the binomial proportion data. </w:t>
+        <w:t xml:space="preserve"> fitted using the glmmTMB package in R (Brooks et al. 2017; R Core Team 2025). To address potential non-independence of repeated observations within tanks, raw observations were first aggregated into three experimental periods (before, during, and after predator introduction) per individual kōura, with the number of observations in refuge out of total observations per period used as the response variable. Treatment (catfish, eel, control)</w:t>
+      </w:r>
+      <w:r>
+        <w:rPr>
+          <w:rFonts w:eastAsiaTheme="minorEastAsia"/>
+          <w:lang w:val="en-GB"/>
+        </w:rPr>
+        <w:t xml:space="preserve"> </w:t>
+      </w:r>
+      <w:r>
+        <w:rPr>
+          <w:rFonts w:eastAsiaTheme="minorEastAsia"/>
+          <w:lang w:val="en-GB"/>
+        </w:rPr>
+        <w:t>and period (before, during, after) were included as fixed effects</w:t>
+      </w:r>
+      <w:r>
+        <w:rPr>
+          <w:rFonts w:eastAsiaTheme="minorEastAsia"/>
+        </w:rPr>
+        <w:t xml:space="preserve">, and tank and </w:t>
+      </w:r>
+      <w:r>
+        <w:rPr>
+          <w:rFonts w:eastAsiaTheme="minorEastAsia"/>
+        </w:rPr>
+        <w:t xml:space="preserve">experimental </w:t>
+      </w:r>
+      <w:r>
+        <w:rPr>
+          <w:rFonts w:eastAsiaTheme="minorEastAsia"/>
+        </w:rPr>
+        <w:t>round as random intercepts</w:t>
+      </w:r>
+      <w:r>
+        <w:rPr>
+          <w:rFonts w:eastAsiaTheme="minorEastAsia"/>
+          <w:lang w:val="en-GB"/>
+        </w:rPr>
+        <w:t xml:space="preserve">. </w:t>
       </w:r>
       <w:r>
         <w:rPr>
@@ -3478,19 +3213,37 @@
         <w:rPr>
           <w:rFonts w:eastAsiaTheme="minorEastAsia"/>
         </w:rPr>
-        <w:t xml:space="preserve">light condition </w:t>
-      </w:r>
-      <w:r>
-        <w:rPr>
-          <w:rFonts w:eastAsiaTheme="minorEastAsia"/>
-        </w:rPr>
-        <w:t>and e</w:t>
-      </w:r>
-      <w:r>
-        <w:rPr>
-          <w:rFonts w:eastAsiaTheme="minorEastAsia"/>
-        </w:rPr>
-        <w:t>xperimental round were fully confounded by design (rounds 1–4 in light, rounds 5–8 in darkness),</w:t>
+        <w:t>light condition and experimental round were fully confounded by design (rounds 1–4 in light</w:t>
+      </w:r>
+      <w:r>
+        <w:rPr>
+          <w:rFonts w:eastAsiaTheme="minorEastAsia"/>
+        </w:rPr>
+        <w:t xml:space="preserve">, </w:t>
+      </w:r>
+      <w:r>
+        <w:rPr>
+          <w:rFonts w:eastAsiaTheme="minorEastAsia"/>
+        </w:rPr>
+        <w:t xml:space="preserve">rounds 5–8 in darkness), separate analyses were conducted for each light condition to allow round as a random intercept and to test whether treatment effects varied </w:t>
+      </w:r>
+      <w:r>
+        <w:rPr>
+          <w:rFonts w:eastAsiaTheme="minorEastAsia"/>
+        </w:rPr>
+        <w:t>under</w:t>
+      </w:r>
+      <w:r>
+        <w:rPr>
+          <w:rFonts w:eastAsiaTheme="minorEastAsia"/>
+        </w:rPr>
+        <w:t xml:space="preserve"> each</w:t>
+      </w:r>
+      <w:r>
+        <w:rPr>
+          <w:rFonts w:eastAsiaTheme="minorEastAsia"/>
+        </w:rPr>
+        <w:t xml:space="preserve"> light condition.</w:t>
       </w:r>
       <w:r>
         <w:rPr>
@@ -3501,14 +3254,18 @@
       <w:r>
         <w:rPr>
           <w:rFonts w:eastAsiaTheme="minorEastAsia"/>
-        </w:rPr>
-        <w:t>separate analyses were conducted for each light condition to allow round as a random intercept and to test whether treatment effects varied with light condition. For each light condition, treatment (catfish, eel, control) and period (before, during, after) were included as fixed effects, with tank and round as random intercepts. Model fit was assessed using DHARMa simulation-based residuals, including tests for overdispersion and zero-inflation (Hartig et al. 2024).</w:t>
-      </w:r>
-      <w:r>
-        <w:t xml:space="preserve"> </w:t>
-      </w:r>
-      <w:r>
-        <w:t>M</w:t>
+          <w:lang w:val="en-GB"/>
+        </w:rPr>
+        <w:t xml:space="preserve">A beta-binomial distribution was used to account for overdispersion in the binomial proportion data. </w:t>
+      </w:r>
+      <w:r>
+        <w:rPr>
+          <w:rFonts w:eastAsiaTheme="minorEastAsia"/>
+        </w:rPr>
+        <w:t>Model fit was assessed using DHARMa simulation-based residuals, including tests for overdispersion and zero-inflation (Hartig et al. 2024).</w:t>
+      </w:r>
+      <w:r>
+        <w:t xml:space="preserve"> M</w:t>
       </w:r>
       <w:r>
         <w:rPr>
@@ -3520,19 +3277,7 @@
         <w:rPr>
           <w:rFonts w:eastAsiaTheme="minorEastAsia"/>
         </w:rPr>
-        <w:t xml:space="preserve">Additionally, a combined </w:t>
-      </w:r>
-      <w:r>
-        <w:rPr>
-          <w:rFonts w:eastAsiaTheme="minorEastAsia"/>
-        </w:rPr>
-        <w:t>GLMM</w:t>
-      </w:r>
-      <w:r>
-        <w:rPr>
-          <w:rFonts w:eastAsiaTheme="minorEastAsia"/>
-        </w:rPr>
-        <w:t xml:space="preserve"> (without round as random effect) was fitted to test the overall effect of light condition across all treatments.</w:t>
+        <w:t>Additionally, a combined GLMM (without round as random effect) was fitted to test the overall effect of light condition across all treatments.</w:t>
       </w:r>
       <w:r>
         <w:rPr>
@@ -3579,15 +3324,7 @@
           <w:rFonts w:eastAsiaTheme="minorEastAsia"/>
           <w:lang w:val="en-GB"/>
         </w:rPr>
-        <w:t xml:space="preserve">with pellets consumed per gram wet weight as the </w:t>
-      </w:r>
-      <w:commentRangeStart w:id="21"/>
-      <w:r>
-        <w:rPr>
-          <w:rFonts w:eastAsiaTheme="minorEastAsia"/>
-          <w:lang w:val="en-GB"/>
-        </w:rPr>
-        <w:t>response</w:t>
+        <w:t>with pellets consumed per gram wet weight as the response</w:t>
       </w:r>
       <w:r>
         <w:rPr>
@@ -3608,203 +3345,116 @@
           <w:rFonts w:eastAsiaTheme="minorEastAsia"/>
           <w:lang w:val="en-GB"/>
         </w:rPr>
-        <w:t xml:space="preserve"> starvation period (0, 3, 4)</w:t>
-      </w:r>
-      <w:commentRangeStart w:id="22"/>
-      <w:commentRangeStart w:id="23"/>
-      <w:r>
-        <w:rPr>
-          <w:rFonts w:eastAsiaTheme="minorEastAsia"/>
-          <w:lang w:val="en-GB"/>
-        </w:rPr>
-        <w:t xml:space="preserve"> as </w:t>
-      </w:r>
-      <w:commentRangeStart w:id="24"/>
-      <w:r>
-        <w:rPr>
-          <w:rFonts w:eastAsiaTheme="minorEastAsia"/>
-          <w:lang w:val="en-GB"/>
-        </w:rPr>
-        <w:t>fixed effect</w:t>
-      </w:r>
-      <w:commentRangeEnd w:id="24"/>
-      <w:r>
-        <w:rPr>
-          <w:rStyle w:val="CommentReference"/>
-          <w:rFonts w:eastAsiaTheme="minorEastAsia"/>
-          <w:sz w:val="22"/>
-          <w:szCs w:val="22"/>
-          <w:lang w:val="en-GB"/>
-        </w:rPr>
-        <w:commentReference w:id="24"/>
-      </w:r>
-      <w:r>
-        <w:rPr>
-          <w:rFonts w:eastAsiaTheme="minorEastAsia"/>
-          <w:lang w:val="en-GB"/>
-        </w:rPr>
-        <w:t>s</w:t>
-      </w:r>
-      <w:commentRangeEnd w:id="22"/>
-      <w:r>
-        <w:rPr>
-          <w:rStyle w:val="CommentReference"/>
-          <w:rFonts w:eastAsiaTheme="minorEastAsia"/>
-          <w:sz w:val="22"/>
-          <w:szCs w:val="22"/>
-          <w:lang w:val="en-GB"/>
-        </w:rPr>
-        <w:commentReference w:id="22"/>
-      </w:r>
-      <w:commentRangeEnd w:id="23"/>
-      <w:r>
-        <w:rPr>
-          <w:rStyle w:val="CommentReference"/>
-          <w:rFonts w:eastAsiaTheme="minorEastAsia"/>
-          <w:sz w:val="22"/>
-          <w:szCs w:val="22"/>
-          <w:lang w:val="en-GB"/>
-        </w:rPr>
-        <w:commentReference w:id="23"/>
-      </w:r>
-      <w:commentRangeEnd w:id="21"/>
-      <w:r>
-        <w:rPr>
-          <w:rStyle w:val="CommentReference"/>
-          <w:rFonts w:eastAsiaTheme="minorEastAsia"/>
-          <w:sz w:val="22"/>
-          <w:szCs w:val="22"/>
-          <w:lang w:val="en-GB"/>
-        </w:rPr>
-        <w:commentReference w:id="21"/>
-      </w:r>
-      <w:r>
-        <w:rPr>
-          <w:rFonts w:eastAsiaTheme="minorEastAsia"/>
-          <w:lang w:val="en-GB"/>
-        </w:rPr>
+        <w:t xml:space="preserve"> starvation period (0, 3, 4) </w:t>
+      </w:r>
+      <w:r>
+        <w:rPr>
+          <w:rFonts w:eastAsiaTheme="minorEastAsia"/>
+        </w:rPr>
+        <w:t>as a fixed effect, with tank identity as a random intercept to account for potential tank-level clustering</w:t>
+      </w:r>
+      <w:r>
+        <w:rPr>
+          <w:rFonts w:eastAsiaTheme="minorEastAsia"/>
+          <w:lang w:val="en-GB"/>
+        </w:rPr>
+        <w:t>. Because each starvation period was conducted in a separate experimental round, starvation period and</w:t>
+      </w:r>
+      <w:r>
+        <w:rPr>
+          <w:rFonts w:eastAsiaTheme="minorEastAsia"/>
+          <w:lang w:val="en-GB"/>
+        </w:rPr>
+        <w:t xml:space="preserve"> experimental</w:t>
+      </w:r>
+      <w:r>
+        <w:rPr>
+          <w:rFonts w:eastAsiaTheme="minorEastAsia"/>
+          <w:lang w:val="en-GB"/>
+        </w:rPr>
+        <w:t xml:space="preserve"> round were fully confounded by design</w:t>
+      </w:r>
+      <w:r>
+        <w:rPr>
+          <w:rFonts w:eastAsiaTheme="minorEastAsia"/>
+          <w:lang w:val="en-GB"/>
+        </w:rPr>
+        <w:t xml:space="preserve">. </w:t>
+      </w:r>
+      <w:r>
+        <w:rPr>
+          <w:rFonts w:eastAsiaTheme="minorEastAsia"/>
+          <w:lang w:val="en-GB"/>
+        </w:rPr>
+        <w:t xml:space="preserve">Consequently, round was excluded </w:t>
+      </w:r>
+      <w:r>
+        <w:rPr>
+          <w:lang w:val="en-GB"/>
+        </w:rPr>
+        <w:t xml:space="preserve">as a </w:t>
+      </w:r>
+      <w:r>
+        <w:rPr>
+          <w:lang w:val="en-GB"/>
+        </w:rPr>
+        <w:t xml:space="preserve">random effect. </w:t>
+      </w:r>
+      <w:r>
+        <w:t xml:space="preserve">However, starvation period was included as a fixed effect </w:t>
+      </w:r>
+      <w:r>
+        <w:t>to test for differences in feeding across hunger states, acknowledging that observed effects may reflect round-specific variation rather than hunger alone.</w:t>
+      </w:r>
+      <w:r>
         <w:t xml:space="preserve"> </w:t>
       </w:r>
       <w:r>
-        <w:rPr>
-          <w:rFonts w:eastAsiaTheme="minorEastAsia"/>
-        </w:rPr>
-        <w:t>a</w:t>
-      </w:r>
-      <w:r>
-        <w:rPr>
-          <w:rFonts w:eastAsiaTheme="minorEastAsia"/>
-        </w:rPr>
-        <w:t>n</w:t>
-      </w:r>
-      <w:r>
-        <w:rPr>
-          <w:rFonts w:eastAsiaTheme="minorEastAsia"/>
-        </w:rPr>
-        <w:t>d</w:t>
-      </w:r>
-      <w:r>
-        <w:rPr>
-          <w:rFonts w:eastAsiaTheme="minorEastAsia"/>
-        </w:rPr>
-        <w:t xml:space="preserve"> tank identity as a random intercept</w:t>
-      </w:r>
-      <w:r>
-        <w:rPr>
-          <w:rFonts w:eastAsiaTheme="minorEastAsia"/>
-        </w:rPr>
+        <w:t>Model selection using AICc indicated that sta</w:t>
+      </w:r>
+      <w:r>
+        <w:t xml:space="preserve">rvation period alone provided the best fit, </w:t>
+      </w:r>
+      <w:r>
+        <w:t xml:space="preserve">with </w:t>
+      </w:r>
+      <w:r>
+        <w:t>treatment not improving model fit (delta</w:t>
+      </w:r>
+      <w:r>
         <w:t xml:space="preserve"> </w:t>
       </w:r>
       <w:r>
-        <w:rPr>
-          <w:rFonts w:eastAsiaTheme="minorEastAsia"/>
-        </w:rPr>
-        <w:t>to account for potential tank-level clustering</w:t>
-      </w:r>
-      <w:r>
-        <w:rPr>
-          <w:rFonts w:eastAsiaTheme="minorEastAsia"/>
-          <w:lang w:val="en-GB"/>
-        </w:rPr>
-        <w:t xml:space="preserve">. </w:t>
-      </w:r>
-      <w:commentRangeStart w:id="25"/>
-      <w:r>
-        <w:rPr>
-          <w:rFonts w:eastAsiaTheme="minorEastAsia"/>
-          <w:lang w:val="en-GB"/>
-        </w:rPr>
-        <w:t>Because each starvation period was conducted in a separate experimental round, starvation period and</w:t>
-      </w:r>
-      <w:r>
-        <w:rPr>
-          <w:rFonts w:eastAsiaTheme="minorEastAsia"/>
-          <w:lang w:val="en-GB"/>
-        </w:rPr>
-        <w:t xml:space="preserve"> experimental</w:t>
-      </w:r>
-      <w:r>
-        <w:rPr>
-          <w:rFonts w:eastAsiaTheme="minorEastAsia"/>
-          <w:lang w:val="en-GB"/>
-        </w:rPr>
-        <w:t xml:space="preserve"> round were fully confounded by design</w:t>
-      </w:r>
-      <w:r>
-        <w:rPr>
-          <w:rFonts w:eastAsiaTheme="minorEastAsia"/>
-          <w:lang w:val="en-GB"/>
-        </w:rPr>
-        <w:t xml:space="preserve">. </w:t>
-      </w:r>
-      <w:r>
-        <w:rPr>
-          <w:rFonts w:eastAsiaTheme="minorEastAsia"/>
-          <w:lang w:val="en-GB"/>
-        </w:rPr>
-        <w:t xml:space="preserve">Consequently, round was excluded </w:t>
-      </w:r>
-      <w:r>
-        <w:rPr>
-          <w:lang w:val="en-GB"/>
-        </w:rPr>
-        <w:t xml:space="preserve">as a </w:t>
-      </w:r>
-      <w:r>
-        <w:rPr>
-          <w:lang w:val="en-GB"/>
-        </w:rPr>
-        <w:t xml:space="preserve">random effect. </w:t>
-      </w:r>
-      <w:commentRangeEnd w:id="25"/>
-      <w:r>
-        <w:rPr>
-          <w:rStyle w:val="CommentReference"/>
-          <w:sz w:val="22"/>
-          <w:szCs w:val="22"/>
-        </w:rPr>
-        <w:commentReference w:id="25"/>
-      </w:r>
-      <w:r>
-        <w:t xml:space="preserve">However, starvation period was included as a fixed effect </w:t>
-      </w:r>
-      <w:r>
-        <w:t>to test for differences in feeding across hunger states, acknowledging that observed effects may reflect round-specific variation rather than hunger alone.</w:t>
+        <w:t>AICc = 14.38)</w:t>
+      </w:r>
+      <w:r>
+        <w:t>.</w:t>
       </w:r>
       <w:r>
         <w:t xml:space="preserve"> </w:t>
       </w:r>
       <w:r>
-        <w:t>Model selection using AICc indicated that sta</w:t>
-      </w:r>
-      <w:r>
-        <w:t xml:space="preserve">rvation period alone provided the best fit, </w:t>
-      </w:r>
-      <w:r>
-        <w:t xml:space="preserve">with </w:t>
-      </w:r>
-      <w:r>
-        <w:t>treatment not improving model fit (delta_AICc = 14.38)</w:t>
+        <w:t xml:space="preserve">Therefore, treatment effects were excluded from the main model and instead examined separately within each starvation period using stratified linear models to avoid confounding treatment comparisons with the starvation-round confounding. Model assumptions were verified using residual diagnostics (Q-Q plots and residual plots) and testing normality of residuals using the Shapiro-Wilk test. </w:t>
+      </w:r>
+      <w:r>
+        <w:t>As</w:t>
+      </w:r>
+      <w:r>
+        <w:t xml:space="preserve"> residuals at day 0 starvation violated normality assumptions (p = 0.011), a non-parametric Kruskal-</w:t>
+      </w:r>
+      <w:proofErr w:type="gramStart"/>
+      <w:r>
+        <w:t>Wallis</w:t>
+      </w:r>
+      <w:proofErr w:type="gramEnd"/>
+      <w:r>
+        <w:t xml:space="preserve"> test </w:t>
+      </w:r>
+      <w:r>
+        <w:t xml:space="preserve">was </w:t>
+      </w:r>
+      <w:r>
+        <w:t>executed</w:t>
       </w:r>
       <w:r>
         <w:t>.</w:t>
@@ -3813,7 +3463,13 @@
         <w:t xml:space="preserve"> </w:t>
       </w:r>
       <w:r>
-        <w:t>Therefore, treatment effects were excluded from the main model and instead examined separately within each starvation period using stratified linear models to avoid confounding treatment comparisons with the starvation-round confounding. Model assumptions were verified using residual diagnostics (Q-Q plots and residual plots) and testing normality of residuals using the Shapiro-Wilk test. Pairwise comparisons for starvation period were conducted using estimated marginal means with Tukey adjustment for multiple comparisons.</w:t>
+        <w:t xml:space="preserve">Pairwise comparisons for starvation period were conducted using estimated marginal means with </w:t>
+      </w:r>
+      <w:r>
+        <w:t xml:space="preserve">Sidak </w:t>
+      </w:r>
+      <w:r>
+        <w:t>adjustment for multiple comparisons.</w:t>
       </w:r>
     </w:p>
     <w:p>
@@ -3892,7 +3548,13 @@
         <w:rPr>
           <w:rFonts w:eastAsiaTheme="minorEastAsia"/>
         </w:rPr>
-        <w:t>under dark condition, kōura exposed to catfish used refuge significantly more than those exposed to eels (</w:t>
+        <w:t>U</w:t>
+      </w:r>
+      <w:r>
+        <w:rPr>
+          <w:rFonts w:eastAsiaTheme="minorEastAsia"/>
+        </w:rPr>
+        <w:t>nder dark condition, kōura exposed to catfish used refuge significantly more than those exposed to eels (</w:t>
       </w:r>
       <w:r>
         <w:rPr>
@@ -3926,13 +3588,25 @@
         <w:rPr>
           <w:rFonts w:eastAsiaTheme="minorEastAsia"/>
         </w:rPr>
-        <w:t xml:space="preserve">. </w:t>
-      </w:r>
-      <w:r>
-        <w:rPr>
-          <w:rFonts w:eastAsiaTheme="minorEastAsia"/>
-        </w:rPr>
-        <w:t xml:space="preserve">The </w:t>
+        <w:t xml:space="preserve">, </w:t>
+      </w:r>
+      <w:r>
+        <w:rPr>
+          <w:rFonts w:eastAsiaTheme="minorEastAsia"/>
+        </w:rPr>
+        <w:t>however</w:t>
+      </w:r>
+      <w:r>
+        <w:rPr>
+          <w:rFonts w:eastAsiaTheme="minorEastAsia"/>
+        </w:rPr>
+        <w:t xml:space="preserve"> t</w:t>
+      </w:r>
+      <w:r>
+        <w:rPr>
+          <w:rFonts w:eastAsiaTheme="minorEastAsia"/>
+        </w:rPr>
+        <w:t xml:space="preserve">he </w:t>
       </w:r>
       <w:r>
         <w:rPr>
@@ -3956,7 +3630,19 @@
         <w:rPr>
           <w:rFonts w:eastAsiaTheme="minorEastAsia"/>
         </w:rPr>
-        <w:t>with either catfish or</w:t>
+        <w:t xml:space="preserve">with either </w:t>
+      </w:r>
+      <w:r>
+        <w:rPr>
+          <w:rFonts w:eastAsiaTheme="minorEastAsia"/>
+        </w:rPr>
+        <w:t xml:space="preserve">the </w:t>
+      </w:r>
+      <w:r>
+        <w:rPr>
+          <w:rFonts w:eastAsiaTheme="minorEastAsia"/>
+        </w:rPr>
+        <w:t>catfish or</w:t>
       </w:r>
       <w:r>
         <w:rPr>
@@ -4189,7 +3875,7 @@
         </w:rPr>
         <w:t xml:space="preserve">For all treatments individual kōura were highly variable in </w:t>
       </w:r>
-      <w:bookmarkStart w:id="26" w:name="_Int_7INuAxU1"/>
+      <w:bookmarkStart w:id="5" w:name="_Int_7INuAxU1"/>
       <w:r>
         <w:rPr>
           <w:rFonts w:eastAsiaTheme="minorEastAsia"/>
@@ -4197,7 +3883,7 @@
         </w:rPr>
         <w:t>their</w:t>
       </w:r>
-      <w:bookmarkEnd w:id="26"/>
+      <w:bookmarkEnd w:id="5"/>
       <w:r>
         <w:rPr>
           <w:rFonts w:eastAsiaTheme="minorEastAsia"/>
@@ -4421,7 +4107,21 @@
         <w:rPr>
           <w:rFonts w:eastAsiaTheme="minorEastAsia"/>
         </w:rPr>
-        <w:t xml:space="preserve"> = 0.011), the non-parametric Kruskal-Wallis test confirmed no treatment effect (</w:t>
+        <w:t xml:space="preserve"> = 0.011), the non-parametric Kruskal-</w:t>
+      </w:r>
+      <w:proofErr w:type="gramStart"/>
+      <w:r>
+        <w:rPr>
+          <w:rFonts w:eastAsiaTheme="minorEastAsia"/>
+        </w:rPr>
+        <w:t>Wallis</w:t>
+      </w:r>
+      <w:proofErr w:type="gramEnd"/>
+      <w:r>
+        <w:rPr>
+          <w:rFonts w:eastAsiaTheme="minorEastAsia"/>
+        </w:rPr>
+        <w:t xml:space="preserve"> test confirmed no treatment effect (</w:t>
       </w:r>
       <w:r>
         <w:rPr>
@@ -4435,7 +4135,39 @@
         <w:rPr>
           <w:rFonts w:eastAsiaTheme="minorEastAsia"/>
         </w:rPr>
-        <w:t xml:space="preserve"> = 0.317). Days 3 and 4 met normality assumptions and showed no significant treatment effects (</w:t>
+        <w:t xml:space="preserve"> = 0.317). </w:t>
+      </w:r>
+      <w:r>
+        <w:rPr>
+          <w:rFonts w:eastAsiaTheme="minorEastAsia"/>
+          <w:lang w:val="en-GB"/>
+        </w:rPr>
+        <w:t>S</w:t>
+      </w:r>
+      <w:r>
+        <w:rPr>
+          <w:rFonts w:eastAsiaTheme="minorEastAsia"/>
+          <w:lang w:val="en-GB"/>
+        </w:rPr>
+        <w:t>tarvation</w:t>
+      </w:r>
+      <w:r>
+        <w:rPr>
+          <w:rFonts w:eastAsiaTheme="minorEastAsia"/>
+        </w:rPr>
+        <w:t xml:space="preserve"> </w:t>
+      </w:r>
+      <w:r>
+        <w:rPr>
+          <w:rFonts w:eastAsiaTheme="minorEastAsia"/>
+        </w:rPr>
+        <w:t>d</w:t>
+      </w:r>
+      <w:r>
+        <w:rPr>
+          <w:rFonts w:eastAsiaTheme="minorEastAsia"/>
+        </w:rPr>
+        <w:t>ays 3 and 4 met normality assumptions and showed no significant treatment effects (</w:t>
       </w:r>
       <w:r>
         <w:rPr>
@@ -4697,7 +4429,19 @@
         <w:rPr>
           <w:rFonts w:eastAsiaTheme="minorEastAsia"/>
         </w:rPr>
-        <w:t>(ie.</w:t>
+        <w:t>(i</w:t>
+      </w:r>
+      <w:r>
+        <w:rPr>
+          <w:rFonts w:eastAsiaTheme="minorEastAsia"/>
+        </w:rPr>
+        <w:t>.</w:t>
+      </w:r>
+      <w:r>
+        <w:rPr>
+          <w:rFonts w:eastAsiaTheme="minorEastAsia"/>
+        </w:rPr>
+        <w:t>e.</w:t>
       </w:r>
       <w:r>
         <w:rPr>
@@ -4742,31 +4486,40 @@
         <w:t>far-</w:t>
       </w:r>
       <w:r>
+        <w:rPr>
+          <w:rFonts w:eastAsiaTheme="minorEastAsia"/>
+        </w:rPr>
+        <w:t xml:space="preserve">reaching </w:t>
+      </w:r>
+      <w:r>
+        <w:rPr>
+          <w:rFonts w:eastAsiaTheme="minorEastAsia"/>
+        </w:rPr>
+        <w:t xml:space="preserve">consequences </w:t>
+      </w:r>
+      <w:r>
+        <w:rPr>
+          <w:rFonts w:eastAsiaTheme="minorEastAsia"/>
+        </w:rPr>
+        <w:t xml:space="preserve">on invaded ecosystems. </w:t>
+      </w:r>
+      <w:r>
+        <w:rPr>
+          <w:rFonts w:eastAsiaTheme="minorEastAsia"/>
+        </w:rPr>
+        <w:t>The</w:t>
+      </w:r>
+      <w:r>
+        <w:rPr>
+          <w:rFonts w:eastAsiaTheme="minorEastAsia"/>
+        </w:rPr>
         <w:t xml:space="preserve"> </w:t>
       </w:r>
       <w:r>
         <w:rPr>
           <w:rFonts w:eastAsiaTheme="minorEastAsia"/>
         </w:rPr>
-        <w:t xml:space="preserve">reaching </w:t>
-      </w:r>
-      <w:r>
-        <w:rPr>
-          <w:rFonts w:eastAsiaTheme="minorEastAsia"/>
-        </w:rPr>
-        <w:t xml:space="preserve">consequences </w:t>
-      </w:r>
-      <w:r>
-        <w:rPr>
-          <w:rFonts w:eastAsiaTheme="minorEastAsia"/>
-        </w:rPr>
-        <w:t xml:space="preserve">on invaded ecosystems. Our </w:t>
-      </w:r>
-      <w:r>
-        <w:rPr>
-          <w:rFonts w:eastAsiaTheme="minorEastAsia"/>
-        </w:rPr>
-        <w:t xml:space="preserve">findings </w:t>
+        <w:t xml:space="preserve">results in our experiments </w:t>
       </w:r>
       <w:r>
         <w:rPr>
@@ -4784,7 +4537,19 @@
         <w:rPr>
           <w:rFonts w:eastAsiaTheme="minorEastAsia"/>
         </w:rPr>
-        <w:t xml:space="preserve">the introduction of a novel predator effectively changes the prey’s fear landscape in ways that a </w:t>
+        <w:t xml:space="preserve">the introduction of a novel predator </w:t>
+      </w:r>
+      <w:r>
+        <w:rPr>
+          <w:rFonts w:eastAsiaTheme="minorEastAsia"/>
+        </w:rPr>
+        <w:t>may</w:t>
+      </w:r>
+      <w:r>
+        <w:rPr>
+          <w:rFonts w:eastAsiaTheme="minorEastAsia"/>
+        </w:rPr>
+        <w:t xml:space="preserve"> change the prey’s fear landscape in ways that a </w:t>
       </w:r>
       <w:r>
         <w:rPr>
@@ -4808,13 +4573,49 @@
         <w:rPr>
           <w:rFonts w:eastAsiaTheme="minorEastAsia"/>
         </w:rPr>
-        <w:t xml:space="preserve"> are a keystone species and an ecosystem engineer </w:t>
-      </w:r>
-      <w:r>
-        <w:rPr>
-          <w:rFonts w:eastAsiaTheme="minorEastAsia"/>
-        </w:rPr>
-        <w:t xml:space="preserve">in Aotearoa, meaning that </w:t>
+        <w:t xml:space="preserve"> are a keystone species </w:t>
+      </w:r>
+      <w:r>
+        <w:rPr>
+          <w:rFonts w:eastAsiaTheme="minorEastAsia"/>
+        </w:rPr>
+        <w:t xml:space="preserve">that act as </w:t>
+      </w:r>
+      <w:r>
+        <w:rPr>
+          <w:rFonts w:eastAsiaTheme="minorEastAsia"/>
+        </w:rPr>
+        <w:t>ecosystem engineer</w:t>
+      </w:r>
+      <w:r>
+        <w:rPr>
+          <w:rFonts w:eastAsiaTheme="minorEastAsia"/>
+        </w:rPr>
+        <w:t>s</w:t>
+      </w:r>
+      <w:r>
+        <w:rPr>
+          <w:rFonts w:eastAsiaTheme="minorEastAsia"/>
+        </w:rPr>
+        <w:t xml:space="preserve"> </w:t>
+      </w:r>
+      <w:r>
+        <w:rPr>
+          <w:rFonts w:eastAsiaTheme="minorEastAsia"/>
+        </w:rPr>
+        <w:t>in Aotearoa</w:t>
+      </w:r>
+      <w:r>
+        <w:rPr>
+          <w:rFonts w:eastAsiaTheme="minorEastAsia"/>
+        </w:rPr>
+        <w:t xml:space="preserve"> freshwaters</w:t>
+      </w:r>
+      <w:r>
+        <w:rPr>
+          <w:rFonts w:eastAsiaTheme="minorEastAsia"/>
+        </w:rPr>
+        <w:t xml:space="preserve">, meaning that </w:t>
       </w:r>
       <w:r>
         <w:rPr>
@@ -4856,7 +4657,37 @@
         <w:rPr>
           <w:rFonts w:eastAsiaTheme="minorEastAsia"/>
         </w:rPr>
-        <w:t xml:space="preserve"> resources or other species through non</w:t>
+        <w:t xml:space="preserve"> </w:t>
+      </w:r>
+      <w:r>
+        <w:rPr>
+          <w:rFonts w:eastAsiaTheme="minorEastAsia"/>
+        </w:rPr>
+        <w:t>ecosystem-level properties (</w:t>
+      </w:r>
+      <w:r>
+        <w:rPr>
+          <w:rFonts w:eastAsiaTheme="minorEastAsia"/>
+        </w:rPr>
+        <w:t xml:space="preserve">e.g., </w:t>
+      </w:r>
+      <w:r>
+        <w:rPr>
+          <w:rFonts w:eastAsiaTheme="minorEastAsia"/>
+        </w:rPr>
+        <w:t>resources or other species</w:t>
+      </w:r>
+      <w:r>
+        <w:rPr>
+          <w:rFonts w:eastAsiaTheme="minorEastAsia"/>
+        </w:rPr>
+        <w:t>)</w:t>
+      </w:r>
+      <w:r>
+        <w:rPr>
+          <w:rFonts w:eastAsiaTheme="minorEastAsia"/>
+        </w:rPr>
+        <w:t xml:space="preserve"> through non</w:t>
       </w:r>
       <w:r>
         <w:rPr>
@@ -4868,7 +4699,7 @@
         <w:rPr>
           <w:rFonts w:eastAsiaTheme="minorEastAsia"/>
         </w:rPr>
-        <w:t xml:space="preserve">consumptive pathways (Peacor &amp; Werner 2001). Such trait-mediated indirect effects represent a form of behavioural trophic cascade (Schmitz et al. 1997), whereby predator presence alone drives ecosystem-level change. Our </w:t>
+        <w:t xml:space="preserve">consumptive pathways (Peacor &amp; Werner 2001). Such indirect effects represent a form of behavioural trophic cascade (Schmitz et al. 1997), whereby predator presence alone drives ecosystem-level change. Our </w:t>
       </w:r>
       <w:r>
         <w:rPr>
@@ -4910,19 +4741,37 @@
         <w:rPr>
           <w:rFonts w:eastAsiaTheme="minorEastAsia"/>
         </w:rPr>
-        <w:t xml:space="preserve"> a generalised over-response</w:t>
-      </w:r>
-      <w:r>
-        <w:rPr>
-          <w:rFonts w:eastAsiaTheme="minorEastAsia"/>
-        </w:rPr>
-        <w:t>,</w:t>
-      </w:r>
-      <w:r>
-        <w:rPr>
-          <w:rFonts w:eastAsiaTheme="minorEastAsia"/>
-        </w:rPr>
-        <w:t xml:space="preserve"> consistent with generalisation theory (Sih et al. 2010; Ehlman et al. 2019), which </w:t>
+        <w:t xml:space="preserve"> a</w:t>
+      </w:r>
+      <w:r>
+        <w:rPr>
+          <w:rFonts w:eastAsiaTheme="minorEastAsia"/>
+        </w:rPr>
+        <w:t>n</w:t>
+      </w:r>
+      <w:r>
+        <w:rPr>
+          <w:rFonts w:eastAsiaTheme="minorEastAsia"/>
+        </w:rPr>
+        <w:t xml:space="preserve"> over-</w:t>
+      </w:r>
+      <w:r>
+        <w:rPr>
+          <w:rFonts w:eastAsiaTheme="minorEastAsia"/>
+        </w:rPr>
+        <w:t xml:space="preserve">avoiding </w:t>
+      </w:r>
+      <w:r>
+        <w:rPr>
+          <w:rFonts w:eastAsiaTheme="minorEastAsia"/>
+        </w:rPr>
+        <w:t xml:space="preserve">response consistent with generalisation theory (Sih et al. 2010; Ehlman et al. 2019), which </w:t>
+      </w:r>
+      <w:r>
+        <w:rPr>
+          <w:rFonts w:eastAsiaTheme="minorEastAsia"/>
+        </w:rPr>
+        <w:t xml:space="preserve">potentially </w:t>
       </w:r>
       <w:r>
         <w:rPr>
@@ -4982,14 +4831,35 @@
           <w:rFonts w:eastAsiaTheme="minorEastAsia"/>
           <w:lang w:val="en-GB"/>
         </w:rPr>
-        <w:t xml:space="preserve">Kōura demonstrated </w:t>
-      </w:r>
-      <w:r>
-        <w:rPr>
-          <w:rFonts w:eastAsiaTheme="minorEastAsia"/>
-          <w:lang w:val="en-GB"/>
-        </w:rPr>
-        <w:t xml:space="preserve">in the dark </w:t>
+        <w:t xml:space="preserve">Under dark </w:t>
+      </w:r>
+      <w:r>
+        <w:rPr>
+          <w:rFonts w:eastAsiaTheme="minorEastAsia"/>
+          <w:lang w:val="en-GB"/>
+        </w:rPr>
+        <w:t>conditions</w:t>
+      </w:r>
+      <w:r>
+        <w:rPr>
+          <w:rFonts w:eastAsiaTheme="minorEastAsia"/>
+          <w:lang w:val="en-GB"/>
+        </w:rPr>
+        <w:t>, k</w:t>
+      </w:r>
+      <w:r>
+        <w:rPr>
+          <w:rFonts w:eastAsiaTheme="minorEastAsia"/>
+          <w:lang w:val="en-GB"/>
+        </w:rPr>
+        <w:t>ōura demonstrated</w:t>
+      </w:r>
+      <w:r>
+        <w:rPr>
+          <w:rFonts w:eastAsiaTheme="minorEastAsia"/>
+          <w:lang w:val="en-GB"/>
+        </w:rPr>
+        <w:t xml:space="preserve"> </w:t>
       </w:r>
       <w:r>
         <w:rPr>
@@ -5044,7 +4914,19 @@
         <w:rPr>
           <w:rFonts w:eastAsiaTheme="minorEastAsia"/>
         </w:rPr>
-        <w:t xml:space="preserve">Instead, kōura exhibited an enhanced defensive response to the novel predator. Such an </w:t>
+        <w:t xml:space="preserve">Instead, kōura </w:t>
+      </w:r>
+      <w:r>
+        <w:rPr>
+          <w:rFonts w:eastAsiaTheme="minorEastAsia"/>
+        </w:rPr>
+        <w:t xml:space="preserve">seemingly </w:t>
+      </w:r>
+      <w:r>
+        <w:rPr>
+          <w:rFonts w:eastAsiaTheme="minorEastAsia"/>
+        </w:rPr>
+        <w:t xml:space="preserve">exhibited an enhanced defensive response to the novel predator. Such </w:t>
       </w:r>
       <w:r>
         <w:rPr>
@@ -5141,7 +5023,25 @@
         <w:rPr>
           <w:rFonts w:eastAsiaTheme="minorEastAsia"/>
         </w:rPr>
-        <w:t>Unlike classic prey naivety scenarios where the novel predator poses no actual threat, catfish genuinely predate kōura, meaning the heightened refuge response carries a real energetic cost but is not disproportionate to actual risk</w:t>
+        <w:t xml:space="preserve">Unlike classic prey naivety scenarios where the novel predator poses no actual threat, catfish genuinely predate kōura, meaning the heightened refuge response carries a real energetic cost but is not disproportionate to </w:t>
+      </w:r>
+      <w:r>
+        <w:rPr>
+          <w:rFonts w:eastAsiaTheme="minorEastAsia"/>
+        </w:rPr>
+        <w:t xml:space="preserve">the </w:t>
+      </w:r>
+      <w:r>
+        <w:rPr>
+          <w:rFonts w:eastAsiaTheme="minorEastAsia"/>
+        </w:rPr>
+        <w:t>actual risk</w:t>
+      </w:r>
+      <w:r>
+        <w:rPr>
+          <w:rFonts w:eastAsiaTheme="minorEastAsia"/>
+        </w:rPr>
+        <w:t xml:space="preserve"> of predation</w:t>
       </w:r>
       <w:r>
         <w:rPr>
@@ -5197,13 +5097,26 @@
         </w:rPr>
         <w:t xml:space="preserve">. </w:t>
       </w:r>
-      <w:commentRangeStart w:id="27"/>
-      <w:r>
-        <w:rPr>
-          <w:rFonts w:eastAsiaTheme="minorEastAsia"/>
-          <w:lang w:val="en-GB"/>
-        </w:rPr>
-        <w:t xml:space="preserve">This </w:t>
+      <w:r>
+        <w:rPr>
+          <w:rFonts w:eastAsiaTheme="minorEastAsia"/>
+          <w:lang w:val="en-GB"/>
+        </w:rPr>
+        <w:t>This</w:t>
+      </w:r>
+      <w:r>
+        <w:rPr>
+          <w:rFonts w:eastAsiaTheme="minorEastAsia"/>
+          <w:lang w:val="en-GB"/>
+        </w:rPr>
+        <w:t xml:space="preserve"> result</w:t>
+      </w:r>
+      <w:r>
+        <w:rPr>
+          <w:rFonts w:eastAsiaTheme="minorEastAsia"/>
+          <w:lang w:val="en-GB"/>
+        </w:rPr>
+        <w:t xml:space="preserve"> </w:t>
       </w:r>
       <w:r>
         <w:rPr>
@@ -5231,17 +5144,6 @@
           <w:rFonts w:eastAsiaTheme="minorEastAsia"/>
         </w:rPr>
         <w:t>mitigate both direct predation and fear-driven reductions in foraging, though direct field testing is needed.</w:t>
-      </w:r>
-      <w:commentRangeEnd w:id="27"/>
-      <w:r>
-        <w:rPr>
-          <w:rStyle w:val="CommentReference"/>
-          <w:rFonts w:eastAsiaTheme="minorEastAsia"/>
-          <w:sz w:val="22"/>
-          <w:szCs w:val="22"/>
-          <w:lang w:val="en-GB"/>
-        </w:rPr>
-        <w:commentReference w:id="27"/>
       </w:r>
     </w:p>
     <w:p>
@@ -5255,7 +5157,55 @@
         <w:rPr>
           <w:rFonts w:eastAsiaTheme="minorEastAsia"/>
         </w:rPr>
-        <w:t xml:space="preserve">Before treatments were added, refuge use was similar across treatments but highly variable, reflecting substantial individual behavioural variation. The control treatment showed increasing refuge use over time, particularly under light conditions, which is unsurprising given that kōura are nocturnally adapted and need to remain hidden during daylight to avoid visual predators such as </w:t>
+        <w:t xml:space="preserve">Before </w:t>
+      </w:r>
+      <w:r>
+        <w:rPr>
+          <w:rFonts w:eastAsiaTheme="minorEastAsia"/>
+        </w:rPr>
+        <w:t>fish</w:t>
+      </w:r>
+      <w:r>
+        <w:rPr>
+          <w:rFonts w:eastAsiaTheme="minorEastAsia"/>
+        </w:rPr>
+        <w:t xml:space="preserve"> were added</w:t>
+      </w:r>
+      <w:r>
+        <w:rPr>
+          <w:rFonts w:eastAsiaTheme="minorEastAsia"/>
+        </w:rPr>
+        <w:t xml:space="preserve"> to the tanks</w:t>
+      </w:r>
+      <w:r>
+        <w:rPr>
+          <w:rFonts w:eastAsiaTheme="minorEastAsia"/>
+        </w:rPr>
+        <w:t xml:space="preserve">, refuge use </w:t>
+      </w:r>
+      <w:r>
+        <w:rPr>
+          <w:rFonts w:eastAsiaTheme="minorEastAsia"/>
+        </w:rPr>
+        <w:t xml:space="preserve">by koūra </w:t>
+      </w:r>
+      <w:r>
+        <w:rPr>
+          <w:rFonts w:eastAsiaTheme="minorEastAsia"/>
+        </w:rPr>
+        <w:t>was similar across treatments but highly variable</w:t>
+      </w:r>
+      <w:r>
+        <w:rPr>
+          <w:rFonts w:eastAsiaTheme="minorEastAsia"/>
+        </w:rPr>
+        <w:t xml:space="preserve"> at the individual level</w:t>
+      </w:r>
+      <w:r>
+        <w:rPr>
+          <w:rFonts w:eastAsiaTheme="minorEastAsia"/>
+        </w:rPr>
+        <w:t xml:space="preserve">, reflecting substantial behavioural variation. The control treatment showed increasing refuge use over time, particularly under light conditions, which is unsurprising given that kōura are nocturnally adapted and need to remain hidden during daylight to avoid visual predators such as </w:t>
       </w:r>
       <w:r>
         <w:rPr>
@@ -5309,7 +5259,79 @@
         <w:rPr>
           <w:rFonts w:eastAsiaTheme="minorEastAsia"/>
         </w:rPr>
-        <w:t xml:space="preserve"> intermediate between the two predator treatments, though the reasons for this pattern are unclear from the current data. The differential response to catfish versus eels indicates biologically meaningful differences in non-consumptive effects between novel and native predator exposure.</w:t>
+        <w:t xml:space="preserve"> intermediate between the two predator treatments, though the reasons for this pattern are unclear from the current data. The </w:t>
+      </w:r>
+      <w:r>
+        <w:rPr>
+          <w:rFonts w:eastAsiaTheme="minorEastAsia"/>
+        </w:rPr>
+        <w:t>contrasting</w:t>
+      </w:r>
+      <w:r>
+        <w:rPr>
+          <w:rFonts w:eastAsiaTheme="minorEastAsia"/>
+        </w:rPr>
+        <w:t xml:space="preserve"> response</w:t>
+      </w:r>
+      <w:r>
+        <w:rPr>
+          <w:rFonts w:eastAsiaTheme="minorEastAsia"/>
+        </w:rPr>
+        <w:t>s</w:t>
+      </w:r>
+      <w:r>
+        <w:rPr>
+          <w:rFonts w:eastAsiaTheme="minorEastAsia"/>
+        </w:rPr>
+        <w:t xml:space="preserve"> </w:t>
+      </w:r>
+      <w:r>
+        <w:rPr>
+          <w:rFonts w:eastAsiaTheme="minorEastAsia"/>
+        </w:rPr>
+        <w:t xml:space="preserve">of kōura </w:t>
+      </w:r>
+      <w:r>
+        <w:rPr>
+          <w:rFonts w:eastAsiaTheme="minorEastAsia"/>
+        </w:rPr>
+        <w:t xml:space="preserve">to catfish </w:t>
+      </w:r>
+      <w:r>
+        <w:rPr>
+          <w:rFonts w:eastAsiaTheme="minorEastAsia"/>
+        </w:rPr>
+        <w:t>and</w:t>
+      </w:r>
+      <w:r>
+        <w:rPr>
+          <w:rFonts w:eastAsiaTheme="minorEastAsia"/>
+        </w:rPr>
+        <w:t xml:space="preserve"> eels indicates biologically meaningful differences in </w:t>
+      </w:r>
+      <w:r>
+        <w:rPr>
+          <w:rFonts w:eastAsiaTheme="minorEastAsia"/>
+        </w:rPr>
+        <w:t>NCE</w:t>
+      </w:r>
+      <w:r>
+        <w:rPr>
+          <w:rFonts w:eastAsiaTheme="minorEastAsia"/>
+        </w:rPr>
+        <w:t xml:space="preserve"> between </w:t>
+      </w:r>
+      <w:r>
+        <w:rPr>
+          <w:rFonts w:eastAsiaTheme="minorEastAsia"/>
+        </w:rPr>
+        <w:t xml:space="preserve">exposure to a </w:t>
+      </w:r>
+      <w:r>
+        <w:rPr>
+          <w:rFonts w:eastAsiaTheme="minorEastAsia"/>
+        </w:rPr>
+        <w:t>novel and native predator.</w:t>
       </w:r>
     </w:p>
     <w:p>
@@ -5325,38 +5347,64 @@
           <w:rFonts w:eastAsiaTheme="minorEastAsia"/>
           <w:lang w:val="en-GB"/>
         </w:rPr>
-        <w:t xml:space="preserve">In contrast to catfish exposure, kōura reduced their refuge use when exposed to eels. </w:t>
-      </w:r>
-      <w:r>
-        <w:rPr>
-          <w:rFonts w:eastAsiaTheme="minorEastAsia"/>
-        </w:rPr>
-        <w:t xml:space="preserve">This likely reflects the long evolutionary relationship between kōura and eels, though the strength of </w:t>
-      </w:r>
-      <w:commentRangeStart w:id="28"/>
-      <w:r>
-        <w:rPr>
-          <w:rFonts w:eastAsiaTheme="minorEastAsia"/>
-        </w:rPr>
-        <w:t xml:space="preserve">coevolutionary adaptation in these specific lakes remains uncertain, </w:t>
-      </w:r>
-      <w:r>
-        <w:rPr>
-          <w:rFonts w:eastAsiaTheme="minorEastAsia"/>
-        </w:rPr>
-        <w:t>due to</w:t>
-      </w:r>
-      <w:r>
-        <w:rPr>
-          <w:rFonts w:eastAsiaTheme="minorEastAsia"/>
-        </w:rPr>
-        <w:t xml:space="preserve"> potential historical separation </w:t>
-      </w:r>
-      <w:r>
-        <w:rPr>
-          <w:rFonts w:eastAsiaTheme="minorEastAsia"/>
-        </w:rPr>
-        <w:t>after</w:t>
+        <w:t xml:space="preserve">Unlike the response when exposed to </w:t>
+      </w:r>
+      <w:r>
+        <w:rPr>
+          <w:rFonts w:eastAsiaTheme="minorEastAsia"/>
+          <w:lang w:val="en-GB"/>
+        </w:rPr>
+        <w:t xml:space="preserve">catfish, kōura reduced their refuge use </w:t>
+      </w:r>
+      <w:r>
+        <w:rPr>
+          <w:rFonts w:eastAsiaTheme="minorEastAsia"/>
+          <w:lang w:val="en-GB"/>
+        </w:rPr>
+        <w:t>in the presence of</w:t>
+      </w:r>
+      <w:r>
+        <w:rPr>
+          <w:rFonts w:eastAsiaTheme="minorEastAsia"/>
+          <w:lang w:val="en-GB"/>
+        </w:rPr>
+        <w:t xml:space="preserve"> eels. </w:t>
+      </w:r>
+      <w:r>
+        <w:rPr>
+          <w:rFonts w:eastAsiaTheme="minorEastAsia"/>
+        </w:rPr>
+        <w:t xml:space="preserve">This </w:t>
+      </w:r>
+      <w:r>
+        <w:rPr>
+          <w:rFonts w:eastAsiaTheme="minorEastAsia"/>
+        </w:rPr>
+        <w:t xml:space="preserve">contrasting response </w:t>
+      </w:r>
+      <w:r>
+        <w:rPr>
+          <w:rFonts w:eastAsiaTheme="minorEastAsia"/>
+        </w:rPr>
+        <w:t>likely reflects the long evolutionary relationship between kōura and eels, though the strength of coevolutionary adaptation in these specific lakes remains uncertain</w:t>
+      </w:r>
+      <w:r>
+        <w:rPr>
+          <w:rFonts w:eastAsiaTheme="minorEastAsia"/>
+        </w:rPr>
+        <w:t>. The lakes naturally have restricted access</w:t>
+      </w:r>
+      <w:r>
+        <w:rPr>
+          <w:rFonts w:eastAsiaTheme="minorEastAsia"/>
+        </w:rPr>
+        <w:t xml:space="preserve"> to the coast limiting the number of eels</w:t>
+      </w:r>
+      <w:r>
+        <w:rPr>
+          <w:rFonts w:eastAsiaTheme="minorEastAsia"/>
+        </w:rPr>
+        <w:t xml:space="preserve"> present</w:t>
       </w:r>
       <w:r>
         <w:rPr>
@@ -5368,13 +5416,56 @@
         <w:rPr>
           <w:rFonts w:eastAsiaTheme="minorEastAsia"/>
         </w:rPr>
-        <w:t xml:space="preserve">the Kaharoa eruption (~AD 1314; Hogg et al. 2003), approximately 700 years </w:t>
-      </w:r>
-      <w:r>
-        <w:rPr>
-          <w:rFonts w:eastAsiaTheme="minorEastAsia"/>
-        </w:rPr>
-        <w:t>ago</w:t>
+        <w:t>and historical vulcanism has affect</w:t>
+      </w:r>
+      <w:r>
+        <w:rPr>
+          <w:rFonts w:eastAsiaTheme="minorEastAsia"/>
+        </w:rPr>
+        <w:t>ed</w:t>
+      </w:r>
+      <w:r>
+        <w:rPr>
+          <w:rFonts w:eastAsiaTheme="minorEastAsia"/>
+        </w:rPr>
+        <w:t xml:space="preserve"> these dyna</w:t>
+      </w:r>
+      <w:r>
+        <w:rPr>
+          <w:rFonts w:eastAsiaTheme="minorEastAsia"/>
+        </w:rPr>
+        <w:t xml:space="preserve">mics with a </w:t>
+      </w:r>
+      <w:r>
+        <w:rPr>
+          <w:rFonts w:eastAsiaTheme="minorEastAsia"/>
+        </w:rPr>
+        <w:t xml:space="preserve">potential historical separation </w:t>
+      </w:r>
+      <w:r>
+        <w:rPr>
+          <w:rFonts w:eastAsiaTheme="minorEastAsia"/>
+        </w:rPr>
+        <w:t xml:space="preserve">approximately 700 years ago </w:t>
+      </w:r>
+      <w:r>
+        <w:rPr>
+          <w:rFonts w:eastAsiaTheme="minorEastAsia"/>
+          <w:lang w:val="en-GB"/>
+        </w:rPr>
+        <w:t>following</w:t>
+      </w:r>
+      <w:r>
+        <w:rPr>
+          <w:rFonts w:eastAsiaTheme="minorEastAsia"/>
+        </w:rPr>
+        <w:t xml:space="preserve"> </w:t>
+      </w:r>
+      <w:r>
+        <w:rPr>
+          <w:rFonts w:eastAsiaTheme="minorEastAsia"/>
+        </w:rPr>
+        <w:t>the Kaharoa eruption (~AD 1314; Hogg et al. 2003)</w:t>
       </w:r>
       <w:r>
         <w:rPr>
@@ -5404,13 +5495,37 @@
         <w:rPr>
           <w:rFonts w:eastAsiaTheme="minorEastAsia"/>
         </w:rPr>
-        <w:t xml:space="preserve"> recognise</w:t>
-      </w:r>
-      <w:r>
-        <w:rPr>
-          <w:rFonts w:eastAsiaTheme="minorEastAsia"/>
-        </w:rPr>
-        <w:t xml:space="preserve"> the</w:t>
+        <w:t xml:space="preserve"> </w:t>
+      </w:r>
+      <w:r>
+        <w:rPr>
+          <w:rFonts w:eastAsiaTheme="minorEastAsia"/>
+        </w:rPr>
+        <w:t xml:space="preserve">to </w:t>
+      </w:r>
+      <w:r>
+        <w:rPr>
+          <w:rFonts w:eastAsiaTheme="minorEastAsia"/>
+        </w:rPr>
+        <w:t>recognise</w:t>
+      </w:r>
+      <w:r>
+        <w:rPr>
+          <w:rFonts w:eastAsiaTheme="minorEastAsia"/>
+        </w:rPr>
+        <w:t xml:space="preserve"> </w:t>
+      </w:r>
+      <w:r>
+        <w:rPr>
+          <w:rFonts w:eastAsiaTheme="minorEastAsia"/>
+        </w:rPr>
+        <w:t xml:space="preserve">chemical and visual cues from </w:t>
+      </w:r>
+      <w:r>
+        <w:rPr>
+          <w:rFonts w:eastAsiaTheme="minorEastAsia"/>
+        </w:rPr>
+        <w:t>the</w:t>
       </w:r>
       <w:r>
         <w:rPr>
@@ -5428,51 +5543,14 @@
         <w:rPr>
           <w:rFonts w:eastAsiaTheme="minorEastAsia"/>
         </w:rPr>
-        <w:t xml:space="preserve"> chemical and visual cues and respond in a proportionate rather than precautionary </w:t>
-      </w:r>
-      <w:commentRangeStart w:id="29"/>
-      <w:r>
-        <w:rPr>
-          <w:rFonts w:eastAsiaTheme="minorEastAsia"/>
-          <w:lang w:val="en-GB"/>
-        </w:rPr>
-        <w:t xml:space="preserve">way </w:t>
-      </w:r>
-      <w:commentRangeEnd w:id="29"/>
-      <w:r>
-        <w:rPr>
-          <w:rStyle w:val="CommentReference"/>
-          <w:rFonts w:eastAsiaTheme="minorEastAsia"/>
-          <w:sz w:val="22"/>
-          <w:szCs w:val="22"/>
-          <w:lang w:val="en-GB"/>
-        </w:rPr>
-        <w:commentReference w:id="29"/>
-      </w:r>
-      <w:r>
-        <w:rPr>
-          <w:rFonts w:eastAsiaTheme="minorEastAsia"/>
-          <w:lang w:val="en-GB"/>
-        </w:rPr>
-        <w:t xml:space="preserve">(Shave et al. 1994). </w:t>
-      </w:r>
-      <w:commentRangeEnd w:id="28"/>
-      <w:r>
-        <w:rPr>
-          <w:rStyle w:val="CommentReference"/>
-          <w:rFonts w:eastAsiaTheme="minorEastAsia"/>
-          <w:sz w:val="22"/>
-          <w:szCs w:val="22"/>
-          <w:lang w:val="en-GB"/>
-        </w:rPr>
-        <w:commentReference w:id="28"/>
-      </w:r>
-      <w:r>
-        <w:rPr>
-          <w:rFonts w:eastAsiaTheme="minorEastAsia"/>
-          <w:lang w:val="en-GB"/>
-        </w:rPr>
-        <w:t xml:space="preserve">Instead of hiding, kōura may rely on contextual information, such as predator size, movement patterns, or chemical concentrations, to modulate their response (Wood &amp; Moore 2020a). </w:t>
+        <w:t xml:space="preserve"> and respond in a proportionate rather than precautionary </w:t>
+      </w:r>
+      <w:r>
+        <w:rPr>
+          <w:rFonts w:eastAsiaTheme="minorEastAsia"/>
+          <w:lang w:val="en-GB"/>
+        </w:rPr>
+        <w:t xml:space="preserve">way (Shave et al. 1994). Instead of hiding, kōura may rely on contextual information, such as predator size, movement patterns, or chemical concentrations, to modulate their response (Wood &amp; Moore 2020a). </w:t>
       </w:r>
       <w:r>
         <w:rPr>
@@ -5520,13 +5598,7 @@
         <w:rPr>
           <w:rFonts w:eastAsiaTheme="minorEastAsia"/>
         </w:rPr>
-        <w:t xml:space="preserve">freshwaters </w:t>
-      </w:r>
-      <w:r>
-        <w:rPr>
-          <w:rFonts w:eastAsiaTheme="minorEastAsia"/>
-        </w:rPr>
-        <w:t xml:space="preserve">of </w:t>
+        <w:t xml:space="preserve">freshwaters of </w:t>
       </w:r>
       <w:r>
         <w:rPr>
@@ -5552,23 +5624,12 @@
         </w:rPr>
         <w:t>.</w:t>
       </w:r>
-      <w:commentRangeStart w:id="30"/>
       <w:r>
         <w:rPr>
           <w:rFonts w:eastAsiaTheme="minorEastAsia"/>
         </w:rPr>
         <w:t xml:space="preserve"> </w:t>
       </w:r>
-      <w:commentRangeEnd w:id="30"/>
-      <w:r>
-        <w:rPr>
-          <w:rStyle w:val="CommentReference"/>
-          <w:rFonts w:eastAsiaTheme="minorEastAsia"/>
-          <w:sz w:val="22"/>
-          <w:szCs w:val="22"/>
-        </w:rPr>
-        <w:commentReference w:id="30"/>
-      </w:r>
       <w:r>
         <w:rPr>
           <w:rFonts w:eastAsiaTheme="minorEastAsia"/>
@@ -5603,13 +5664,32 @@
         <w:rPr>
           <w:rFonts w:eastAsiaTheme="minorEastAsia"/>
         </w:rPr>
-        <w:t xml:space="preserve"> than a </w:t>
-      </w:r>
-      <w:r>
-        <w:rPr>
-          <w:rFonts w:eastAsiaTheme="minorEastAsia"/>
-        </w:rPr>
-        <w:t xml:space="preserve">blanket </w:t>
+        <w:t xml:space="preserve"> than a</w:t>
+      </w:r>
+      <w:r>
+        <w:rPr>
+          <w:rFonts w:eastAsiaTheme="minorEastAsia"/>
+        </w:rPr>
+        <w:t>n</w:t>
+      </w:r>
+      <w:r>
+        <w:rPr>
+          <w:rFonts w:eastAsiaTheme="minorEastAsia"/>
+        </w:rPr>
+        <w:t xml:space="preserve"> </w:t>
+      </w:r>
+      <w:r>
+        <w:rPr>
+          <w:rFonts w:eastAsiaTheme="minorEastAsia"/>
+          <w:lang w:val="en-GB"/>
+        </w:rPr>
+        <w:t>over-generalised</w:t>
+      </w:r>
+      <w:r>
+        <w:rPr>
+          <w:rFonts w:eastAsiaTheme="minorEastAsia"/>
+        </w:rPr>
+        <w:t xml:space="preserve"> </w:t>
       </w:r>
       <w:r>
         <w:rPr>
@@ -5622,7 +5702,21 @@
           <w:rFonts w:eastAsiaTheme="minorEastAsia"/>
           <w:lang w:val="en-GB"/>
         </w:rPr>
-        <w:t>This pattern was most pronounced in the dark conditions, where all three treatments began similarly but changed progressively over the course of the experiment</w:t>
+        <w:t>This pattern was most pronounced in the dark conditions, where</w:t>
+      </w:r>
+      <w:r>
+        <w:rPr>
+          <w:rFonts w:eastAsiaTheme="minorEastAsia"/>
+          <w:lang w:val="en-GB"/>
+        </w:rPr>
+        <w:t xml:space="preserve"> kōura refuge use in</w:t>
+      </w:r>
+      <w:r>
+        <w:rPr>
+          <w:rFonts w:eastAsiaTheme="minorEastAsia"/>
+          <w:lang w:val="en-GB"/>
+        </w:rPr>
+        <w:t xml:space="preserve"> all three treatments began similarly but changed progressively over the course of the experiment</w:t>
       </w:r>
       <w:r>
         <w:rPr>
@@ -5634,15 +5728,141 @@
       <w:r>
         <w:rPr>
           <w:rFonts w:eastAsiaTheme="minorEastAsia"/>
-        </w:rPr>
-        <w:t xml:space="preserve">The catfish treatment steadily increased </w:t>
-      </w:r>
-      <w:r>
-        <w:rPr>
-          <w:rFonts w:eastAsiaTheme="minorEastAsia"/>
-          <w:lang w:val="en-GB"/>
-        </w:rPr>
-        <w:t>in refuge use, while eel treatment stayed alongside the control, declining to baseline levels by the end of the during period. This suggests that under conditions most relevant to kōura natural activity, chemical recognition of the familiar eel predator is sufficient to enable a calibrated, low-cost response, while the unfamiliar catfish continues to elicit sustained precautionary refuge use (Shave et al. 1994; Wood &amp; Moore 2020b).</w:t>
+          <w:lang w:val="en-GB"/>
+        </w:rPr>
+        <w:t>Kōura in t</w:t>
+      </w:r>
+      <w:r>
+        <w:rPr>
+          <w:rFonts w:eastAsiaTheme="minorEastAsia"/>
+        </w:rPr>
+        <w:t xml:space="preserve">he catfish treatment steadily increased </w:t>
+      </w:r>
+      <w:r>
+        <w:rPr>
+          <w:rFonts w:eastAsiaTheme="minorEastAsia"/>
+          <w:lang w:val="en-GB"/>
+        </w:rPr>
+        <w:t xml:space="preserve">their </w:t>
+      </w:r>
+      <w:r>
+        <w:rPr>
+          <w:rFonts w:eastAsiaTheme="minorEastAsia"/>
+          <w:lang w:val="en-GB"/>
+        </w:rPr>
+        <w:t>refuge use, while</w:t>
+      </w:r>
+      <w:r>
+        <w:rPr>
+          <w:rFonts w:eastAsiaTheme="minorEastAsia"/>
+          <w:lang w:val="en-GB"/>
+        </w:rPr>
+        <w:t xml:space="preserve"> kōura in the</w:t>
+      </w:r>
+      <w:r>
+        <w:rPr>
+          <w:rFonts w:eastAsiaTheme="minorEastAsia"/>
+          <w:lang w:val="en-GB"/>
+        </w:rPr>
+        <w:t xml:space="preserve"> eel treatment </w:t>
+      </w:r>
+      <w:r>
+        <w:rPr>
+          <w:rFonts w:eastAsiaTheme="minorEastAsia"/>
+          <w:lang w:val="en-GB"/>
+        </w:rPr>
+        <w:t>showed similar behaviour to th</w:t>
+      </w:r>
+      <w:r>
+        <w:rPr>
+          <w:rFonts w:eastAsiaTheme="minorEastAsia"/>
+          <w:lang w:val="en-GB"/>
+        </w:rPr>
+        <w:t>ose in the</w:t>
+      </w:r>
+      <w:r>
+        <w:rPr>
+          <w:rFonts w:eastAsiaTheme="minorEastAsia"/>
+          <w:lang w:val="en-GB"/>
+        </w:rPr>
+        <w:t xml:space="preserve"> control</w:t>
+      </w:r>
+      <w:r>
+        <w:rPr>
+          <w:rFonts w:eastAsiaTheme="minorEastAsia"/>
+          <w:lang w:val="en-GB"/>
+        </w:rPr>
+        <w:t xml:space="preserve"> treatment</w:t>
+      </w:r>
+      <w:r>
+        <w:rPr>
+          <w:rFonts w:eastAsiaTheme="minorEastAsia"/>
+          <w:lang w:val="en-GB"/>
+        </w:rPr>
+        <w:t xml:space="preserve">, </w:t>
+      </w:r>
+      <w:r>
+        <w:rPr>
+          <w:rFonts w:eastAsiaTheme="minorEastAsia"/>
+          <w:lang w:val="en-GB"/>
+        </w:rPr>
+        <w:t xml:space="preserve">with </w:t>
+      </w:r>
+      <w:r>
+        <w:rPr>
+          <w:rFonts w:eastAsiaTheme="minorEastAsia"/>
+          <w:lang w:val="en-GB"/>
+        </w:rPr>
+        <w:t xml:space="preserve">decreases </w:t>
+      </w:r>
+      <w:r>
+        <w:rPr>
+          <w:rFonts w:eastAsiaTheme="minorEastAsia"/>
+          <w:lang w:val="en-GB"/>
+        </w:rPr>
+        <w:t xml:space="preserve">to baseline levels by the end of the </w:t>
+      </w:r>
+      <w:r>
+        <w:rPr>
+          <w:rFonts w:eastAsiaTheme="minorEastAsia"/>
+          <w:lang w:val="en-GB"/>
+        </w:rPr>
+        <w:t xml:space="preserve">observation </w:t>
+      </w:r>
+      <w:r>
+        <w:rPr>
+          <w:rFonts w:eastAsiaTheme="minorEastAsia"/>
+          <w:lang w:val="en-GB"/>
+        </w:rPr>
+        <w:t xml:space="preserve">period. This </w:t>
+      </w:r>
+      <w:r>
+        <w:rPr>
+          <w:rFonts w:eastAsiaTheme="minorEastAsia"/>
+          <w:lang w:val="en-GB"/>
+        </w:rPr>
+        <w:t xml:space="preserve">result </w:t>
+      </w:r>
+      <w:r>
+        <w:rPr>
+          <w:rFonts w:eastAsiaTheme="minorEastAsia"/>
+          <w:lang w:val="en-GB"/>
+        </w:rPr>
+        <w:t>suggests that under conditions most relevant to</w:t>
+      </w:r>
+      <w:r>
+        <w:rPr>
+          <w:rFonts w:eastAsiaTheme="minorEastAsia"/>
+          <w:lang w:val="en-GB"/>
+        </w:rPr>
+        <w:t xml:space="preserve"> natural activity by</w:t>
+      </w:r>
+      <w:r>
+        <w:rPr>
+          <w:rFonts w:eastAsiaTheme="minorEastAsia"/>
+          <w:lang w:val="en-GB"/>
+        </w:rPr>
+        <w:t xml:space="preserve"> kōura , chemical recognition of the familiar eel predator is sufficient to enable a calibrated, low-cost response, while the unfamiliar catfish continues to elicit sustained precautionary refuge use (Shave et al. 1994; Wood &amp; Moore 2020b).</w:t>
       </w:r>
       <w:r>
         <w:rPr>
@@ -5650,7 +5870,6 @@
         </w:rPr>
         <w:t xml:space="preserve"> </w:t>
       </w:r>
-      <w:commentRangeStart w:id="31"/>
       <w:r>
         <w:rPr>
           <w:rFonts w:eastAsiaTheme="minorEastAsia"/>
@@ -5663,9 +5882,22 @@
           <w:rFonts w:eastAsiaTheme="minorEastAsia"/>
           <w:lang w:val="en-GB"/>
         </w:rPr>
-        <w:t xml:space="preserve">the reduced refuge use observed in eel-exposed kōura may not simply reflect a lack of response, but could instead represent active </w:t>
-      </w:r>
-      <w:commentRangeStart w:id="32"/>
+        <w:t xml:space="preserve">the reduced refuge use observed in eel-exposed kōura may not reflect a lack of </w:t>
+      </w:r>
+      <w:r>
+        <w:rPr>
+          <w:rFonts w:eastAsiaTheme="minorEastAsia"/>
+          <w:lang w:val="en-GB"/>
+        </w:rPr>
+        <w:t>response but</w:t>
+      </w:r>
+      <w:r>
+        <w:rPr>
+          <w:rFonts w:eastAsiaTheme="minorEastAsia"/>
+          <w:lang w:val="en-GB"/>
+        </w:rPr>
+        <w:t xml:space="preserve"> could instead represent active </w:t>
+      </w:r>
       <w:r>
         <w:rPr>
           <w:rFonts w:eastAsiaTheme="minorEastAsia"/>
@@ -5699,62 +5931,67 @@
           <w:rFonts w:eastAsiaTheme="minorEastAsia"/>
           <w:lang w:val="en-GB"/>
         </w:rPr>
-        <w:t xml:space="preserve"> behaviour, kōura moving away from an area where they perceived themselves as vulnerable </w:t>
-      </w:r>
-      <w:r>
-        <w:rPr>
-          <w:rFonts w:eastAsiaTheme="minorEastAsia"/>
-        </w:rPr>
-        <w:t>in the confined tank space</w:t>
-      </w:r>
-      <w:commentRangeEnd w:id="32"/>
-      <w:r>
-        <w:rPr>
-          <w:rStyle w:val="CommentReference"/>
-          <w:rFonts w:eastAsiaTheme="minorEastAsia"/>
-          <w:sz w:val="22"/>
-          <w:szCs w:val="22"/>
-        </w:rPr>
-        <w:commentReference w:id="32"/>
-      </w:r>
-      <w:r>
-        <w:rPr>
-          <w:rFonts w:eastAsiaTheme="minorEastAsia"/>
-        </w:rPr>
-        <w:t>, rather than retreating to a refuge</w:t>
-      </w:r>
-      <w:ins w:id="33" w:author="Raven, Olivier (Student)" w:date="2026-05-20T16:57:00Z" w16du:dateUtc="2026-05-20T04:57:00Z">
-        <w:r>
-          <w:rPr>
-            <w:rFonts w:eastAsiaTheme="minorEastAsia"/>
-          </w:rPr>
-          <w:t>.</w:t>
-        </w:r>
-      </w:ins>
-      <w:r>
-        <w:rPr>
-          <w:rFonts w:eastAsiaTheme="minorEastAsia"/>
-        </w:rPr>
-        <w:t xml:space="preserve"> </w:t>
-      </w:r>
-      <w:del w:id="34" w:author="Raven, Olivier (Student)" w:date="2026-05-20T16:57:00Z" w16du:dateUtc="2026-05-20T04:57:00Z">
-        <w:r>
-          <w:rPr>
-            <w:rFonts w:eastAsiaTheme="minorEastAsia"/>
-          </w:rPr>
-          <w:delText>that may offer limited protection against a predator capable of pursuing prey into confined spaces.</w:delText>
-        </w:r>
-      </w:del>
-      <w:commentRangeEnd w:id="31"/>
-      <w:r>
-        <w:rPr>
-          <w:rStyle w:val="CommentReference"/>
-          <w:rFonts w:eastAsiaTheme="minorEastAsia"/>
-          <w:sz w:val="22"/>
-          <w:szCs w:val="22"/>
-          <w:lang w:val="en-GB"/>
-        </w:rPr>
-        <w:commentReference w:id="31"/>
+        <w:t xml:space="preserve"> behaviour</w:t>
+      </w:r>
+      <w:r>
+        <w:rPr>
+          <w:rFonts w:eastAsiaTheme="minorEastAsia"/>
+          <w:lang w:val="en-GB"/>
+        </w:rPr>
+        <w:t xml:space="preserve"> (i.e. a “flight” response). If this was the behavioural motivation</w:t>
+      </w:r>
+      <w:r>
+        <w:rPr>
+          <w:rFonts w:eastAsiaTheme="minorEastAsia"/>
+          <w:lang w:val="en-GB"/>
+        </w:rPr>
+        <w:t xml:space="preserve">, kōura </w:t>
+      </w:r>
+      <w:r>
+        <w:rPr>
+          <w:rFonts w:eastAsiaTheme="minorEastAsia"/>
+          <w:lang w:val="en-GB"/>
+        </w:rPr>
+        <w:t xml:space="preserve">would be attempting to </w:t>
+      </w:r>
+      <w:r>
+        <w:rPr>
+          <w:rFonts w:eastAsiaTheme="minorEastAsia"/>
+          <w:lang w:val="en-GB"/>
+        </w:rPr>
+        <w:t>mov</w:t>
+      </w:r>
+      <w:r>
+        <w:rPr>
+          <w:rFonts w:eastAsiaTheme="minorEastAsia"/>
+          <w:lang w:val="en-GB"/>
+        </w:rPr>
+        <w:t xml:space="preserve">e </w:t>
+      </w:r>
+      <w:r>
+        <w:rPr>
+          <w:rFonts w:eastAsiaTheme="minorEastAsia"/>
+          <w:lang w:val="en-GB"/>
+        </w:rPr>
+        <w:t xml:space="preserve">away from an area where they perceived themselves as vulnerable </w:t>
+      </w:r>
+      <w:r>
+        <w:rPr>
+          <w:rFonts w:eastAsiaTheme="minorEastAsia"/>
+        </w:rPr>
+        <w:t>in the confined tank space, rather than retreating to a refuge</w:t>
+      </w:r>
+      <w:r>
+        <w:rPr>
+          <w:rFonts w:eastAsiaTheme="minorEastAsia"/>
+        </w:rPr>
+        <w:t xml:space="preserve"> where they might be prone to a known predator</w:t>
+      </w:r>
+      <w:r>
+        <w:rPr>
+          <w:rFonts w:eastAsiaTheme="minorEastAsia"/>
+        </w:rPr>
+        <w:t>.</w:t>
       </w:r>
     </w:p>
     <w:p>
@@ -5776,6 +6013,15 @@
         </w:rPr>
         <w:t>Feeding</w:t>
       </w:r>
+      <w:r>
+        <w:rPr>
+          <w:rFonts w:eastAsiaTheme="minorEastAsia"/>
+          <w:b/>
+          <w:bCs/>
+          <w:lang w:val="en-GB"/>
+        </w:rPr>
+        <w:t xml:space="preserve"> behaviour</w:t>
+      </w:r>
     </w:p>
     <w:p>
       <w:pPr>
@@ -5797,14 +6043,28 @@
           <w:rFonts w:eastAsiaTheme="minorEastAsia"/>
           <w:lang w:val="en-GB"/>
         </w:rPr>
-        <w:t xml:space="preserve">the interaction between sensory ecology and environmental context, </w:t>
-      </w:r>
-      <w:r>
-        <w:rPr>
-          <w:rFonts w:eastAsiaTheme="minorEastAsia"/>
-          <w:lang w:val="en-GB"/>
-        </w:rPr>
-        <w:t>and the absence of a kairomone effect on feeding in this study likely reflects a combination of metho</w:t>
+        <w:t>the interaction between sensory ecology and environmental context</w:t>
+      </w:r>
+      <w:r>
+        <w:rPr>
+          <w:rFonts w:eastAsiaTheme="minorEastAsia"/>
+          <w:lang w:val="en-GB"/>
+        </w:rPr>
+        <w:t xml:space="preserve">. </w:t>
+      </w:r>
+      <w:r>
+        <w:rPr>
+          <w:rFonts w:eastAsiaTheme="minorEastAsia"/>
+          <w:lang w:val="en-GB"/>
+        </w:rPr>
+        <w:t>T</w:t>
+      </w:r>
+      <w:r>
+        <w:rPr>
+          <w:rFonts w:eastAsiaTheme="minorEastAsia"/>
+          <w:lang w:val="en-GB"/>
+        </w:rPr>
+        <w:t>he absence of a kairomone effect on feeding in this study likely reflects a combination of metho</w:t>
       </w:r>
       <w:r>
         <w:rPr>
@@ -5858,9 +6118,28 @@
       <w:r>
         <w:rPr>
           <w:rFonts w:eastAsiaTheme="minorEastAsia"/>
-          <w:lang w:val="en-GB"/>
-        </w:rPr>
-        <w:t xml:space="preserve">The feeding experiment which unlike the refuge-use experiment, relied purely on non-visual cues, did not demonstrate a clear fish predator NCE on kōura. This may have been due to the concentration of predator kairomones not being high enough to exceed detection thresholds (Brown et al. 2004), the relatively short pre-experiment starvation period for kōura and the restricted time frame of the experiment or a combination of all three factors. Kōura can readily detect necrotic fish tissue and readily leave refuges to scavenge on catfish, eel, and marine fish carcasses with little discrimination between fish species, indicating that chemosensory responses in kōura may depend on cue type, context, and concentration rather than predator identity alone (MacNeil et al. 2025). The concentration of live fish exudates in our experiment </w:t>
+        </w:rPr>
+        <w:t>The feeding experiment, in which predators were presented solely through chemical cues without visual information, did not demonstrate a clear fish predator NCE on kōura.</w:t>
+      </w:r>
+      <w:r>
+        <w:rPr>
+          <w:rFonts w:eastAsiaTheme="minorEastAsia"/>
+          <w:lang w:val="en-GB"/>
+        </w:rPr>
+        <w:t xml:space="preserve"> This may have been due to the concentration of predator kairomones not being high enough to exceed detection thresholds (Brown et al. 2004)</w:t>
+      </w:r>
+      <w:r>
+        <w:rPr>
+          <w:rFonts w:eastAsiaTheme="minorEastAsia"/>
+        </w:rPr>
+        <w:t>, the starvation conditions during the experiment, the restricted time frame of the experiment, or a combination of these factors.</w:t>
+      </w:r>
+      <w:r>
+        <w:rPr>
+          <w:rFonts w:eastAsiaTheme="minorEastAsia"/>
+          <w:lang w:val="en-GB"/>
+        </w:rPr>
+        <w:t xml:space="preserve"> Kōura can readily detect necrotic fish tissue and readily leave refuges to scavenge on catfish, eel, and marine fish carcasses with little discrimination between fish species, indicating that chemosensory responses in kōura may depend on cue type, context, and concentration rather than predator identity alone (MacNeil et al. 2025). The concentration of live fish exudates in our experiment </w:t>
       </w:r>
       <w:r>
         <w:rPr>
@@ -5874,7 +6153,34 @@
           <w:rFonts w:eastAsiaTheme="minorEastAsia"/>
           <w:lang w:val="en-GB"/>
         </w:rPr>
-        <w:t xml:space="preserve">al tanks they were subsequently diluted in 5 L of water and not replenished over 24 hours. </w:t>
+        <w:t>al tanks they were subsequently diluted in 5 L of water</w:t>
+      </w:r>
+      <w:r>
+        <w:rPr>
+          <w:rFonts w:eastAsiaTheme="minorEastAsia"/>
+          <w:lang w:val="en-GB"/>
+        </w:rPr>
+        <w:t xml:space="preserve">, </w:t>
+      </w:r>
+      <w:r>
+        <w:rPr>
+          <w:rFonts w:eastAsiaTheme="minorEastAsia"/>
+          <w:lang w:val="en-GB"/>
+        </w:rPr>
+        <w:t>not replenished</w:t>
+      </w:r>
+      <w:r>
+        <w:rPr>
+          <w:rFonts w:eastAsiaTheme="minorEastAsia"/>
+        </w:rPr>
+        <w:t>, and potentially degraded over the 24-hour period</w:t>
+      </w:r>
+      <w:r>
+        <w:rPr>
+          <w:rFonts w:eastAsiaTheme="minorEastAsia"/>
+          <w:lang w:val="en-GB"/>
+        </w:rPr>
+        <w:t xml:space="preserve">. </w:t>
       </w:r>
       <w:r>
         <w:rPr>
@@ -5944,12 +6250,17 @@
           <w:rFonts w:eastAsiaTheme="minorEastAsia"/>
           <w:lang w:val="en-GB"/>
         </w:rPr>
-        <w:t xml:space="preserve"> (Achtymichuk et al. 2025). In addition, many crayfishes show a stronger response to alarm cues of conspecifics (Stebbing et al. 2010; Gherardi et al. 2011; Ramberg-Pihl &amp; Yurewicz 2020), and to kairomones from predators on a conspecifics diet (Beattie &amp; Moore 2018). Fish predators in our experiments were kept for a prolonged period on the same diet as kōura, which may have further diminished or blunted the threatening nature of signals received from kairomones</w:t>
-      </w:r>
-      <w:r>
-        <w:rPr>
-          <w:rFonts w:eastAsiaTheme="minorEastAsia"/>
-          <w:lang w:val="en-GB"/>
+        <w:t xml:space="preserve"> (Achtymichuk et al. 2025). In addition, many crayfishes show a stronger response to alarm cues of conspecifics (Stebbing et al. 2010; Gherardi et al. 2011; Ramberg-Pihl &amp; Yurewicz 2020), and to kairomones from predators on a conspecifics diet (Beattie &amp; Moore 2018). </w:t>
+      </w:r>
+      <w:r>
+        <w:rPr>
+          <w:rFonts w:eastAsiaTheme="minorEastAsia"/>
+        </w:rPr>
+        <w:t>Fish predators in our experiments were maintained on the same diet as kōura</w:t>
+      </w:r>
+      <w:r>
+        <w:rPr>
+          <w:rFonts w:eastAsiaTheme="minorEastAsia"/>
         </w:rPr>
         <w:t xml:space="preserve"> </w:t>
       </w:r>
@@ -5957,6 +6268,54 @@
         <w:rPr>
           <w:rFonts w:eastAsiaTheme="minorEastAsia"/>
         </w:rPr>
+        <w:t>for an extended acclimation period prior to exposure (see Methods)</w:t>
+      </w:r>
+      <w:r>
+        <w:rPr>
+          <w:rFonts w:eastAsiaTheme="minorEastAsia"/>
+          <w:lang w:val="en-GB"/>
+        </w:rPr>
+        <w:t xml:space="preserve">, which may have further </w:t>
+      </w:r>
+      <w:r>
+        <w:rPr>
+          <w:rFonts w:eastAsiaTheme="minorEastAsia"/>
+          <w:lang w:val="en-GB"/>
+        </w:rPr>
+        <w:t xml:space="preserve">dampened or negated </w:t>
+      </w:r>
+      <w:r>
+        <w:rPr>
+          <w:rFonts w:eastAsiaTheme="minorEastAsia"/>
+          <w:lang w:val="en-GB"/>
+        </w:rPr>
+        <w:t>the threat</w:t>
+      </w:r>
+      <w:r>
+        <w:rPr>
+          <w:rFonts w:eastAsiaTheme="minorEastAsia"/>
+          <w:lang w:val="en-GB"/>
+        </w:rPr>
+        <w:t xml:space="preserve"> </w:t>
+      </w:r>
+      <w:r>
+        <w:rPr>
+          <w:rFonts w:eastAsiaTheme="minorEastAsia"/>
+          <w:lang w:val="en-GB"/>
+        </w:rPr>
+        <w:t>signals received from kairomones</w:t>
+      </w:r>
+      <w:r>
+        <w:rPr>
+          <w:rFonts w:eastAsiaTheme="minorEastAsia"/>
+          <w:lang w:val="en-GB"/>
+        </w:rPr>
+        <w:t xml:space="preserve"> </w:t>
+      </w:r>
+      <w:r>
+        <w:rPr>
+          <w:rFonts w:eastAsiaTheme="minorEastAsia"/>
+        </w:rPr>
         <w:t>(Smee &amp; Weissburg 2006)</w:t>
       </w:r>
       <w:r>
@@ -6046,13 +6405,7 @@
         <w:rPr>
           <w:rFonts w:ascii="Calibri" w:eastAsia="Calibri" w:hAnsi="Calibri" w:cs="Calibri"/>
         </w:rPr>
-        <w:t>Additionally, the stress of confinement in an artificial setting may itself have altered normal kōura feeding responses, as elevated baseline stress hormones are known to modify foraging behaviour independently of predator cue exposure (Clinchy et al. 2013).</w:t>
-      </w:r>
-      <w:r>
-        <w:rPr>
-          <w:rFonts w:ascii="Calibri" w:eastAsia="Calibri" w:hAnsi="Calibri" w:cs="Calibri"/>
-        </w:rPr>
-        <w:t xml:space="preserve"> </w:t>
+        <w:t xml:space="preserve">Additionally, the stress of confinement in an artificial setting may itself have altered normal kōura feeding responses, as elevated baseline stress hormones are known to modify foraging behaviour independently of predator cue exposure (Clinchy et al. 2013). </w:t>
       </w:r>
       <w:r>
         <w:rPr>
@@ -6114,23 +6467,12 @@
           <w:rFonts w:eastAsiaTheme="minorEastAsia"/>
         </w:rPr>
       </w:pPr>
-      <w:commentRangeStart w:id="35"/>
       <w:r>
         <w:rPr>
           <w:rFonts w:eastAsiaTheme="minorEastAsia"/>
         </w:rPr>
         <w:t>As ecosystems become increasingly novel under global change, the reliability of historical predator–prey cues may decline, amplifying behavioural mismatches</w:t>
       </w:r>
-      <w:commentRangeEnd w:id="35"/>
-      <w:r>
-        <w:rPr>
-          <w:rStyle w:val="CommentReference"/>
-          <w:rFonts w:eastAsiaTheme="minorEastAsia"/>
-          <w:sz w:val="22"/>
-          <w:szCs w:val="22"/>
-        </w:rPr>
-        <w:commentReference w:id="35"/>
-      </w:r>
       <w:r>
         <w:rPr>
           <w:rFonts w:eastAsiaTheme="minorEastAsia"/>
@@ -6160,7 +6502,77 @@
           <w:rFonts w:eastAsiaTheme="minorEastAsia"/>
           <w:lang w:val="en-GB"/>
         </w:rPr>
-        <w:t xml:space="preserve">This study provides experimental evidence that the invasive brown bullhead catfish exerts stronger NCEs on the native freshwater crayfish kōura than the native longfin eel. The heightened refuge-seeking response to catfish likely reflects a generalised antipredator response triggered by unfamiliar chemical and visual cues, consistent with a fear generalisation framework. In contrast, the reduced response to eels suggests that </w:t>
+        <w:t>Th</w:t>
+      </w:r>
+      <w:r>
+        <w:rPr>
+          <w:rFonts w:eastAsiaTheme="minorEastAsia"/>
+          <w:lang w:val="en-GB"/>
+        </w:rPr>
+        <w:t>e present</w:t>
+      </w:r>
+      <w:r>
+        <w:rPr>
+          <w:rFonts w:eastAsiaTheme="minorEastAsia"/>
+          <w:lang w:val="en-GB"/>
+        </w:rPr>
+        <w:t xml:space="preserve"> study provides experimental evidence that invasive brown bullhead catfish</w:t>
+      </w:r>
+      <w:r>
+        <w:rPr>
+          <w:rFonts w:eastAsiaTheme="minorEastAsia"/>
+          <w:lang w:val="en-GB"/>
+        </w:rPr>
+        <w:t xml:space="preserve"> have the potential to</w:t>
+      </w:r>
+      <w:r>
+        <w:rPr>
+          <w:rFonts w:eastAsiaTheme="minorEastAsia"/>
+          <w:lang w:val="en-GB"/>
+        </w:rPr>
+        <w:t xml:space="preserve"> exert stronger NCEs on</w:t>
+      </w:r>
+      <w:r>
+        <w:rPr>
+          <w:rFonts w:eastAsiaTheme="minorEastAsia"/>
+          <w:lang w:val="en-GB"/>
+        </w:rPr>
+        <w:t xml:space="preserve"> kōura, an endemic</w:t>
+      </w:r>
+      <w:r>
+        <w:rPr>
+          <w:rFonts w:eastAsiaTheme="minorEastAsia"/>
+          <w:lang w:val="en-GB"/>
+        </w:rPr>
+        <w:t xml:space="preserve"> freshwater crayfish </w:t>
+      </w:r>
+      <w:r>
+        <w:rPr>
+          <w:rFonts w:eastAsiaTheme="minorEastAsia"/>
+          <w:lang w:val="en-GB"/>
+        </w:rPr>
+        <w:t xml:space="preserve">when compared to their </w:t>
+      </w:r>
+      <w:r>
+        <w:rPr>
+          <w:rFonts w:eastAsiaTheme="minorEastAsia"/>
+          <w:lang w:val="en-GB"/>
+        </w:rPr>
+        <w:t>native</w:t>
+      </w:r>
+      <w:r>
+        <w:rPr>
+          <w:rFonts w:eastAsiaTheme="minorEastAsia"/>
+          <w:lang w:val="en-GB"/>
+        </w:rPr>
+        <w:t xml:space="preserve"> predator, the</w:t>
+      </w:r>
+      <w:r>
+        <w:rPr>
+          <w:rFonts w:eastAsiaTheme="minorEastAsia"/>
+          <w:lang w:val="en-GB"/>
+        </w:rPr>
+        <w:t xml:space="preserve"> longfin eel. The heightened refuge-seeking response to catfish likely reflects a generalised antipredator response triggered by unfamiliar chemical and visual cues, consistent with a fear generalisation framework. In contrast, the reduced response to eels suggests that </w:t>
       </w:r>
       <w:r>
         <w:rPr>
@@ -6182,7 +6594,73 @@
         </w:rPr>
         <w:t>proportionate</w:t>
       </w:r>
-      <w:commentRangeStart w:id="36"/>
+      <w:r>
+        <w:rPr>
+          <w:rFonts w:eastAsiaTheme="minorEastAsia"/>
+          <w:lang w:val="en-GB"/>
+        </w:rPr>
+        <w:t xml:space="preserve"> risk assessments</w:t>
+      </w:r>
+      <w:r>
+        <w:rPr>
+          <w:rFonts w:eastAsiaTheme="minorEastAsia"/>
+          <w:lang w:val="en-GB"/>
+        </w:rPr>
+        <w:t>, although th</w:t>
+      </w:r>
+      <w:r>
+        <w:rPr>
+          <w:rFonts w:eastAsiaTheme="minorEastAsia"/>
+          <w:lang w:val="en-GB"/>
+        </w:rPr>
+        <w:t xml:space="preserve">eir behaviour </w:t>
+      </w:r>
+      <w:r>
+        <w:rPr>
+          <w:rFonts w:eastAsiaTheme="minorEastAsia"/>
+          <w:lang w:val="en-GB"/>
+        </w:rPr>
+        <w:t>may have also been an antipreda</w:t>
+      </w:r>
+      <w:r>
+        <w:rPr>
+          <w:rFonts w:eastAsiaTheme="minorEastAsia"/>
+          <w:lang w:val="en-GB"/>
+        </w:rPr>
+        <w:t>tor strategy</w:t>
+      </w:r>
+      <w:r>
+        <w:rPr>
+          <w:rFonts w:eastAsiaTheme="minorEastAsia"/>
+          <w:lang w:val="en-GB"/>
+        </w:rPr>
+        <w:t xml:space="preserve">. </w:t>
+      </w:r>
+      <w:r>
+        <w:rPr>
+          <w:rFonts w:eastAsiaTheme="minorEastAsia"/>
+          <w:lang w:val="en-GB"/>
+        </w:rPr>
+        <w:t xml:space="preserve">Future studies </w:t>
+      </w:r>
+      <w:r>
+        <w:rPr>
+          <w:rFonts w:eastAsiaTheme="minorEastAsia"/>
+        </w:rPr>
+        <w:t xml:space="preserve">should particularly include kōura from eel-inhabited waterways, which would determine whether populations with </w:t>
+      </w:r>
+      <w:r>
+        <w:rPr>
+          <w:rFonts w:eastAsiaTheme="minorEastAsia"/>
+        </w:rPr>
+        <w:t>a recent</w:t>
+      </w:r>
+      <w:r>
+        <w:rPr>
+          <w:rFonts w:eastAsiaTheme="minorEastAsia"/>
+        </w:rPr>
+        <w:t xml:space="preserve"> coevolutionary history with native eels display similar proportionate responses, thereby confirming whether the patterns observed here reflect broader adaptive differences across kōura populations with distinct predatory histories.</w:t>
+      </w:r>
       <w:r>
         <w:rPr>
           <w:rFonts w:eastAsiaTheme="minorEastAsia"/>
@@ -6190,137 +6668,57 @@
         </w:rPr>
         <w:t xml:space="preserve"> </w:t>
       </w:r>
-      <w:commentRangeEnd w:id="36"/>
-      <w:r>
-        <w:rPr>
-          <w:rStyle w:val="CommentReference"/>
-          <w:rFonts w:eastAsiaTheme="minorEastAsia"/>
-          <w:sz w:val="22"/>
-          <w:szCs w:val="22"/>
-          <w:lang w:val="en-GB"/>
-        </w:rPr>
-        <w:commentReference w:id="36"/>
-      </w:r>
-      <w:r>
-        <w:rPr>
-          <w:rFonts w:eastAsiaTheme="minorEastAsia"/>
-          <w:lang w:val="en-GB"/>
-        </w:rPr>
-        <w:t xml:space="preserve">risk assessments. </w:t>
-      </w:r>
-      <w:commentRangeStart w:id="37"/>
-      <w:r>
-        <w:rPr>
-          <w:rFonts w:eastAsiaTheme="minorEastAsia"/>
-          <w:lang w:val="en-GB"/>
-        </w:rPr>
-        <w:t xml:space="preserve">Future studies </w:t>
-      </w:r>
-      <w:r>
-        <w:rPr>
-          <w:rFonts w:eastAsiaTheme="minorEastAsia"/>
-        </w:rPr>
-        <w:t xml:space="preserve">should particularly include kōura from eel-inhabited waterways, which would determine whether populations </w:t>
-      </w:r>
-      <w:r>
-        <w:rPr>
-          <w:rFonts w:eastAsiaTheme="minorEastAsia"/>
-        </w:rPr>
-        <w:t>with genuine coevolutionary history with native eels display similar proportionate responses, thereby confirming whether the patterns observed here reflect broader adaptive differences across kōura populations with distinct predatory histories.</w:t>
-      </w:r>
-      <w:commentRangeEnd w:id="37"/>
-      <w:r>
-        <w:rPr>
-          <w:rStyle w:val="CommentReference"/>
-          <w:rFonts w:eastAsiaTheme="minorEastAsia"/>
-          <w:sz w:val="22"/>
-          <w:szCs w:val="22"/>
-          <w:lang w:val="en-GB"/>
-        </w:rPr>
-        <w:commentReference w:id="37"/>
-      </w:r>
-      <w:r>
-        <w:rPr>
-          <w:rFonts w:eastAsiaTheme="minorEastAsia"/>
-          <w:lang w:val="en-GB"/>
+      <w:r>
+        <w:rPr>
+          <w:rFonts w:eastAsiaTheme="minorEastAsia"/>
+          <w:lang w:val="en-GB"/>
+        </w:rPr>
+        <w:t>Additionally, c</w:t>
+      </w:r>
+      <w:r>
+        <w:rPr>
+          <w:rFonts w:eastAsiaTheme="minorEastAsia"/>
+          <w:lang w:val="en-GB"/>
+        </w:rPr>
+        <w:t>omparative studies of kōura sourced from catfish</w:t>
+      </w:r>
+      <w:r>
+        <w:rPr>
+          <w:rFonts w:eastAsiaTheme="minorEastAsia"/>
+          <w:lang w:val="en-GB"/>
+        </w:rPr>
+        <w:t>-</w:t>
+      </w:r>
+      <w:r>
+        <w:rPr>
+          <w:rFonts w:eastAsiaTheme="minorEastAsia"/>
+          <w:lang w:val="en-GB"/>
+        </w:rPr>
+        <w:t xml:space="preserve">invaded versus catfish-free catchments would be worthwhile to assess whether repeated exposure over multiple generations has resulted in rapid </w:t>
+      </w:r>
+      <w:r>
+        <w:rPr>
+          <w:rFonts w:eastAsiaTheme="minorEastAsia"/>
+        </w:rPr>
+        <w:t>evolution or behavioural plasticity in antipredator responses</w:t>
+      </w:r>
+      <w:r>
+        <w:rPr>
+          <w:rFonts w:eastAsiaTheme="minorEastAsia"/>
+        </w:rPr>
+        <w:t>,</w:t>
+      </w:r>
+      <w:r>
+        <w:rPr>
+          <w:rFonts w:eastAsiaTheme="minorEastAsia"/>
         </w:rPr>
         <w:t xml:space="preserve"> </w:t>
       </w:r>
       <w:r>
         <w:rPr>
           <w:rFonts w:eastAsiaTheme="minorEastAsia"/>
-          <w:lang w:val="en-GB"/>
-        </w:rPr>
-        <w:t>Additionally,</w:t>
-      </w:r>
-      <w:commentRangeStart w:id="38"/>
-      <w:r>
-        <w:rPr>
-          <w:rFonts w:eastAsiaTheme="minorEastAsia"/>
-          <w:lang w:val="en-GB"/>
-        </w:rPr>
-        <w:t xml:space="preserve"> c</w:t>
-      </w:r>
-      <w:r>
-        <w:rPr>
-          <w:rFonts w:eastAsiaTheme="minorEastAsia"/>
-          <w:lang w:val="en-GB"/>
-        </w:rPr>
-        <w:t>omparative studies of kōura sourced from catfish</w:t>
-      </w:r>
-      <w:r>
-        <w:rPr>
-          <w:rFonts w:eastAsiaTheme="minorEastAsia"/>
-          <w:lang w:val="en-GB"/>
-        </w:rPr>
-        <w:t>-</w:t>
-      </w:r>
-      <w:r>
-        <w:rPr>
-          <w:rFonts w:eastAsiaTheme="minorEastAsia"/>
-          <w:lang w:val="en-GB"/>
-        </w:rPr>
-        <w:t xml:space="preserve">invaded versus catfish-free catchments would be worthwhile to assess whether repeated exposure over multiple generations has resulted in rapid </w:t>
-      </w:r>
-      <w:r>
-        <w:rPr>
-          <w:rFonts w:eastAsiaTheme="minorEastAsia"/>
-        </w:rPr>
-        <w:t>evolution or behavioural plasticity in antipredator responses</w:t>
-      </w:r>
-      <w:r>
-        <w:rPr>
-          <w:rFonts w:eastAsiaTheme="minorEastAsia"/>
-        </w:rPr>
-        <w:t>,</w:t>
-      </w:r>
-      <w:r>
-        <w:rPr>
-          <w:rFonts w:eastAsiaTheme="minorEastAsia"/>
-        </w:rPr>
-        <w:t xml:space="preserve"> </w:t>
-      </w:r>
-      <w:r>
-        <w:rPr>
-          <w:rFonts w:eastAsiaTheme="minorEastAsia"/>
-        </w:rPr>
-        <w:t>and whether catfish-experienced kōura show more calibrated responses to catfish presence than naïve kōura</w:t>
-      </w:r>
-      <w:commentRangeEnd w:id="38"/>
-      <w:r>
-        <w:rPr>
-          <w:rStyle w:val="CommentReference"/>
-          <w:rFonts w:eastAsiaTheme="minorEastAsia"/>
-          <w:sz w:val="22"/>
-          <w:szCs w:val="22"/>
-        </w:rPr>
-        <w:commentReference w:id="38"/>
-      </w:r>
-      <w:r>
-        <w:rPr>
-          <w:rFonts w:eastAsiaTheme="minorEastAsia"/>
-        </w:rPr>
-        <w:t>.</w:t>
+        </w:rPr>
+        <w:t>and whether catfish-experienced kōura show more calibrated responses to catfish presence than naïve kōura.</w:t>
       </w:r>
       <w:r>
         <w:rPr>
@@ -6333,7 +6731,19 @@
         <w:rPr>
           <w:rFonts w:eastAsiaTheme="minorEastAsia"/>
         </w:rPr>
-        <w:t>evolutionary dynamics could have important implications for predicting kōura persistence in catfish-invaded systems (Sih et al. 2010). From a management perspective, translocation of kōura from catfish-experienced source populations into catchments facing imminent catfish invasion may represent a more feasible strategy for seeding populations with individuals capable of more calibrated responses</w:t>
+        <w:t xml:space="preserve">evolutionary dynamics could have important implications for predicting kōura persistence in catfish-invaded systems (Sih et al. 2010). From a management perspective, translocation of kōura from catfish-experienced source populations into catchments facing imminent catfish invasion may represent a more feasible strategy for seeding populations with individuals capable of more </w:t>
+      </w:r>
+      <w:r>
+        <w:rPr>
+          <w:rFonts w:eastAsiaTheme="minorEastAsia"/>
+        </w:rPr>
+        <w:t>adaptive r</w:t>
+      </w:r>
+      <w:r>
+        <w:rPr>
+          <w:rFonts w:eastAsiaTheme="minorEastAsia"/>
+        </w:rPr>
+        <w:t>esponses</w:t>
       </w:r>
       <w:r>
         <w:rPr>
@@ -6375,7 +6785,34 @@
           <w:rFonts w:eastAsiaTheme="minorEastAsia"/>
           <w:lang w:val="en-GB"/>
         </w:rPr>
-        <w:t>. Because kōura are keystone species and ecosystem engineers, even a small increase in refuge use driven by catfish presence could have cascading effects on sediment dynamics, decomposition, and nutrient cycling in invaded lakes. As brown bullhead catfish continue to spread across Aotearoa’s rivers and lakes, management strategies aimed at protecting kōura should account for the behavioural cost of catfish NCEs alongside direct predation pressure as an underappreciated and ecologically significant dimension to this invasion.</w:t>
+        <w:t xml:space="preserve">. Because kōura are </w:t>
+      </w:r>
+      <w:r>
+        <w:rPr>
+          <w:rFonts w:eastAsiaTheme="minorEastAsia"/>
+          <w:lang w:val="en-GB"/>
+        </w:rPr>
+        <w:t xml:space="preserve">a </w:t>
+      </w:r>
+      <w:r>
+        <w:rPr>
+          <w:rFonts w:eastAsiaTheme="minorEastAsia"/>
+          <w:lang w:val="en-GB"/>
+        </w:rPr>
+        <w:t xml:space="preserve">keystone species </w:t>
+      </w:r>
+      <w:r>
+        <w:rPr>
+          <w:rFonts w:eastAsiaTheme="minorEastAsia"/>
+        </w:rPr>
+        <w:t>that</w:t>
+      </w:r>
+      <w:r>
+        <w:rPr>
+          <w:rFonts w:eastAsiaTheme="minorEastAsia"/>
+          <w:lang w:val="en-GB"/>
+        </w:rPr>
+        <w:t xml:space="preserve"> ecosystem engineer, even a small increase in refuge use driven by catfish presence could have cascading effects on sediment dynamics, decomposition, and nutrient cycling in invaded lakes. As brown bullhead catfish continue to spread across Aotearoa’s rivers and lakes, management strategies aimed at protecting kōura should account for the behavioural cost of catfish NCEs alongside direct predation pressure as an underappreciated and ecologically significant dimension to this invasion.</w:t>
       </w:r>
     </w:p>
     <w:p>
@@ -6682,7 +7119,13 @@
         <w:rPr>
           <w:lang w:val="en-GB"/>
         </w:rPr>
-        <w:t>https://github.com/OlivierRaven/Koura_NCE</w:t>
+        <w:t>https://github.com/OlivierRaven/</w:t>
+      </w:r>
+      <w:r>
+        <w:rPr>
+          <w:lang w:val="en-GB"/>
+        </w:rPr>
+        <w:t>Koura_Fear</w:t>
       </w:r>
       <w:r>
         <w:rPr>
@@ -6706,7 +7149,19 @@
         <w:rPr>
           <w:lang w:val="en-GB"/>
         </w:rPr>
-        <w:t>https://olivierraven.github.io/Koura_NCE/</w:t>
+        <w:t>https://olivierraven.github.io/</w:t>
+      </w:r>
+      <w:r>
+        <w:rPr>
+          <w:lang w:val="en-GB"/>
+        </w:rPr>
+        <w:t>Koura_Fear</w:t>
+      </w:r>
+      <w:r>
+        <w:rPr>
+          <w:lang w:val="en-GB"/>
+        </w:rPr>
+        <w:t>/</w:t>
       </w:r>
       <w:r>
         <w:rPr>
@@ -6720,7 +7175,7 @@
         </w:rPr>
         <w:t>The primary raw dataset is archived on Zenodo (</w:t>
       </w:r>
-      <w:hyperlink r:id="rId13" w:history="1">
+      <w:hyperlink r:id="rId9" w:history="1">
         <w:r>
           <w:rPr>
             <w:rStyle w:val="Hyperlink"/>
@@ -6778,7 +7233,7 @@
           <w:szCs w:val="18"/>
           <w:lang w:val="en-GB"/>
         </w:rPr>
-        <w:t>Abrams, P. A. (2000). The Evolution of Predator-Prey Interactions: Theory and Evidence. An</w:t>
+        <w:t xml:space="preserve">Abrams, P. A. (2000). The Evolution of Predator-Prey Interactions: Theory and Evidence. </w:t>
       </w:r>
       <w:r>
         <w:rPr>
@@ -6788,15 +7243,15 @@
           <w:szCs w:val="18"/>
           <w:lang w:val="en-GB"/>
         </w:rPr>
-        <w:t>nual Review of Ecology and Systematics</w:t>
-      </w:r>
-      <w:r>
-        <w:rPr>
-          <w:sz w:val="18"/>
-          <w:szCs w:val="18"/>
-          <w:lang w:val="en-GB"/>
-        </w:rPr>
-        <w:t xml:space="preserve">, </w:t>
+        <w:t>A</w:t>
+      </w:r>
+      <w:r>
+        <w:rPr>
+          <w:sz w:val="18"/>
+          <w:szCs w:val="18"/>
+          <w:lang w:val="en-GB"/>
+        </w:rPr>
+        <w:t>n</w:t>
       </w:r>
       <w:r>
         <w:rPr>
@@ -6806,6 +7261,24 @@
           <w:szCs w:val="18"/>
           <w:lang w:val="en-GB"/>
         </w:rPr>
+        <w:t>nual Review of Ecology and Systematics</w:t>
+      </w:r>
+      <w:r>
+        <w:rPr>
+          <w:sz w:val="18"/>
+          <w:szCs w:val="18"/>
+          <w:lang w:val="en-GB"/>
+        </w:rPr>
+        <w:t xml:space="preserve">, </w:t>
+      </w:r>
+      <w:r>
+        <w:rPr>
+          <w:i/>
+          <w:iCs/>
+          <w:sz w:val="18"/>
+          <w:szCs w:val="18"/>
+          <w:lang w:val="en-GB"/>
+        </w:rPr>
         <w:t>31</w:t>
       </w:r>
       <w:r>
@@ -6816,7 +7289,7 @@
         </w:rPr>
         <w:t xml:space="preserve">(1), 79–105. </w:t>
       </w:r>
-      <w:hyperlink r:id="rId14" w:history="1">
+      <w:hyperlink r:id="rId10">
         <w:r>
           <w:rPr>
             <w:sz w:val="18"/>
@@ -6881,7 +7354,7 @@
         </w:rPr>
         <w:t xml:space="preserve">(12), e0340001. </w:t>
       </w:r>
-      <w:hyperlink r:id="rId15" w:history="1">
+      <w:hyperlink r:id="rId11" w:history="1">
         <w:r>
           <w:rPr>
             <w:sz w:val="18"/>
@@ -7137,7 +7610,7 @@
         </w:rPr>
         <w:t xml:space="preserve">(6), 505–530. </w:t>
       </w:r>
-      <w:hyperlink r:id="rId16" w:history="1">
+      <w:hyperlink r:id="rId12" w:history="1">
         <w:r>
           <w:rPr>
             <w:sz w:val="18"/>
@@ -7220,7 +7693,7 @@
         </w:rPr>
         <w:t xml:space="preserve">(1), 89–97. </w:t>
       </w:r>
-      <w:hyperlink r:id="rId17" w:history="1">
+      <w:hyperlink r:id="rId13" w:history="1">
         <w:r>
           <w:rPr>
             <w:sz w:val="18"/>
@@ -7312,7 +7785,7 @@
         </w:rPr>
         <w:t xml:space="preserve">(2), 378. </w:t>
       </w:r>
-      <w:hyperlink r:id="rId18" w:history="1">
+      <w:hyperlink r:id="rId14" w:history="1">
         <w:r>
           <w:rPr>
             <w:sz w:val="18"/>
@@ -7377,7 +7850,7 @@
         </w:rPr>
         <w:t xml:space="preserve">(5), 810–815. </w:t>
       </w:r>
-      <w:hyperlink r:id="rId19" w:history="1">
+      <w:hyperlink r:id="rId15" w:history="1">
         <w:r>
           <w:rPr>
             <w:sz w:val="18"/>
@@ -7438,9 +7911,27 @@
           <w:szCs w:val="18"/>
           <w:lang w:val="en-GB"/>
         </w:rPr>
-        <w:t xml:space="preserve"> of the requirements for the degree of Masters of Science in Ecology at Massey University, Palmerston North, New Zealand [Massey University]. </w:t>
-      </w:r>
-      <w:hyperlink r:id="rId20" w:history="1">
+        <w:t xml:space="preserve"> of the requirements for the degree of </w:t>
+      </w:r>
+      <w:proofErr w:type="gramStart"/>
+      <w:r>
+        <w:rPr>
+          <w:sz w:val="18"/>
+          <w:szCs w:val="18"/>
+          <w:lang w:val="en-GB"/>
+        </w:rPr>
+        <w:t>Masters of Science</w:t>
+      </w:r>
+      <w:proofErr w:type="gramEnd"/>
+      <w:r>
+        <w:rPr>
+          <w:sz w:val="18"/>
+          <w:szCs w:val="18"/>
+          <w:lang w:val="en-GB"/>
+        </w:rPr>
+        <w:t xml:space="preserve"> in Ecology at Massey University, Palmerston North, New Zealand [Massey University]. </w:t>
+      </w:r>
+      <w:hyperlink r:id="rId16" w:history="1">
         <w:r>
           <w:rPr>
             <w:sz w:val="18"/>
@@ -7505,7 +7996,7 @@
         </w:rPr>
         <w:t xml:space="preserve">(4), 932–949. </w:t>
       </w:r>
-      <w:hyperlink r:id="rId21" w:history="1">
+      <w:hyperlink r:id="rId17" w:history="1">
         <w:r>
           <w:rPr>
             <w:rStyle w:val="Hyperlink"/>
@@ -7573,7 +8064,7 @@
         </w:rPr>
         <w:t xml:space="preserve">(1), 56–65. </w:t>
       </w:r>
-      <w:hyperlink r:id="rId22" w:history="1">
+      <w:hyperlink r:id="rId18" w:history="1">
         <w:r>
           <w:rPr>
             <w:rStyle w:val="Hyperlink"/>
@@ -7660,7 +8151,7 @@
         </w:rPr>
         <w:t xml:space="preserve">(1161), 489–511. </w:t>
       </w:r>
-      <w:hyperlink r:id="rId23" w:history="1">
+      <w:hyperlink r:id="rId19" w:history="1">
         <w:r>
           <w:rPr>
             <w:sz w:val="18"/>
@@ -7707,7 +8198,7 @@
         </w:rPr>
         <w:t xml:space="preserve"> Lesueur 1815) in New Zealand and overseas. Bay of Plenty Regional Council. </w:t>
       </w:r>
-      <w:hyperlink r:id="rId24" w:history="1">
+      <w:hyperlink r:id="rId20" w:history="1">
         <w:r>
           <w:rPr>
             <w:sz w:val="18"/>
@@ -7809,7 +8300,7 @@
         </w:rPr>
         <w:t xml:space="preserve">(40), 11261–11265. </w:t>
       </w:r>
-      <w:hyperlink r:id="rId25" w:history="1">
+      <w:hyperlink r:id="rId21" w:history="1">
         <w:r>
           <w:rPr>
             <w:sz w:val="18"/>
@@ -7874,7 +8365,7 @@
         </w:rPr>
         <w:t xml:space="preserve">(5), 584–592. </w:t>
       </w:r>
-      <w:hyperlink r:id="rId26" w:history="1">
+      <w:hyperlink r:id="rId22" w:history="1">
         <w:r>
           <w:rPr>
             <w:rStyle w:val="Hyperlink"/>
@@ -7942,7 +8433,7 @@
         </w:rPr>
         <w:t xml:space="preserve">(4), 575–587. </w:t>
       </w:r>
-      <w:hyperlink r:id="rId27" w:history="1">
+      <w:hyperlink r:id="rId23" w:history="1">
         <w:r>
           <w:rPr>
             <w:rStyle w:val="Hyperlink"/>
@@ -8010,7 +8501,7 @@
         </w:rPr>
         <w:t xml:space="preserve">(2), 163–167. </w:t>
       </w:r>
-      <w:hyperlink r:id="rId28" w:history="1">
+      <w:hyperlink r:id="rId24" w:history="1">
         <w:r>
           <w:rPr>
             <w:rStyle w:val="Hyperlink"/>
@@ -8096,7 +8587,7 @@
         </w:rPr>
         <w:t xml:space="preserve">(4), 237–248. </w:t>
       </w:r>
-      <w:hyperlink r:id="rId29" w:history="1">
+      <w:hyperlink r:id="rId25" w:history="1">
         <w:r>
           <w:rPr>
             <w:sz w:val="18"/>
@@ -8143,7 +8634,7 @@
         </w:rPr>
         <w:t xml:space="preserve"> [Thesis, The University of Waikato]. </w:t>
       </w:r>
-      <w:hyperlink r:id="rId30" w:history="1">
+      <w:hyperlink r:id="rId26" w:history="1">
         <w:r>
           <w:rPr>
             <w:rStyle w:val="Hyperlink"/>
@@ -8211,7 +8702,7 @@
         </w:rPr>
         <w:t xml:space="preserve">(8), 1567–1578. </w:t>
       </w:r>
-      <w:hyperlink r:id="rId31" w:history="1">
+      <w:hyperlink r:id="rId27" w:history="1">
         <w:r>
           <w:rPr>
             <w:sz w:val="18"/>
@@ -8240,7 +8731,7 @@
         </w:rPr>
         <w:t xml:space="preserve">Hartig, F., Lohse, L., &amp; leite, M. de S. (2024). DHARMa: Residual Diagnostics for Hierarchical (Multi-Level / Mixed) Regression Models (Version 0.4.7) [Computer software]. </w:t>
       </w:r>
-      <w:hyperlink r:id="rId32" w:history="1">
+      <w:hyperlink r:id="rId28" w:history="1">
         <w:r>
           <w:rPr>
             <w:sz w:val="18"/>
@@ -8305,7 +8796,7 @@
         </w:rPr>
         <w:t xml:space="preserve">(7), 587–592. </w:t>
       </w:r>
-      <w:hyperlink r:id="rId33" w:history="1">
+      <w:hyperlink r:id="rId29" w:history="1">
         <w:r>
           <w:rPr>
             <w:sz w:val="18"/>
@@ -8370,7 +8861,7 @@
         </w:rPr>
         <w:t xml:space="preserve">(5), 651–664. </w:t>
       </w:r>
-      <w:hyperlink r:id="rId34" w:history="1">
+      <w:hyperlink r:id="rId30" w:history="1">
         <w:r>
           <w:rPr>
             <w:sz w:val="18"/>
@@ -8435,7 +8926,7 @@
         </w:rPr>
         <w:t xml:space="preserve">(295), 116–125. </w:t>
       </w:r>
-      <w:hyperlink r:id="rId35" w:history="1">
+      <w:hyperlink r:id="rId31" w:history="1">
         <w:r>
           <w:rPr>
             <w:rStyle w:val="Hyperlink"/>
@@ -8521,7 +9012,7 @@
         </w:rPr>
         <w:t xml:space="preserve">(1), 41–54. </w:t>
       </w:r>
-      <w:hyperlink r:id="rId36" w:history="1">
+      <w:hyperlink r:id="rId32" w:history="1">
         <w:r>
           <w:rPr>
             <w:sz w:val="18"/>
@@ -8586,7 +9077,7 @@
         </w:rPr>
         <w:t xml:space="preserve">, 211–238. </w:t>
       </w:r>
-      <w:hyperlink r:id="rId37" w:history="1">
+      <w:hyperlink r:id="rId33" w:history="1">
         <w:r>
           <w:rPr>
             <w:rStyle w:val="Hyperlink"/>
@@ -8672,7 +9163,7 @@
         </w:rPr>
         <w:t xml:space="preserve">, 52–68. </w:t>
       </w:r>
-      <w:hyperlink r:id="rId38" w:history="1">
+      <w:hyperlink r:id="rId34" w:history="1">
         <w:r>
           <w:rPr>
             <w:rStyle w:val="Hyperlink"/>
@@ -8740,7 +9231,7 @@
         </w:rPr>
         <w:t xml:space="preserve">(1), 131–146. </w:t>
       </w:r>
-      <w:hyperlink r:id="rId39" w:history="1">
+      <w:hyperlink r:id="rId35" w:history="1">
         <w:r>
           <w:rPr>
             <w:sz w:val="18"/>
@@ -8882,7 +9373,7 @@
         </w:rPr>
         <w:t xml:space="preserve">(3), 713–722. </w:t>
       </w:r>
-      <w:hyperlink r:id="rId40" w:history="1">
+      <w:hyperlink r:id="rId36" w:history="1">
         <w:r>
           <w:rPr>
             <w:sz w:val="18"/>
@@ -8947,7 +9438,7 @@
         </w:rPr>
         <w:t xml:space="preserve">(8), 1401–1409. </w:t>
       </w:r>
-      <w:hyperlink r:id="rId41" w:history="1">
+      <w:hyperlink r:id="rId37" w:history="1">
         <w:r>
           <w:rPr>
             <w:rStyle w:val="Hyperlink"/>
@@ -9015,7 +9506,7 @@
         </w:rPr>
         <w:t xml:space="preserve">(2), 221–239. </w:t>
       </w:r>
-      <w:hyperlink r:id="rId42" w:history="1">
+      <w:hyperlink r:id="rId38" w:history="1">
         <w:r>
           <w:rPr>
             <w:sz w:val="18"/>
@@ -9044,7 +9535,7 @@
         </w:rPr>
         <w:t xml:space="preserve">Lenth, R. V., Piaskowski, J., Banfai, B., Bolker, B., Buerkner, P., Giné-Vázquez, I., Hervé, M., Jung, M., Love, J., Miguez, F., Riebl, H., &amp; Singmann, H. (2026). emmeans: Estimated Marginal Means, aka Least-Squares Means (Version 2.0.2) [Computer software]. </w:t>
       </w:r>
-      <w:hyperlink r:id="rId43" w:history="1">
+      <w:hyperlink r:id="rId39" w:history="1">
         <w:r>
           <w:rPr>
             <w:sz w:val="18"/>
@@ -9109,7 +9600,7 @@
         </w:rPr>
         <w:t xml:space="preserve">(4), 619–640. </w:t>
       </w:r>
-      <w:hyperlink r:id="rId44" w:history="1">
+      <w:hyperlink r:id="rId40" w:history="1">
         <w:r>
           <w:rPr>
             <w:sz w:val="18"/>
@@ -9174,7 +9665,7 @@
         </w:rPr>
         <w:t xml:space="preserve">), 29. </w:t>
       </w:r>
-      <w:hyperlink r:id="rId45" w:history="1">
+      <w:hyperlink r:id="rId41" w:history="1">
         <w:r>
           <w:rPr>
             <w:sz w:val="18"/>
@@ -9239,7 +9730,7 @@
         </w:rPr>
         <w:t xml:space="preserve">, e665. </w:t>
       </w:r>
-      <w:hyperlink r:id="rId46" w:history="1">
+      <w:hyperlink r:id="rId42" w:history="1">
         <w:r>
           <w:rPr>
             <w:sz w:val="18"/>
@@ -9286,7 +9777,7 @@
         </w:rPr>
         <w:t xml:space="preserve"> (NIWA Project: TACF062 Nos. HAM2007-022; p. 27). National Institute of Water &amp; Atmospheric Research Ltd. </w:t>
       </w:r>
-      <w:hyperlink r:id="rId47" w:history="1">
+      <w:hyperlink r:id="rId43" w:history="1">
         <w:r>
           <w:rPr>
             <w:rStyle w:val="Hyperlink"/>
@@ -9318,7 +9809,7 @@
         </w:rPr>
         <w:t xml:space="preserve">McDowall, R. M. (1990). New Zealand freshwater fishes: A natural history and guide. </w:t>
       </w:r>
-      <w:hyperlink r:id="rId48" w:history="1">
+      <w:hyperlink r:id="rId44" w:history="1">
         <w:r>
           <w:rPr>
             <w:sz w:val="18"/>
@@ -9383,7 +9874,7 @@
         </w:rPr>
         <w:t xml:space="preserve">(12), 1938–1949. </w:t>
       </w:r>
-      <w:hyperlink r:id="rId49" w:history="1">
+      <w:hyperlink r:id="rId45" w:history="1">
         <w:r>
           <w:rPr>
             <w:sz w:val="18"/>
@@ -9448,7 +9939,7 @@
         </w:rPr>
         <w:t xml:space="preserve">(5), 641–652. </w:t>
       </w:r>
-      <w:hyperlink r:id="rId50" w:history="1">
+      <w:hyperlink r:id="rId46" w:history="1">
         <w:r>
           <w:rPr>
             <w:sz w:val="18"/>
@@ -9513,7 +10004,7 @@
         </w:rPr>
         <w:t xml:space="preserve">(7), 3904–3908. </w:t>
       </w:r>
-      <w:hyperlink r:id="rId51" w:history="1">
+      <w:hyperlink r:id="rId47" w:history="1">
         <w:r>
           <w:rPr>
             <w:rStyle w:val="Hyperlink"/>
@@ -9581,7 +10072,7 @@
         </w:rPr>
         <w:t xml:space="preserve">(2), 501–509. </w:t>
       </w:r>
-      <w:hyperlink r:id="rId52" w:history="1">
+      <w:hyperlink r:id="rId48" w:history="1">
         <w:r>
           <w:rPr>
             <w:sz w:val="18"/>
@@ -9610,7 +10101,7 @@
         </w:rPr>
         <w:t xml:space="preserve">R Core Team. (2025). R: A Language and Environment for Statistical Computing. R Foundation for Statistical Computing [Computer software]. </w:t>
       </w:r>
-      <w:hyperlink r:id="rId53" w:history="1">
+      <w:hyperlink r:id="rId49" w:history="1">
         <w:r>
           <w:rPr>
             <w:sz w:val="18"/>
@@ -9711,7 +10202,7 @@
         </w:rPr>
         <w:t xml:space="preserve">(1), 1–16. </w:t>
       </w:r>
-      <w:hyperlink r:id="rId54" w:history="1">
+      <w:hyperlink r:id="rId50" w:history="1">
         <w:r>
           <w:rPr>
             <w:sz w:val="18"/>
@@ -9740,7 +10231,7 @@
         </w:rPr>
         <w:t xml:space="preserve">Ryan, P. (2009, March 1). Eels | Te Ara Encyclopedia of New Zealand. </w:t>
       </w:r>
-      <w:hyperlink r:id="rId55" w:history="1">
+      <w:hyperlink r:id="rId51" w:history="1">
         <w:r>
           <w:rPr>
             <w:sz w:val="18"/>
@@ -9805,7 +10296,7 @@
         </w:rPr>
         <w:t xml:space="preserve">(5), 1388–1399. </w:t>
       </w:r>
-      <w:hyperlink r:id="rId56" w:history="1">
+      <w:hyperlink r:id="rId52" w:history="1">
         <w:r>
           <w:rPr>
             <w:rStyle w:val="Hyperlink"/>
@@ -9983,7 +10474,7 @@
         </w:rPr>
         <w:t xml:space="preserve">(6), 1302–1316. </w:t>
       </w:r>
-      <w:hyperlink r:id="rId57" w:history="1">
+      <w:hyperlink r:id="rId53" w:history="1">
         <w:r>
           <w:rPr>
             <w:rStyle w:val="Hyperlink"/>
@@ -10051,7 +10542,7 @@
         </w:rPr>
         <w:t xml:space="preserve">(4), 610–621. </w:t>
       </w:r>
-      <w:hyperlink r:id="rId58" w:history="1">
+      <w:hyperlink r:id="rId54" w:history="1">
         <w:r>
           <w:rPr>
             <w:sz w:val="18"/>
@@ -10116,7 +10607,7 @@
         </w:rPr>
         <w:t xml:space="preserve">(2), 367–387. </w:t>
       </w:r>
-      <w:hyperlink r:id="rId59" w:history="1">
+      <w:hyperlink r:id="rId55" w:history="1">
         <w:r>
           <w:rPr>
             <w:rStyle w:val="Hyperlink"/>
@@ -10184,7 +10675,7 @@
         </w:rPr>
         <w:t xml:space="preserve">(4), 369–380. </w:t>
       </w:r>
-      <w:hyperlink r:id="rId60" w:history="1">
+      <w:hyperlink r:id="rId56" w:history="1">
         <w:r>
           <w:rPr>
             <w:sz w:val="18"/>
@@ -10267,7 +10758,7 @@
         </w:rPr>
         <w:t xml:space="preserve">(3), 605–619. </w:t>
       </w:r>
-      <w:hyperlink r:id="rId61" w:history="1">
+      <w:hyperlink r:id="rId57" w:history="1">
         <w:r>
           <w:rPr>
             <w:rStyle w:val="Hyperlink"/>
@@ -10335,7 +10826,7 @@
         </w:rPr>
         <w:t xml:space="preserve">, 215–235. </w:t>
       </w:r>
-      <w:hyperlink r:id="rId62" w:history="1">
+      <w:hyperlink r:id="rId58" w:history="1">
         <w:r>
           <w:rPr>
             <w:rStyle w:val="Hyperlink"/>
@@ -10421,7 +10912,7 @@
         </w:rPr>
         <w:t xml:space="preserve">(3), 183–195. </w:t>
       </w:r>
-      <w:hyperlink r:id="rId63" w:history="1">
+      <w:hyperlink r:id="rId59" w:history="1">
         <w:r>
           <w:rPr>
             <w:sz w:val="18"/>
@@ -10486,7 +10977,7 @@
         </w:rPr>
         <w:t xml:space="preserve">(4), 751–761. </w:t>
       </w:r>
-      <w:hyperlink r:id="rId64" w:history="1">
+      <w:hyperlink r:id="rId60" w:history="1">
         <w:r>
           <w:rPr>
             <w:sz w:val="18"/>
@@ -10551,7 +11042,7 @@
         </w:rPr>
         <w:t xml:space="preserve">(3), 807–822. </w:t>
       </w:r>
-      <w:hyperlink r:id="rId65" w:history="1">
+      <w:hyperlink r:id="rId61" w:history="1">
         <w:r>
           <w:rPr>
             <w:sz w:val="18"/>
@@ -10650,7 +11141,7 @@
         </w:rPr>
         <w:t xml:space="preserve">(1), 62–72. </w:t>
       </w:r>
-      <w:hyperlink r:id="rId66" w:history="1">
+      <w:hyperlink r:id="rId62" w:history="1">
         <w:r>
           <w:rPr>
             <w:sz w:val="18"/>
@@ -10713,7 +11204,7 @@
         </w:rPr>
         <w:t xml:space="preserve">, 11(9), e03188. </w:t>
       </w:r>
-      <w:hyperlink r:id="rId67" w:history="1">
+      <w:hyperlink r:id="rId63" w:history="1">
         <w:r>
           <w:rPr>
             <w:sz w:val="18"/>
@@ -10778,7 +11269,7 @@
         </w:rPr>
         <w:t xml:space="preserve">(4), 393–404. </w:t>
       </w:r>
-      <w:hyperlink r:id="rId68" w:history="1">
+      <w:hyperlink r:id="rId64" w:history="1">
         <w:r>
           <w:rPr>
             <w:sz w:val="18"/>
@@ -10879,7 +11370,7 @@
         </w:rPr>
         <w:t xml:space="preserve">(8), 1147. </w:t>
       </w:r>
-      <w:hyperlink r:id="rId69" w:history="1">
+      <w:hyperlink r:id="rId65" w:history="1">
         <w:r>
           <w:rPr>
             <w:sz w:val="18"/>
@@ -10916,8 +11407,7 @@
         <w:keepNext/>
         <w:rPr>
           <w:rFonts w:cstheme="minorHAnsi"/>
-          <w:color w:val="auto"/>
-          <w:lang w:val="en-GB"/>
+          <w:color w:val="000000"/>
         </w:rPr>
       </w:pPr>
       <w:r>
@@ -10956,68 +11446,45 @@
           <w:rFonts w:cstheme="minorHAnsi"/>
           <w:color w:val="000000"/>
         </w:rPr>
-        <w:fldChar w:fldCharType="begin"/>
-      </w:r>
-      <w:r>
-        <w:rPr>
-          <w:rFonts w:cstheme="minorHAnsi"/>
-          <w:color w:val="000000"/>
-        </w:rPr>
-        <w:instrText xml:space="preserve"> LINK </w:instrText>
-      </w:r>
-      <w:r>
-        <w:rPr>
-          <w:rFonts w:cstheme="minorHAnsi"/>
-          <w:color w:val="000000"/>
-        </w:rPr>
-        <w:instrText xml:space="preserve">Excel.SheetBinaryMacroEnabled.12 "C:\\Users\\or81\\OneDrive - The University of Waikato\\Documents\\PhD\\01_thesis_chapters\\02_koura_fear\\outputs\\tbl-emmeans-stratified.csv" tbl-emmeans-stratified!R2C1:R13C8 </w:instrText>
-      </w:r>
-      <w:r>
-        <w:rPr>
-          <w:rFonts w:cstheme="minorHAnsi"/>
-          <w:color w:val="000000"/>
-        </w:rPr>
-        <w:instrText xml:space="preserve">\a \f 4 \h  \* MERGEFORMAT </w:instrText>
-      </w:r>
-      <w:r>
-        <w:rPr>
-          <w:rFonts w:cstheme="minorHAnsi"/>
-          <w:color w:val="000000"/>
-        </w:rPr>
-        <w:fldChar w:fldCharType="separate"/>
+        <w:t xml:space="preserve"> </w:t>
       </w:r>
     </w:p>
     <w:tbl>
       <w:tblPr>
-        <w:tblW w:w="8405" w:type="dxa"/>
+        <w:tblStyle w:val="TableGrid"/>
+        <w:tblW w:w="9164" w:type="dxa"/>
         <w:tblBorders>
+          <w:top w:val="none" w:sz="0" w:space="0" w:color="auto"/>
+          <w:left w:val="none" w:sz="0" w:space="0" w:color="auto"/>
+          <w:bottom w:val="none" w:sz="0" w:space="0" w:color="auto"/>
+          <w:right w:val="none" w:sz="0" w:space="0" w:color="auto"/>
           <w:insideH w:val="single" w:sz="4" w:space="0" w:color="auto"/>
+          <w:insideV w:val="none" w:sz="0" w:space="0" w:color="auto"/>
         </w:tblBorders>
         <w:tblLook w:val="04A0" w:firstRow="1" w:lastRow="0" w:firstColumn="1" w:lastColumn="0" w:noHBand="0" w:noVBand="1"/>
       </w:tblPr>
       <w:tblGrid>
-        <w:gridCol w:w="1418"/>
-        <w:gridCol w:w="1559"/>
-        <w:gridCol w:w="1134"/>
-        <w:gridCol w:w="851"/>
-        <w:gridCol w:w="708"/>
-        <w:gridCol w:w="735"/>
-        <w:gridCol w:w="1000"/>
-        <w:gridCol w:w="1000"/>
+        <w:gridCol w:w="1626"/>
+        <w:gridCol w:w="1491"/>
+        <w:gridCol w:w="1103"/>
+        <w:gridCol w:w="1103"/>
+        <w:gridCol w:w="721"/>
+        <w:gridCol w:w="914"/>
+        <w:gridCol w:w="1103"/>
+        <w:gridCol w:w="1103"/>
       </w:tblGrid>
       <w:tr>
         <w:trPr>
-          <w:trHeight w:val="288"/>
+          <w:trHeight w:val="19"/>
         </w:trPr>
         <w:tc>
           <w:tcPr>
-            <w:tcW w:w="1418" w:type="dxa"/>
-            <w:noWrap/>
-            <w:vAlign w:val="bottom"/>
-          </w:tcPr>
-          <w:p>
-            <w:pPr>
-              <w:spacing w:after="0" w:line="360" w:lineRule="auto"/>
+            <w:tcW w:w="1626" w:type="dxa"/>
+            <w:noWrap/>
+          </w:tcPr>
+          <w:p>
+            <w:pPr>
+              <w:spacing w:line="360" w:lineRule="auto"/>
               <w:rPr>
                 <w:rFonts w:cstheme="minorHAnsi"/>
                 <w:b/>
@@ -11042,13 +11509,12 @@
         </w:tc>
         <w:tc>
           <w:tcPr>
-            <w:tcW w:w="1559" w:type="dxa"/>
-            <w:noWrap/>
-            <w:vAlign w:val="bottom"/>
-          </w:tcPr>
-          <w:p>
-            <w:pPr>
-              <w:spacing w:after="0" w:line="360" w:lineRule="auto"/>
+            <w:tcW w:w="1491" w:type="dxa"/>
+            <w:noWrap/>
+          </w:tcPr>
+          <w:p>
+            <w:pPr>
+              <w:spacing w:line="360" w:lineRule="auto"/>
               <w:rPr>
                 <w:rFonts w:cstheme="minorHAnsi"/>
                 <w:b/>
@@ -11073,13 +11539,12 @@
         </w:tc>
         <w:tc>
           <w:tcPr>
-            <w:tcW w:w="1134" w:type="dxa"/>
-            <w:noWrap/>
-            <w:vAlign w:val="bottom"/>
-          </w:tcPr>
-          <w:p>
-            <w:pPr>
-              <w:spacing w:after="0" w:line="360" w:lineRule="auto"/>
+            <w:tcW w:w="1103" w:type="dxa"/>
+            <w:noWrap/>
+          </w:tcPr>
+          <w:p>
+            <w:pPr>
+              <w:spacing w:line="360" w:lineRule="auto"/>
               <w:rPr>
                 <w:rFonts w:cstheme="minorHAnsi"/>
                 <w:b/>
@@ -11104,13 +11569,12 @@
         </w:tc>
         <w:tc>
           <w:tcPr>
-            <w:tcW w:w="851" w:type="dxa"/>
-            <w:noWrap/>
-            <w:vAlign w:val="bottom"/>
-          </w:tcPr>
-          <w:p>
-            <w:pPr>
-              <w:spacing w:after="0" w:line="360" w:lineRule="auto"/>
+            <w:tcW w:w="1103" w:type="dxa"/>
+            <w:noWrap/>
+          </w:tcPr>
+          <w:p>
+            <w:pPr>
+              <w:spacing w:line="360" w:lineRule="auto"/>
               <w:rPr>
                 <w:rFonts w:cstheme="minorHAnsi"/>
                 <w:b/>
@@ -11135,13 +11599,12 @@
         </w:tc>
         <w:tc>
           <w:tcPr>
-            <w:tcW w:w="708" w:type="dxa"/>
-            <w:noWrap/>
-            <w:vAlign w:val="bottom"/>
-          </w:tcPr>
-          <w:p>
-            <w:pPr>
-              <w:spacing w:after="0" w:line="360" w:lineRule="auto"/>
+            <w:tcW w:w="721" w:type="dxa"/>
+            <w:noWrap/>
+          </w:tcPr>
+          <w:p>
+            <w:pPr>
+              <w:spacing w:line="360" w:lineRule="auto"/>
               <w:rPr>
                 <w:rFonts w:cstheme="minorHAnsi"/>
                 <w:b/>
@@ -11151,6 +11614,7 @@
                 <w:szCs w:val="18"/>
               </w:rPr>
             </w:pPr>
+            <w:proofErr w:type="spellStart"/>
             <w:r>
               <w:rPr>
                 <w:rFonts w:cstheme="minorHAnsi"/>
@@ -11162,17 +11626,17 @@
               </w:rPr>
               <w:t>df</w:t>
             </w:r>
-          </w:p>
-        </w:tc>
-        <w:tc>
-          <w:tcPr>
-            <w:tcW w:w="735" w:type="dxa"/>
-            <w:noWrap/>
-            <w:vAlign w:val="bottom"/>
-          </w:tcPr>
-          <w:p>
-            <w:pPr>
-              <w:spacing w:after="0" w:line="360" w:lineRule="auto"/>
+            <w:proofErr w:type="spellEnd"/>
+          </w:p>
+        </w:tc>
+        <w:tc>
+          <w:tcPr>
+            <w:tcW w:w="914" w:type="dxa"/>
+            <w:noWrap/>
+          </w:tcPr>
+          <w:p>
+            <w:pPr>
+              <w:spacing w:line="360" w:lineRule="auto"/>
               <w:rPr>
                 <w:rFonts w:cstheme="minorHAnsi"/>
                 <w:b/>
@@ -11197,13 +11661,12 @@
         </w:tc>
         <w:tc>
           <w:tcPr>
-            <w:tcW w:w="1000" w:type="dxa"/>
-            <w:noWrap/>
-            <w:vAlign w:val="bottom"/>
-          </w:tcPr>
-          <w:p>
-            <w:pPr>
-              <w:spacing w:after="0" w:line="360" w:lineRule="auto"/>
+            <w:tcW w:w="1103" w:type="dxa"/>
+            <w:noWrap/>
+          </w:tcPr>
+          <w:p>
+            <w:pPr>
+              <w:spacing w:line="360" w:lineRule="auto"/>
               <w:rPr>
                 <w:rFonts w:cstheme="minorHAnsi"/>
                 <w:b/>
@@ -11228,13 +11691,12 @@
         </w:tc>
         <w:tc>
           <w:tcPr>
-            <w:tcW w:w="1000" w:type="dxa"/>
-            <w:noWrap/>
-            <w:vAlign w:val="bottom"/>
-          </w:tcPr>
-          <w:p>
-            <w:pPr>
-              <w:spacing w:after="0" w:line="360" w:lineRule="auto"/>
+            <w:tcW w:w="1103" w:type="dxa"/>
+            <w:noWrap/>
+          </w:tcPr>
+          <w:p>
+            <w:pPr>
+              <w:spacing w:line="360" w:lineRule="auto"/>
               <w:rPr>
                 <w:rFonts w:cstheme="minorHAnsi"/>
                 <w:b/>
@@ -11260,18 +11722,17 @@
       </w:tr>
       <w:tr>
         <w:trPr>
-          <w:trHeight w:val="288"/>
+          <w:trHeight w:val="19"/>
         </w:trPr>
         <w:tc>
           <w:tcPr>
-            <w:tcW w:w="1418" w:type="dxa"/>
-            <w:noWrap/>
-            <w:vAlign w:val="bottom"/>
+            <w:tcW w:w="1626" w:type="dxa"/>
+            <w:noWrap/>
             <w:hideMark/>
           </w:tcPr>
           <w:p>
             <w:pPr>
-              <w:spacing w:after="0" w:line="360" w:lineRule="auto"/>
+              <w:spacing w:line="360" w:lineRule="auto"/>
               <w:rPr>
                 <w:rFonts w:cstheme="minorHAnsi"/>
                 <w:color w:val="000000"/>
@@ -11292,14 +11753,13 @@
         </w:tc>
         <w:tc>
           <w:tcPr>
-            <w:tcW w:w="1559" w:type="dxa"/>
-            <w:noWrap/>
-            <w:vAlign w:val="bottom"/>
+            <w:tcW w:w="1491" w:type="dxa"/>
+            <w:noWrap/>
             <w:hideMark/>
           </w:tcPr>
           <w:p>
             <w:pPr>
-              <w:spacing w:after="0" w:line="360" w:lineRule="auto"/>
+              <w:spacing w:line="360" w:lineRule="auto"/>
               <w:rPr>
                 <w:rFonts w:cstheme="minorHAnsi"/>
                 <w:color w:val="000000"/>
@@ -11320,14 +11780,13 @@
         </w:tc>
         <w:tc>
           <w:tcPr>
-            <w:tcW w:w="1134" w:type="dxa"/>
-            <w:noWrap/>
-            <w:vAlign w:val="bottom"/>
+            <w:tcW w:w="1103" w:type="dxa"/>
+            <w:noWrap/>
             <w:hideMark/>
           </w:tcPr>
           <w:p>
             <w:pPr>
-              <w:spacing w:after="0" w:line="360" w:lineRule="auto"/>
+              <w:spacing w:line="360" w:lineRule="auto"/>
               <w:rPr>
                 <w:rFonts w:cstheme="minorHAnsi"/>
                 <w:color w:val="000000"/>
@@ -11348,14 +11807,13 @@
         </w:tc>
         <w:tc>
           <w:tcPr>
-            <w:tcW w:w="851" w:type="dxa"/>
-            <w:noWrap/>
-            <w:vAlign w:val="bottom"/>
+            <w:tcW w:w="1103" w:type="dxa"/>
+            <w:noWrap/>
             <w:hideMark/>
           </w:tcPr>
           <w:p>
             <w:pPr>
-              <w:spacing w:after="0" w:line="360" w:lineRule="auto"/>
+              <w:spacing w:line="360" w:lineRule="auto"/>
               <w:rPr>
                 <w:rFonts w:cstheme="minorHAnsi"/>
                 <w:color w:val="000000"/>
@@ -11376,14 +11834,13 @@
         </w:tc>
         <w:tc>
           <w:tcPr>
-            <w:tcW w:w="708" w:type="dxa"/>
-            <w:noWrap/>
-            <w:vAlign w:val="bottom"/>
+            <w:tcW w:w="721" w:type="dxa"/>
+            <w:noWrap/>
             <w:hideMark/>
           </w:tcPr>
           <w:p>
             <w:pPr>
-              <w:spacing w:after="0" w:line="360" w:lineRule="auto"/>
+              <w:spacing w:line="360" w:lineRule="auto"/>
               <w:rPr>
                 <w:rFonts w:cstheme="minorHAnsi"/>
                 <w:color w:val="000000"/>
@@ -11404,14 +11861,13 @@
         </w:tc>
         <w:tc>
           <w:tcPr>
-            <w:tcW w:w="735" w:type="dxa"/>
-            <w:noWrap/>
-            <w:vAlign w:val="bottom"/>
+            <w:tcW w:w="914" w:type="dxa"/>
+            <w:noWrap/>
             <w:hideMark/>
           </w:tcPr>
           <w:p>
             <w:pPr>
-              <w:spacing w:after="0" w:line="360" w:lineRule="auto"/>
+              <w:spacing w:line="360" w:lineRule="auto"/>
               <w:rPr>
                 <w:rFonts w:cstheme="minorHAnsi"/>
                 <w:color w:val="000000"/>
@@ -11432,14 +11888,13 @@
         </w:tc>
         <w:tc>
           <w:tcPr>
-            <w:tcW w:w="1000" w:type="dxa"/>
-            <w:noWrap/>
-            <w:vAlign w:val="bottom"/>
+            <w:tcW w:w="1103" w:type="dxa"/>
+            <w:noWrap/>
             <w:hideMark/>
           </w:tcPr>
           <w:p>
             <w:pPr>
-              <w:spacing w:after="0" w:line="360" w:lineRule="auto"/>
+              <w:spacing w:line="360" w:lineRule="auto"/>
               <w:rPr>
                 <w:rFonts w:cstheme="minorHAnsi"/>
                 <w:color w:val="000000"/>
@@ -11460,14 +11915,13 @@
         </w:tc>
         <w:tc>
           <w:tcPr>
-            <w:tcW w:w="1000" w:type="dxa"/>
-            <w:noWrap/>
-            <w:vAlign w:val="bottom"/>
+            <w:tcW w:w="1103" w:type="dxa"/>
+            <w:noWrap/>
             <w:hideMark/>
           </w:tcPr>
           <w:p>
             <w:pPr>
-              <w:spacing w:after="0" w:line="360" w:lineRule="auto"/>
+              <w:spacing w:line="360" w:lineRule="auto"/>
               <w:rPr>
                 <w:rFonts w:cstheme="minorHAnsi"/>
                 <w:color w:val="000000"/>
@@ -11489,18 +11943,17 @@
       </w:tr>
       <w:tr>
         <w:trPr>
-          <w:trHeight w:val="288"/>
+          <w:trHeight w:val="19"/>
         </w:trPr>
         <w:tc>
           <w:tcPr>
-            <w:tcW w:w="1418" w:type="dxa"/>
-            <w:noWrap/>
-            <w:vAlign w:val="bottom"/>
+            <w:tcW w:w="1626" w:type="dxa"/>
+            <w:noWrap/>
             <w:hideMark/>
           </w:tcPr>
           <w:p>
             <w:pPr>
-              <w:spacing w:after="0" w:line="360" w:lineRule="auto"/>
+              <w:spacing w:line="360" w:lineRule="auto"/>
               <w:rPr>
                 <w:rFonts w:cstheme="minorHAnsi"/>
                 <w:color w:val="000000"/>
@@ -11521,14 +11974,13 @@
         </w:tc>
         <w:tc>
           <w:tcPr>
-            <w:tcW w:w="1559" w:type="dxa"/>
-            <w:noWrap/>
-            <w:vAlign w:val="bottom"/>
+            <w:tcW w:w="1491" w:type="dxa"/>
+            <w:noWrap/>
             <w:hideMark/>
           </w:tcPr>
           <w:p>
             <w:pPr>
-              <w:spacing w:after="0" w:line="360" w:lineRule="auto"/>
+              <w:spacing w:line="360" w:lineRule="auto"/>
               <w:rPr>
                 <w:rFonts w:cstheme="minorHAnsi"/>
                 <w:color w:val="000000"/>
@@ -11549,14 +12001,13 @@
         </w:tc>
         <w:tc>
           <w:tcPr>
-            <w:tcW w:w="1134" w:type="dxa"/>
-            <w:noWrap/>
-            <w:vAlign w:val="bottom"/>
+            <w:tcW w:w="1103" w:type="dxa"/>
+            <w:noWrap/>
             <w:hideMark/>
           </w:tcPr>
           <w:p>
             <w:pPr>
-              <w:spacing w:after="0" w:line="360" w:lineRule="auto"/>
+              <w:spacing w:line="360" w:lineRule="auto"/>
               <w:rPr>
                 <w:rFonts w:cstheme="minorHAnsi"/>
                 <w:color w:val="000000"/>
@@ -11577,14 +12028,13 @@
         </w:tc>
         <w:tc>
           <w:tcPr>
-            <w:tcW w:w="851" w:type="dxa"/>
-            <w:noWrap/>
-            <w:vAlign w:val="bottom"/>
+            <w:tcW w:w="1103" w:type="dxa"/>
+            <w:noWrap/>
             <w:hideMark/>
           </w:tcPr>
           <w:p>
             <w:pPr>
-              <w:spacing w:after="0" w:line="360" w:lineRule="auto"/>
+              <w:spacing w:line="360" w:lineRule="auto"/>
               <w:rPr>
                 <w:rFonts w:cstheme="minorHAnsi"/>
                 <w:color w:val="000000"/>
@@ -11605,14 +12055,13 @@
         </w:tc>
         <w:tc>
           <w:tcPr>
-            <w:tcW w:w="708" w:type="dxa"/>
-            <w:noWrap/>
-            <w:vAlign w:val="bottom"/>
+            <w:tcW w:w="721" w:type="dxa"/>
+            <w:noWrap/>
             <w:hideMark/>
           </w:tcPr>
           <w:p>
             <w:pPr>
-              <w:spacing w:after="0" w:line="360" w:lineRule="auto"/>
+              <w:spacing w:line="360" w:lineRule="auto"/>
               <w:rPr>
                 <w:rFonts w:cstheme="minorHAnsi"/>
                 <w:color w:val="000000"/>
@@ -11633,14 +12082,13 @@
         </w:tc>
         <w:tc>
           <w:tcPr>
-            <w:tcW w:w="735" w:type="dxa"/>
-            <w:noWrap/>
-            <w:vAlign w:val="bottom"/>
+            <w:tcW w:w="914" w:type="dxa"/>
+            <w:noWrap/>
             <w:hideMark/>
           </w:tcPr>
           <w:p>
             <w:pPr>
-              <w:spacing w:after="0" w:line="360" w:lineRule="auto"/>
+              <w:spacing w:line="360" w:lineRule="auto"/>
               <w:rPr>
                 <w:rFonts w:cstheme="minorHAnsi"/>
                 <w:color w:val="000000"/>
@@ -11661,14 +12109,13 @@
         </w:tc>
         <w:tc>
           <w:tcPr>
-            <w:tcW w:w="1000" w:type="dxa"/>
-            <w:noWrap/>
-            <w:vAlign w:val="bottom"/>
+            <w:tcW w:w="1103" w:type="dxa"/>
+            <w:noWrap/>
             <w:hideMark/>
           </w:tcPr>
           <w:p>
             <w:pPr>
-              <w:spacing w:after="0" w:line="360" w:lineRule="auto"/>
+              <w:spacing w:line="360" w:lineRule="auto"/>
               <w:rPr>
                 <w:rFonts w:cstheme="minorHAnsi"/>
                 <w:color w:val="000000"/>
@@ -11689,14 +12136,13 @@
         </w:tc>
         <w:tc>
           <w:tcPr>
-            <w:tcW w:w="1000" w:type="dxa"/>
-            <w:noWrap/>
-            <w:vAlign w:val="bottom"/>
+            <w:tcW w:w="1103" w:type="dxa"/>
+            <w:noWrap/>
             <w:hideMark/>
           </w:tcPr>
           <w:p>
             <w:pPr>
-              <w:spacing w:after="0" w:line="360" w:lineRule="auto"/>
+              <w:spacing w:line="360" w:lineRule="auto"/>
               <w:rPr>
                 <w:rFonts w:cstheme="minorHAnsi"/>
                 <w:color w:val="000000"/>
@@ -11718,18 +12164,17 @@
       </w:tr>
       <w:tr>
         <w:trPr>
-          <w:trHeight w:val="288"/>
+          <w:trHeight w:val="19"/>
         </w:trPr>
         <w:tc>
           <w:tcPr>
-            <w:tcW w:w="1418" w:type="dxa"/>
-            <w:noWrap/>
-            <w:vAlign w:val="bottom"/>
+            <w:tcW w:w="1626" w:type="dxa"/>
+            <w:noWrap/>
             <w:hideMark/>
           </w:tcPr>
           <w:p>
             <w:pPr>
-              <w:spacing w:after="0" w:line="360" w:lineRule="auto"/>
+              <w:spacing w:line="360" w:lineRule="auto"/>
               <w:rPr>
                 <w:rFonts w:cstheme="minorHAnsi"/>
                 <w:color w:val="000000"/>
@@ -11750,14 +12195,13 @@
         </w:tc>
         <w:tc>
           <w:tcPr>
-            <w:tcW w:w="1559" w:type="dxa"/>
-            <w:noWrap/>
-            <w:vAlign w:val="bottom"/>
+            <w:tcW w:w="1491" w:type="dxa"/>
+            <w:noWrap/>
             <w:hideMark/>
           </w:tcPr>
           <w:p>
             <w:pPr>
-              <w:spacing w:after="0" w:line="360" w:lineRule="auto"/>
+              <w:spacing w:line="360" w:lineRule="auto"/>
               <w:rPr>
                 <w:rFonts w:cstheme="minorHAnsi"/>
                 <w:color w:val="000000"/>
@@ -11778,14 +12222,13 @@
         </w:tc>
         <w:tc>
           <w:tcPr>
-            <w:tcW w:w="1134" w:type="dxa"/>
-            <w:noWrap/>
-            <w:vAlign w:val="bottom"/>
+            <w:tcW w:w="1103" w:type="dxa"/>
+            <w:noWrap/>
             <w:hideMark/>
           </w:tcPr>
           <w:p>
             <w:pPr>
-              <w:spacing w:after="0" w:line="360" w:lineRule="auto"/>
+              <w:spacing w:line="360" w:lineRule="auto"/>
               <w:rPr>
                 <w:rFonts w:cstheme="minorHAnsi"/>
                 <w:color w:val="000000"/>
@@ -11806,14 +12249,13 @@
         </w:tc>
         <w:tc>
           <w:tcPr>
-            <w:tcW w:w="851" w:type="dxa"/>
-            <w:noWrap/>
-            <w:vAlign w:val="bottom"/>
+            <w:tcW w:w="1103" w:type="dxa"/>
+            <w:noWrap/>
             <w:hideMark/>
           </w:tcPr>
           <w:p>
             <w:pPr>
-              <w:spacing w:after="0" w:line="360" w:lineRule="auto"/>
+              <w:spacing w:line="360" w:lineRule="auto"/>
               <w:rPr>
                 <w:rFonts w:cstheme="minorHAnsi"/>
                 <w:color w:val="000000"/>
@@ -11834,14 +12276,13 @@
         </w:tc>
         <w:tc>
           <w:tcPr>
-            <w:tcW w:w="708" w:type="dxa"/>
-            <w:noWrap/>
-            <w:vAlign w:val="bottom"/>
+            <w:tcW w:w="721" w:type="dxa"/>
+            <w:noWrap/>
             <w:hideMark/>
           </w:tcPr>
           <w:p>
             <w:pPr>
-              <w:spacing w:after="0" w:line="360" w:lineRule="auto"/>
+              <w:spacing w:line="360" w:lineRule="auto"/>
               <w:rPr>
                 <w:rFonts w:cstheme="minorHAnsi"/>
                 <w:color w:val="000000"/>
@@ -11862,14 +12303,13 @@
         </w:tc>
         <w:tc>
           <w:tcPr>
-            <w:tcW w:w="735" w:type="dxa"/>
-            <w:noWrap/>
-            <w:vAlign w:val="bottom"/>
+            <w:tcW w:w="914" w:type="dxa"/>
+            <w:noWrap/>
             <w:hideMark/>
           </w:tcPr>
           <w:p>
             <w:pPr>
-              <w:spacing w:after="0" w:line="360" w:lineRule="auto"/>
+              <w:spacing w:line="360" w:lineRule="auto"/>
               <w:rPr>
                 <w:rFonts w:cstheme="minorHAnsi"/>
                 <w:color w:val="000000"/>
@@ -11890,14 +12330,13 @@
         </w:tc>
         <w:tc>
           <w:tcPr>
-            <w:tcW w:w="1000" w:type="dxa"/>
-            <w:noWrap/>
-            <w:vAlign w:val="bottom"/>
+            <w:tcW w:w="1103" w:type="dxa"/>
+            <w:noWrap/>
             <w:hideMark/>
           </w:tcPr>
           <w:p>
             <w:pPr>
-              <w:spacing w:after="0" w:line="360" w:lineRule="auto"/>
+              <w:spacing w:line="360" w:lineRule="auto"/>
               <w:rPr>
                 <w:rFonts w:cstheme="minorHAnsi"/>
                 <w:color w:val="000000"/>
@@ -11918,14 +12357,13 @@
         </w:tc>
         <w:tc>
           <w:tcPr>
-            <w:tcW w:w="1000" w:type="dxa"/>
-            <w:noWrap/>
-            <w:vAlign w:val="bottom"/>
+            <w:tcW w:w="1103" w:type="dxa"/>
+            <w:noWrap/>
             <w:hideMark/>
           </w:tcPr>
           <w:p>
             <w:pPr>
-              <w:spacing w:after="0" w:line="360" w:lineRule="auto"/>
+              <w:spacing w:line="360" w:lineRule="auto"/>
               <w:rPr>
                 <w:rFonts w:cstheme="minorHAnsi"/>
                 <w:color w:val="000000"/>
@@ -11947,18 +12385,17 @@
       </w:tr>
       <w:tr>
         <w:trPr>
-          <w:trHeight w:val="288"/>
+          <w:trHeight w:val="19"/>
         </w:trPr>
         <w:tc>
           <w:tcPr>
-            <w:tcW w:w="1418" w:type="dxa"/>
-            <w:noWrap/>
-            <w:vAlign w:val="bottom"/>
+            <w:tcW w:w="1626" w:type="dxa"/>
+            <w:noWrap/>
             <w:hideMark/>
           </w:tcPr>
           <w:p>
             <w:pPr>
-              <w:spacing w:after="0" w:line="360" w:lineRule="auto"/>
+              <w:spacing w:line="360" w:lineRule="auto"/>
               <w:rPr>
                 <w:rFonts w:cstheme="minorHAnsi"/>
                 <w:color w:val="000000"/>
@@ -11979,14 +12416,13 @@
         </w:tc>
         <w:tc>
           <w:tcPr>
-            <w:tcW w:w="1559" w:type="dxa"/>
-            <w:noWrap/>
-            <w:vAlign w:val="bottom"/>
+            <w:tcW w:w="1491" w:type="dxa"/>
+            <w:noWrap/>
             <w:hideMark/>
           </w:tcPr>
           <w:p>
             <w:pPr>
-              <w:spacing w:after="0" w:line="360" w:lineRule="auto"/>
+              <w:spacing w:line="360" w:lineRule="auto"/>
               <w:rPr>
                 <w:rFonts w:cstheme="minorHAnsi"/>
                 <w:color w:val="000000"/>
@@ -12007,14 +12443,13 @@
         </w:tc>
         <w:tc>
           <w:tcPr>
-            <w:tcW w:w="1134" w:type="dxa"/>
-            <w:noWrap/>
-            <w:vAlign w:val="bottom"/>
+            <w:tcW w:w="1103" w:type="dxa"/>
+            <w:noWrap/>
             <w:hideMark/>
           </w:tcPr>
           <w:p>
             <w:pPr>
-              <w:spacing w:after="0" w:line="360" w:lineRule="auto"/>
+              <w:spacing w:line="360" w:lineRule="auto"/>
               <w:rPr>
                 <w:rFonts w:cstheme="minorHAnsi"/>
                 <w:color w:val="000000"/>
@@ -12035,14 +12470,13 @@
         </w:tc>
         <w:tc>
           <w:tcPr>
-            <w:tcW w:w="851" w:type="dxa"/>
-            <w:noWrap/>
-            <w:vAlign w:val="bottom"/>
+            <w:tcW w:w="1103" w:type="dxa"/>
+            <w:noWrap/>
             <w:hideMark/>
           </w:tcPr>
           <w:p>
             <w:pPr>
-              <w:spacing w:after="0" w:line="360" w:lineRule="auto"/>
+              <w:spacing w:line="360" w:lineRule="auto"/>
               <w:rPr>
                 <w:rFonts w:cstheme="minorHAnsi"/>
                 <w:color w:val="000000"/>
@@ -12063,14 +12497,13 @@
         </w:tc>
         <w:tc>
           <w:tcPr>
-            <w:tcW w:w="708" w:type="dxa"/>
-            <w:noWrap/>
-            <w:vAlign w:val="bottom"/>
+            <w:tcW w:w="721" w:type="dxa"/>
+            <w:noWrap/>
             <w:hideMark/>
           </w:tcPr>
           <w:p>
             <w:pPr>
-              <w:spacing w:after="0" w:line="360" w:lineRule="auto"/>
+              <w:spacing w:line="360" w:lineRule="auto"/>
               <w:rPr>
                 <w:rFonts w:cstheme="minorHAnsi"/>
                 <w:color w:val="000000"/>
@@ -12091,14 +12524,13 @@
         </w:tc>
         <w:tc>
           <w:tcPr>
-            <w:tcW w:w="735" w:type="dxa"/>
-            <w:noWrap/>
-            <w:vAlign w:val="bottom"/>
+            <w:tcW w:w="914" w:type="dxa"/>
+            <w:noWrap/>
             <w:hideMark/>
           </w:tcPr>
           <w:p>
             <w:pPr>
-              <w:spacing w:after="0" w:line="360" w:lineRule="auto"/>
+              <w:spacing w:line="360" w:lineRule="auto"/>
               <w:rPr>
                 <w:rFonts w:cstheme="minorHAnsi"/>
                 <w:color w:val="000000"/>
@@ -12119,14 +12551,13 @@
         </w:tc>
         <w:tc>
           <w:tcPr>
-            <w:tcW w:w="1000" w:type="dxa"/>
-            <w:noWrap/>
-            <w:vAlign w:val="bottom"/>
+            <w:tcW w:w="1103" w:type="dxa"/>
+            <w:noWrap/>
             <w:hideMark/>
           </w:tcPr>
           <w:p>
             <w:pPr>
-              <w:spacing w:after="0" w:line="360" w:lineRule="auto"/>
+              <w:spacing w:line="360" w:lineRule="auto"/>
               <w:rPr>
                 <w:rFonts w:cstheme="minorHAnsi"/>
                 <w:color w:val="000000"/>
@@ -12147,14 +12578,13 @@
         </w:tc>
         <w:tc>
           <w:tcPr>
-            <w:tcW w:w="1000" w:type="dxa"/>
-            <w:noWrap/>
-            <w:vAlign w:val="bottom"/>
+            <w:tcW w:w="1103" w:type="dxa"/>
+            <w:noWrap/>
             <w:hideMark/>
           </w:tcPr>
           <w:p>
             <w:pPr>
-              <w:spacing w:after="0" w:line="360" w:lineRule="auto"/>
+              <w:spacing w:line="360" w:lineRule="auto"/>
               <w:rPr>
                 <w:rFonts w:cstheme="minorHAnsi"/>
                 <w:color w:val="000000"/>
@@ -12176,18 +12606,17 @@
       </w:tr>
       <w:tr>
         <w:trPr>
-          <w:trHeight w:val="288"/>
+          <w:trHeight w:val="19"/>
         </w:trPr>
         <w:tc>
           <w:tcPr>
-            <w:tcW w:w="1418" w:type="dxa"/>
-            <w:noWrap/>
-            <w:vAlign w:val="bottom"/>
+            <w:tcW w:w="1626" w:type="dxa"/>
+            <w:noWrap/>
             <w:hideMark/>
           </w:tcPr>
           <w:p>
             <w:pPr>
-              <w:spacing w:after="0" w:line="360" w:lineRule="auto"/>
+              <w:spacing w:line="360" w:lineRule="auto"/>
               <w:rPr>
                 <w:rFonts w:cstheme="minorHAnsi"/>
                 <w:color w:val="000000"/>
@@ -12208,14 +12637,13 @@
         </w:tc>
         <w:tc>
           <w:tcPr>
-            <w:tcW w:w="1559" w:type="dxa"/>
-            <w:noWrap/>
-            <w:vAlign w:val="bottom"/>
+            <w:tcW w:w="1491" w:type="dxa"/>
+            <w:noWrap/>
             <w:hideMark/>
           </w:tcPr>
           <w:p>
             <w:pPr>
-              <w:spacing w:after="0" w:line="360" w:lineRule="auto"/>
+              <w:spacing w:line="360" w:lineRule="auto"/>
               <w:rPr>
                 <w:rFonts w:cstheme="minorHAnsi"/>
                 <w:color w:val="000000"/>
@@ -12236,14 +12664,13 @@
         </w:tc>
         <w:tc>
           <w:tcPr>
-            <w:tcW w:w="1134" w:type="dxa"/>
-            <w:noWrap/>
-            <w:vAlign w:val="bottom"/>
+            <w:tcW w:w="1103" w:type="dxa"/>
+            <w:noWrap/>
             <w:hideMark/>
           </w:tcPr>
           <w:p>
             <w:pPr>
-              <w:spacing w:after="0" w:line="360" w:lineRule="auto"/>
+              <w:spacing w:line="360" w:lineRule="auto"/>
               <w:rPr>
                 <w:rFonts w:cstheme="minorHAnsi"/>
                 <w:color w:val="000000"/>
@@ -12264,14 +12691,13 @@
         </w:tc>
         <w:tc>
           <w:tcPr>
-            <w:tcW w:w="851" w:type="dxa"/>
-            <w:noWrap/>
-            <w:vAlign w:val="bottom"/>
+            <w:tcW w:w="1103" w:type="dxa"/>
+            <w:noWrap/>
             <w:hideMark/>
           </w:tcPr>
           <w:p>
             <w:pPr>
-              <w:spacing w:after="0" w:line="360" w:lineRule="auto"/>
+              <w:spacing w:line="360" w:lineRule="auto"/>
               <w:rPr>
                 <w:rFonts w:cstheme="minorHAnsi"/>
                 <w:color w:val="000000"/>
@@ -12292,14 +12718,13 @@
         </w:tc>
         <w:tc>
           <w:tcPr>
-            <w:tcW w:w="708" w:type="dxa"/>
-            <w:noWrap/>
-            <w:vAlign w:val="bottom"/>
+            <w:tcW w:w="721" w:type="dxa"/>
+            <w:noWrap/>
             <w:hideMark/>
           </w:tcPr>
           <w:p>
             <w:pPr>
-              <w:spacing w:after="0" w:line="360" w:lineRule="auto"/>
+              <w:spacing w:line="360" w:lineRule="auto"/>
               <w:rPr>
                 <w:rFonts w:cstheme="minorHAnsi"/>
                 <w:color w:val="000000"/>
@@ -12320,14 +12745,13 @@
         </w:tc>
         <w:tc>
           <w:tcPr>
-            <w:tcW w:w="735" w:type="dxa"/>
-            <w:noWrap/>
-            <w:vAlign w:val="bottom"/>
+            <w:tcW w:w="914" w:type="dxa"/>
+            <w:noWrap/>
             <w:hideMark/>
           </w:tcPr>
           <w:p>
             <w:pPr>
-              <w:spacing w:after="0" w:line="360" w:lineRule="auto"/>
+              <w:spacing w:line="360" w:lineRule="auto"/>
               <w:rPr>
                 <w:rFonts w:cstheme="minorHAnsi"/>
                 <w:color w:val="000000"/>
@@ -12348,14 +12772,13 @@
         </w:tc>
         <w:tc>
           <w:tcPr>
-            <w:tcW w:w="1000" w:type="dxa"/>
-            <w:noWrap/>
-            <w:vAlign w:val="bottom"/>
+            <w:tcW w:w="1103" w:type="dxa"/>
+            <w:noWrap/>
             <w:hideMark/>
           </w:tcPr>
           <w:p>
             <w:pPr>
-              <w:spacing w:after="0" w:line="360" w:lineRule="auto"/>
+              <w:spacing w:line="360" w:lineRule="auto"/>
               <w:rPr>
                 <w:rFonts w:cstheme="minorHAnsi"/>
                 <w:color w:val="000000"/>
@@ -12376,14 +12799,13 @@
         </w:tc>
         <w:tc>
           <w:tcPr>
-            <w:tcW w:w="1000" w:type="dxa"/>
-            <w:noWrap/>
-            <w:vAlign w:val="bottom"/>
+            <w:tcW w:w="1103" w:type="dxa"/>
+            <w:noWrap/>
             <w:hideMark/>
           </w:tcPr>
           <w:p>
             <w:pPr>
-              <w:spacing w:after="0" w:line="360" w:lineRule="auto"/>
+              <w:spacing w:line="360" w:lineRule="auto"/>
               <w:rPr>
                 <w:rFonts w:cstheme="minorHAnsi"/>
                 <w:color w:val="000000"/>
@@ -12405,18 +12827,17 @@
       </w:tr>
       <w:tr>
         <w:trPr>
-          <w:trHeight w:val="288"/>
+          <w:trHeight w:val="19"/>
         </w:trPr>
         <w:tc>
           <w:tcPr>
-            <w:tcW w:w="1418" w:type="dxa"/>
-            <w:noWrap/>
-            <w:vAlign w:val="bottom"/>
+            <w:tcW w:w="1626" w:type="dxa"/>
+            <w:noWrap/>
             <w:hideMark/>
           </w:tcPr>
           <w:p>
             <w:pPr>
-              <w:spacing w:after="0" w:line="360" w:lineRule="auto"/>
+              <w:spacing w:line="360" w:lineRule="auto"/>
               <w:rPr>
                 <w:rFonts w:cstheme="minorHAnsi"/>
                 <w:color w:val="000000"/>
@@ -12437,14 +12858,13 @@
         </w:tc>
         <w:tc>
           <w:tcPr>
-            <w:tcW w:w="1559" w:type="dxa"/>
-            <w:noWrap/>
-            <w:vAlign w:val="bottom"/>
+            <w:tcW w:w="1491" w:type="dxa"/>
+            <w:noWrap/>
             <w:hideMark/>
           </w:tcPr>
           <w:p>
             <w:pPr>
-              <w:spacing w:after="0" w:line="360" w:lineRule="auto"/>
+              <w:spacing w:line="360" w:lineRule="auto"/>
               <w:rPr>
                 <w:rFonts w:cstheme="minorHAnsi"/>
                 <w:color w:val="000000"/>
@@ -12465,14 +12885,13 @@
         </w:tc>
         <w:tc>
           <w:tcPr>
-            <w:tcW w:w="1134" w:type="dxa"/>
-            <w:noWrap/>
-            <w:vAlign w:val="bottom"/>
+            <w:tcW w:w="1103" w:type="dxa"/>
+            <w:noWrap/>
             <w:hideMark/>
           </w:tcPr>
           <w:p>
             <w:pPr>
-              <w:spacing w:after="0" w:line="360" w:lineRule="auto"/>
+              <w:spacing w:line="360" w:lineRule="auto"/>
               <w:rPr>
                 <w:rFonts w:cstheme="minorHAnsi"/>
                 <w:color w:val="000000"/>
@@ -12493,14 +12912,13 @@
         </w:tc>
         <w:tc>
           <w:tcPr>
-            <w:tcW w:w="851" w:type="dxa"/>
-            <w:noWrap/>
-            <w:vAlign w:val="bottom"/>
+            <w:tcW w:w="1103" w:type="dxa"/>
+            <w:noWrap/>
             <w:hideMark/>
           </w:tcPr>
           <w:p>
             <w:pPr>
-              <w:spacing w:after="0" w:line="360" w:lineRule="auto"/>
+              <w:spacing w:line="360" w:lineRule="auto"/>
               <w:rPr>
                 <w:rFonts w:cstheme="minorHAnsi"/>
                 <w:color w:val="000000"/>
@@ -12521,14 +12939,13 @@
         </w:tc>
         <w:tc>
           <w:tcPr>
-            <w:tcW w:w="708" w:type="dxa"/>
-            <w:noWrap/>
-            <w:vAlign w:val="bottom"/>
+            <w:tcW w:w="721" w:type="dxa"/>
+            <w:noWrap/>
             <w:hideMark/>
           </w:tcPr>
           <w:p>
             <w:pPr>
-              <w:spacing w:after="0" w:line="360" w:lineRule="auto"/>
+              <w:spacing w:line="360" w:lineRule="auto"/>
               <w:rPr>
                 <w:rFonts w:cstheme="minorHAnsi"/>
                 <w:color w:val="000000"/>
@@ -12549,14 +12966,13 @@
         </w:tc>
         <w:tc>
           <w:tcPr>
-            <w:tcW w:w="735" w:type="dxa"/>
-            <w:noWrap/>
-            <w:vAlign w:val="bottom"/>
+            <w:tcW w:w="914" w:type="dxa"/>
+            <w:noWrap/>
             <w:hideMark/>
           </w:tcPr>
           <w:p>
             <w:pPr>
-              <w:spacing w:after="0" w:line="360" w:lineRule="auto"/>
+              <w:spacing w:line="360" w:lineRule="auto"/>
               <w:rPr>
                 <w:rFonts w:cstheme="minorHAnsi"/>
                 <w:color w:val="000000"/>
@@ -12577,14 +12993,13 @@
         </w:tc>
         <w:tc>
           <w:tcPr>
-            <w:tcW w:w="1000" w:type="dxa"/>
-            <w:noWrap/>
-            <w:vAlign w:val="bottom"/>
+            <w:tcW w:w="1103" w:type="dxa"/>
+            <w:noWrap/>
             <w:hideMark/>
           </w:tcPr>
           <w:p>
             <w:pPr>
-              <w:spacing w:after="0" w:line="360" w:lineRule="auto"/>
+              <w:spacing w:line="360" w:lineRule="auto"/>
               <w:rPr>
                 <w:rFonts w:cstheme="minorHAnsi"/>
                 <w:color w:val="000000"/>
@@ -12605,14 +13020,13 @@
         </w:tc>
         <w:tc>
           <w:tcPr>
-            <w:tcW w:w="1000" w:type="dxa"/>
-            <w:noWrap/>
-            <w:vAlign w:val="bottom"/>
+            <w:tcW w:w="1103" w:type="dxa"/>
+            <w:noWrap/>
             <w:hideMark/>
           </w:tcPr>
           <w:p>
             <w:pPr>
-              <w:spacing w:after="0" w:line="360" w:lineRule="auto"/>
+              <w:spacing w:line="360" w:lineRule="auto"/>
               <w:rPr>
                 <w:rFonts w:cstheme="minorHAnsi"/>
                 <w:color w:val="000000"/>
@@ -12634,18 +13048,17 @@
       </w:tr>
       <w:tr>
         <w:trPr>
-          <w:trHeight w:val="288"/>
+          <w:trHeight w:val="19"/>
         </w:trPr>
         <w:tc>
           <w:tcPr>
-            <w:tcW w:w="1418" w:type="dxa"/>
-            <w:noWrap/>
-            <w:vAlign w:val="bottom"/>
+            <w:tcW w:w="1626" w:type="dxa"/>
+            <w:noWrap/>
             <w:hideMark/>
           </w:tcPr>
           <w:p>
             <w:pPr>
-              <w:spacing w:after="0" w:line="360" w:lineRule="auto"/>
+              <w:spacing w:line="360" w:lineRule="auto"/>
               <w:rPr>
                 <w:rFonts w:cstheme="minorHAnsi"/>
                 <w:color w:val="000000"/>
@@ -12666,14 +13079,13 @@
         </w:tc>
         <w:tc>
           <w:tcPr>
-            <w:tcW w:w="1559" w:type="dxa"/>
-            <w:noWrap/>
-            <w:vAlign w:val="bottom"/>
+            <w:tcW w:w="1491" w:type="dxa"/>
+            <w:noWrap/>
             <w:hideMark/>
           </w:tcPr>
           <w:p>
             <w:pPr>
-              <w:spacing w:after="0" w:line="360" w:lineRule="auto"/>
+              <w:spacing w:line="360" w:lineRule="auto"/>
               <w:rPr>
                 <w:rFonts w:cstheme="minorHAnsi"/>
                 <w:color w:val="000000"/>
@@ -12694,14 +13106,13 @@
         </w:tc>
         <w:tc>
           <w:tcPr>
-            <w:tcW w:w="1134" w:type="dxa"/>
-            <w:noWrap/>
-            <w:vAlign w:val="bottom"/>
+            <w:tcW w:w="1103" w:type="dxa"/>
+            <w:noWrap/>
             <w:hideMark/>
           </w:tcPr>
           <w:p>
             <w:pPr>
-              <w:spacing w:after="0" w:line="360" w:lineRule="auto"/>
+              <w:spacing w:line="360" w:lineRule="auto"/>
               <w:rPr>
                 <w:rFonts w:cstheme="minorHAnsi"/>
                 <w:color w:val="000000"/>
@@ -12722,14 +13133,13 @@
         </w:tc>
         <w:tc>
           <w:tcPr>
-            <w:tcW w:w="851" w:type="dxa"/>
-            <w:noWrap/>
-            <w:vAlign w:val="bottom"/>
+            <w:tcW w:w="1103" w:type="dxa"/>
+            <w:noWrap/>
             <w:hideMark/>
           </w:tcPr>
           <w:p>
             <w:pPr>
-              <w:spacing w:after="0" w:line="360" w:lineRule="auto"/>
+              <w:spacing w:line="360" w:lineRule="auto"/>
               <w:rPr>
                 <w:rFonts w:cstheme="minorHAnsi"/>
                 <w:color w:val="000000"/>
@@ -12750,14 +13160,13 @@
         </w:tc>
         <w:tc>
           <w:tcPr>
-            <w:tcW w:w="708" w:type="dxa"/>
-            <w:noWrap/>
-            <w:vAlign w:val="bottom"/>
+            <w:tcW w:w="721" w:type="dxa"/>
+            <w:noWrap/>
             <w:hideMark/>
           </w:tcPr>
           <w:p>
             <w:pPr>
-              <w:spacing w:after="0" w:line="360" w:lineRule="auto"/>
+              <w:spacing w:line="360" w:lineRule="auto"/>
               <w:rPr>
                 <w:rFonts w:cstheme="minorHAnsi"/>
                 <w:color w:val="000000"/>
@@ -12778,14 +13187,13 @@
         </w:tc>
         <w:tc>
           <w:tcPr>
-            <w:tcW w:w="735" w:type="dxa"/>
-            <w:noWrap/>
-            <w:vAlign w:val="bottom"/>
+            <w:tcW w:w="914" w:type="dxa"/>
+            <w:noWrap/>
             <w:hideMark/>
           </w:tcPr>
           <w:p>
             <w:pPr>
-              <w:spacing w:after="0" w:line="360" w:lineRule="auto"/>
+              <w:spacing w:line="360" w:lineRule="auto"/>
               <w:rPr>
                 <w:rFonts w:cstheme="minorHAnsi"/>
                 <w:color w:val="000000"/>
@@ -12806,14 +13214,13 @@
         </w:tc>
         <w:tc>
           <w:tcPr>
-            <w:tcW w:w="1000" w:type="dxa"/>
-            <w:noWrap/>
-            <w:vAlign w:val="bottom"/>
+            <w:tcW w:w="1103" w:type="dxa"/>
+            <w:noWrap/>
             <w:hideMark/>
           </w:tcPr>
           <w:p>
             <w:pPr>
-              <w:spacing w:after="0" w:line="360" w:lineRule="auto"/>
+              <w:spacing w:line="360" w:lineRule="auto"/>
               <w:rPr>
                 <w:rFonts w:cstheme="minorHAnsi"/>
                 <w:color w:val="000000"/>
@@ -12834,14 +13241,13 @@
         </w:tc>
         <w:tc>
           <w:tcPr>
-            <w:tcW w:w="1000" w:type="dxa"/>
-            <w:noWrap/>
-            <w:vAlign w:val="bottom"/>
+            <w:tcW w:w="1103" w:type="dxa"/>
+            <w:noWrap/>
             <w:hideMark/>
           </w:tcPr>
           <w:p>
             <w:pPr>
-              <w:spacing w:after="0" w:line="360" w:lineRule="auto"/>
+              <w:spacing w:line="360" w:lineRule="auto"/>
               <w:rPr>
                 <w:rFonts w:cstheme="minorHAnsi"/>
                 <w:color w:val="000000"/>
@@ -12863,18 +13269,17 @@
       </w:tr>
       <w:tr>
         <w:trPr>
-          <w:trHeight w:val="288"/>
+          <w:trHeight w:val="19"/>
         </w:trPr>
         <w:tc>
           <w:tcPr>
-            <w:tcW w:w="1418" w:type="dxa"/>
-            <w:noWrap/>
-            <w:vAlign w:val="bottom"/>
+            <w:tcW w:w="1626" w:type="dxa"/>
+            <w:noWrap/>
             <w:hideMark/>
           </w:tcPr>
           <w:p>
             <w:pPr>
-              <w:spacing w:after="0" w:line="360" w:lineRule="auto"/>
+              <w:spacing w:line="360" w:lineRule="auto"/>
               <w:rPr>
                 <w:rFonts w:cstheme="minorHAnsi"/>
                 <w:color w:val="000000"/>
@@ -12895,14 +13300,13 @@
         </w:tc>
         <w:tc>
           <w:tcPr>
-            <w:tcW w:w="1559" w:type="dxa"/>
-            <w:noWrap/>
-            <w:vAlign w:val="bottom"/>
+            <w:tcW w:w="1491" w:type="dxa"/>
+            <w:noWrap/>
             <w:hideMark/>
           </w:tcPr>
           <w:p>
             <w:pPr>
-              <w:spacing w:after="0" w:line="360" w:lineRule="auto"/>
+              <w:spacing w:line="360" w:lineRule="auto"/>
               <w:rPr>
                 <w:rFonts w:cstheme="minorHAnsi"/>
                 <w:color w:val="000000"/>
@@ -12923,14 +13327,13 @@
         </w:tc>
         <w:tc>
           <w:tcPr>
-            <w:tcW w:w="1134" w:type="dxa"/>
-            <w:noWrap/>
-            <w:vAlign w:val="bottom"/>
+            <w:tcW w:w="1103" w:type="dxa"/>
+            <w:noWrap/>
             <w:hideMark/>
           </w:tcPr>
           <w:p>
             <w:pPr>
-              <w:spacing w:after="0" w:line="360" w:lineRule="auto"/>
+              <w:spacing w:line="360" w:lineRule="auto"/>
               <w:rPr>
                 <w:rFonts w:cstheme="minorHAnsi"/>
                 <w:color w:val="000000"/>
@@ -12951,14 +13354,13 @@
         </w:tc>
         <w:tc>
           <w:tcPr>
-            <w:tcW w:w="851" w:type="dxa"/>
-            <w:noWrap/>
-            <w:vAlign w:val="bottom"/>
+            <w:tcW w:w="1103" w:type="dxa"/>
+            <w:noWrap/>
             <w:hideMark/>
           </w:tcPr>
           <w:p>
             <w:pPr>
-              <w:spacing w:after="0" w:line="360" w:lineRule="auto"/>
+              <w:spacing w:line="360" w:lineRule="auto"/>
               <w:rPr>
                 <w:rFonts w:cstheme="minorHAnsi"/>
                 <w:color w:val="000000"/>
@@ -12979,14 +13381,13 @@
         </w:tc>
         <w:tc>
           <w:tcPr>
-            <w:tcW w:w="708" w:type="dxa"/>
-            <w:noWrap/>
-            <w:vAlign w:val="bottom"/>
+            <w:tcW w:w="721" w:type="dxa"/>
+            <w:noWrap/>
             <w:hideMark/>
           </w:tcPr>
           <w:p>
             <w:pPr>
-              <w:spacing w:after="0" w:line="360" w:lineRule="auto"/>
+              <w:spacing w:line="360" w:lineRule="auto"/>
               <w:rPr>
                 <w:rFonts w:cstheme="minorHAnsi"/>
                 <w:color w:val="000000"/>
@@ -13007,14 +13408,13 @@
         </w:tc>
         <w:tc>
           <w:tcPr>
-            <w:tcW w:w="735" w:type="dxa"/>
-            <w:noWrap/>
-            <w:vAlign w:val="bottom"/>
+            <w:tcW w:w="914" w:type="dxa"/>
+            <w:noWrap/>
             <w:hideMark/>
           </w:tcPr>
           <w:p>
             <w:pPr>
-              <w:spacing w:after="0" w:line="360" w:lineRule="auto"/>
+              <w:spacing w:line="360" w:lineRule="auto"/>
               <w:rPr>
                 <w:rFonts w:cstheme="minorHAnsi"/>
                 <w:color w:val="000000"/>
@@ -13035,14 +13435,13 @@
         </w:tc>
         <w:tc>
           <w:tcPr>
-            <w:tcW w:w="1000" w:type="dxa"/>
-            <w:noWrap/>
-            <w:vAlign w:val="bottom"/>
+            <w:tcW w:w="1103" w:type="dxa"/>
+            <w:noWrap/>
             <w:hideMark/>
           </w:tcPr>
           <w:p>
             <w:pPr>
-              <w:spacing w:after="0" w:line="360" w:lineRule="auto"/>
+              <w:spacing w:line="360" w:lineRule="auto"/>
               <w:rPr>
                 <w:rFonts w:cstheme="minorHAnsi"/>
                 <w:color w:val="000000"/>
@@ -13063,14 +13462,13 @@
         </w:tc>
         <w:tc>
           <w:tcPr>
-            <w:tcW w:w="1000" w:type="dxa"/>
-            <w:noWrap/>
-            <w:vAlign w:val="bottom"/>
+            <w:tcW w:w="1103" w:type="dxa"/>
+            <w:noWrap/>
             <w:hideMark/>
           </w:tcPr>
           <w:p>
             <w:pPr>
-              <w:spacing w:after="0" w:line="360" w:lineRule="auto"/>
+              <w:spacing w:line="360" w:lineRule="auto"/>
               <w:rPr>
                 <w:rFonts w:cstheme="minorHAnsi"/>
                 <w:color w:val="000000"/>
@@ -13092,18 +13490,17 @@
       </w:tr>
       <w:tr>
         <w:trPr>
-          <w:trHeight w:val="288"/>
+          <w:trHeight w:val="19"/>
         </w:trPr>
         <w:tc>
           <w:tcPr>
-            <w:tcW w:w="1418" w:type="dxa"/>
-            <w:noWrap/>
-            <w:vAlign w:val="bottom"/>
+            <w:tcW w:w="1626" w:type="dxa"/>
+            <w:noWrap/>
             <w:hideMark/>
           </w:tcPr>
           <w:p>
             <w:pPr>
-              <w:spacing w:after="0" w:line="360" w:lineRule="auto"/>
+              <w:spacing w:line="360" w:lineRule="auto"/>
               <w:rPr>
                 <w:rFonts w:cstheme="minorHAnsi"/>
                 <w:color w:val="000000"/>
@@ -13124,14 +13521,13 @@
         </w:tc>
         <w:tc>
           <w:tcPr>
-            <w:tcW w:w="1559" w:type="dxa"/>
-            <w:noWrap/>
-            <w:vAlign w:val="bottom"/>
+            <w:tcW w:w="1491" w:type="dxa"/>
+            <w:noWrap/>
             <w:hideMark/>
           </w:tcPr>
           <w:p>
             <w:pPr>
-              <w:spacing w:after="0" w:line="360" w:lineRule="auto"/>
+              <w:spacing w:line="360" w:lineRule="auto"/>
               <w:rPr>
                 <w:rFonts w:cstheme="minorHAnsi"/>
                 <w:color w:val="000000"/>
@@ -13152,14 +13548,13 @@
         </w:tc>
         <w:tc>
           <w:tcPr>
-            <w:tcW w:w="1134" w:type="dxa"/>
-            <w:noWrap/>
-            <w:vAlign w:val="bottom"/>
+            <w:tcW w:w="1103" w:type="dxa"/>
+            <w:noWrap/>
             <w:hideMark/>
           </w:tcPr>
           <w:p>
             <w:pPr>
-              <w:spacing w:after="0" w:line="360" w:lineRule="auto"/>
+              <w:spacing w:line="360" w:lineRule="auto"/>
               <w:rPr>
                 <w:rFonts w:cstheme="minorHAnsi"/>
                 <w:color w:val="000000"/>
@@ -13180,14 +13575,13 @@
         </w:tc>
         <w:tc>
           <w:tcPr>
-            <w:tcW w:w="851" w:type="dxa"/>
-            <w:noWrap/>
-            <w:vAlign w:val="bottom"/>
+            <w:tcW w:w="1103" w:type="dxa"/>
+            <w:noWrap/>
             <w:hideMark/>
           </w:tcPr>
           <w:p>
             <w:pPr>
-              <w:spacing w:after="0" w:line="360" w:lineRule="auto"/>
+              <w:spacing w:line="360" w:lineRule="auto"/>
               <w:rPr>
                 <w:rFonts w:cstheme="minorHAnsi"/>
                 <w:color w:val="000000"/>
@@ -13208,14 +13602,13 @@
         </w:tc>
         <w:tc>
           <w:tcPr>
-            <w:tcW w:w="708" w:type="dxa"/>
-            <w:noWrap/>
-            <w:vAlign w:val="bottom"/>
+            <w:tcW w:w="721" w:type="dxa"/>
+            <w:noWrap/>
             <w:hideMark/>
           </w:tcPr>
           <w:p>
             <w:pPr>
-              <w:spacing w:after="0" w:line="360" w:lineRule="auto"/>
+              <w:spacing w:line="360" w:lineRule="auto"/>
               <w:rPr>
                 <w:rFonts w:cstheme="minorHAnsi"/>
                 <w:color w:val="000000"/>
@@ -13236,14 +13629,13 @@
         </w:tc>
         <w:tc>
           <w:tcPr>
-            <w:tcW w:w="735" w:type="dxa"/>
-            <w:noWrap/>
-            <w:vAlign w:val="bottom"/>
+            <w:tcW w:w="914" w:type="dxa"/>
+            <w:noWrap/>
             <w:hideMark/>
           </w:tcPr>
           <w:p>
             <w:pPr>
-              <w:spacing w:after="0" w:line="360" w:lineRule="auto"/>
+              <w:spacing w:line="360" w:lineRule="auto"/>
               <w:rPr>
                 <w:rFonts w:cstheme="minorHAnsi"/>
                 <w:color w:val="000000"/>
@@ -13264,14 +13656,13 @@
         </w:tc>
         <w:tc>
           <w:tcPr>
-            <w:tcW w:w="1000" w:type="dxa"/>
-            <w:noWrap/>
-            <w:vAlign w:val="bottom"/>
+            <w:tcW w:w="1103" w:type="dxa"/>
+            <w:noWrap/>
             <w:hideMark/>
           </w:tcPr>
           <w:p>
             <w:pPr>
-              <w:spacing w:after="0" w:line="360" w:lineRule="auto"/>
+              <w:spacing w:line="360" w:lineRule="auto"/>
               <w:rPr>
                 <w:rFonts w:cstheme="minorHAnsi"/>
                 <w:color w:val="000000"/>
@@ -13292,14 +13683,13 @@
         </w:tc>
         <w:tc>
           <w:tcPr>
-            <w:tcW w:w="1000" w:type="dxa"/>
-            <w:noWrap/>
-            <w:vAlign w:val="bottom"/>
+            <w:tcW w:w="1103" w:type="dxa"/>
+            <w:noWrap/>
             <w:hideMark/>
           </w:tcPr>
           <w:p>
             <w:pPr>
-              <w:spacing w:after="0" w:line="360" w:lineRule="auto"/>
+              <w:spacing w:line="360" w:lineRule="auto"/>
               <w:rPr>
                 <w:rFonts w:cstheme="minorHAnsi"/>
                 <w:color w:val="000000"/>
@@ -13321,18 +13711,17 @@
       </w:tr>
       <w:tr>
         <w:trPr>
-          <w:trHeight w:val="288"/>
+          <w:trHeight w:val="19"/>
         </w:trPr>
         <w:tc>
           <w:tcPr>
-            <w:tcW w:w="1418" w:type="dxa"/>
-            <w:noWrap/>
-            <w:vAlign w:val="bottom"/>
+            <w:tcW w:w="1626" w:type="dxa"/>
+            <w:noWrap/>
             <w:hideMark/>
           </w:tcPr>
           <w:p>
             <w:pPr>
-              <w:spacing w:after="0" w:line="360" w:lineRule="auto"/>
+              <w:spacing w:line="360" w:lineRule="auto"/>
               <w:rPr>
                 <w:rFonts w:cstheme="minorHAnsi"/>
                 <w:color w:val="000000"/>
@@ -13353,14 +13742,13 @@
         </w:tc>
         <w:tc>
           <w:tcPr>
-            <w:tcW w:w="1559" w:type="dxa"/>
-            <w:noWrap/>
-            <w:vAlign w:val="bottom"/>
+            <w:tcW w:w="1491" w:type="dxa"/>
+            <w:noWrap/>
             <w:hideMark/>
           </w:tcPr>
           <w:p>
             <w:pPr>
-              <w:spacing w:after="0" w:line="360" w:lineRule="auto"/>
+              <w:spacing w:line="360" w:lineRule="auto"/>
               <w:rPr>
                 <w:rFonts w:cstheme="minorHAnsi"/>
                 <w:color w:val="000000"/>
@@ -13381,14 +13769,13 @@
         </w:tc>
         <w:tc>
           <w:tcPr>
-            <w:tcW w:w="1134" w:type="dxa"/>
-            <w:noWrap/>
-            <w:vAlign w:val="bottom"/>
+            <w:tcW w:w="1103" w:type="dxa"/>
+            <w:noWrap/>
             <w:hideMark/>
           </w:tcPr>
           <w:p>
             <w:pPr>
-              <w:spacing w:after="0" w:line="360" w:lineRule="auto"/>
+              <w:spacing w:line="360" w:lineRule="auto"/>
               <w:rPr>
                 <w:rFonts w:cstheme="minorHAnsi"/>
                 <w:color w:val="000000"/>
@@ -13409,14 +13796,13 @@
         </w:tc>
         <w:tc>
           <w:tcPr>
-            <w:tcW w:w="851" w:type="dxa"/>
-            <w:noWrap/>
-            <w:vAlign w:val="bottom"/>
+            <w:tcW w:w="1103" w:type="dxa"/>
+            <w:noWrap/>
             <w:hideMark/>
           </w:tcPr>
           <w:p>
             <w:pPr>
-              <w:spacing w:after="0" w:line="360" w:lineRule="auto"/>
+              <w:spacing w:line="360" w:lineRule="auto"/>
               <w:rPr>
                 <w:rFonts w:cstheme="minorHAnsi"/>
                 <w:color w:val="000000"/>
@@ -13437,14 +13823,13 @@
         </w:tc>
         <w:tc>
           <w:tcPr>
-            <w:tcW w:w="708" w:type="dxa"/>
-            <w:noWrap/>
-            <w:vAlign w:val="bottom"/>
+            <w:tcW w:w="721" w:type="dxa"/>
+            <w:noWrap/>
             <w:hideMark/>
           </w:tcPr>
           <w:p>
             <w:pPr>
-              <w:spacing w:after="0" w:line="360" w:lineRule="auto"/>
+              <w:spacing w:line="360" w:lineRule="auto"/>
               <w:rPr>
                 <w:rFonts w:cstheme="minorHAnsi"/>
                 <w:color w:val="000000"/>
@@ -13465,14 +13850,13 @@
         </w:tc>
         <w:tc>
           <w:tcPr>
-            <w:tcW w:w="735" w:type="dxa"/>
-            <w:noWrap/>
-            <w:vAlign w:val="bottom"/>
+            <w:tcW w:w="914" w:type="dxa"/>
+            <w:noWrap/>
             <w:hideMark/>
           </w:tcPr>
           <w:p>
             <w:pPr>
-              <w:spacing w:after="0" w:line="360" w:lineRule="auto"/>
+              <w:spacing w:line="360" w:lineRule="auto"/>
               <w:rPr>
                 <w:rFonts w:cstheme="minorHAnsi"/>
                 <w:color w:val="000000"/>
@@ -13493,14 +13877,13 @@
         </w:tc>
         <w:tc>
           <w:tcPr>
-            <w:tcW w:w="1000" w:type="dxa"/>
-            <w:noWrap/>
-            <w:vAlign w:val="bottom"/>
+            <w:tcW w:w="1103" w:type="dxa"/>
+            <w:noWrap/>
             <w:hideMark/>
           </w:tcPr>
           <w:p>
             <w:pPr>
-              <w:spacing w:after="0" w:line="360" w:lineRule="auto"/>
+              <w:spacing w:line="360" w:lineRule="auto"/>
               <w:rPr>
                 <w:rFonts w:cstheme="minorHAnsi"/>
                 <w:color w:val="000000"/>
@@ -13521,14 +13904,13 @@
         </w:tc>
         <w:tc>
           <w:tcPr>
-            <w:tcW w:w="1000" w:type="dxa"/>
-            <w:noWrap/>
-            <w:vAlign w:val="bottom"/>
+            <w:tcW w:w="1103" w:type="dxa"/>
+            <w:noWrap/>
             <w:hideMark/>
           </w:tcPr>
           <w:p>
             <w:pPr>
-              <w:spacing w:after="0" w:line="360" w:lineRule="auto"/>
+              <w:spacing w:line="360" w:lineRule="auto"/>
               <w:rPr>
                 <w:rFonts w:cstheme="minorHAnsi"/>
                 <w:color w:val="000000"/>
@@ -13550,18 +13932,17 @@
       </w:tr>
       <w:tr>
         <w:trPr>
-          <w:trHeight w:val="288"/>
+          <w:trHeight w:val="19"/>
         </w:trPr>
         <w:tc>
           <w:tcPr>
-            <w:tcW w:w="1418" w:type="dxa"/>
-            <w:noWrap/>
-            <w:vAlign w:val="bottom"/>
+            <w:tcW w:w="1626" w:type="dxa"/>
+            <w:noWrap/>
             <w:hideMark/>
           </w:tcPr>
           <w:p>
             <w:pPr>
-              <w:spacing w:after="0" w:line="360" w:lineRule="auto"/>
+              <w:spacing w:line="360" w:lineRule="auto"/>
               <w:rPr>
                 <w:rFonts w:cstheme="minorHAnsi"/>
                 <w:color w:val="000000"/>
@@ -13582,14 +13963,13 @@
         </w:tc>
         <w:tc>
           <w:tcPr>
-            <w:tcW w:w="1559" w:type="dxa"/>
-            <w:noWrap/>
-            <w:vAlign w:val="bottom"/>
+            <w:tcW w:w="1491" w:type="dxa"/>
+            <w:noWrap/>
             <w:hideMark/>
           </w:tcPr>
           <w:p>
             <w:pPr>
-              <w:spacing w:after="0" w:line="360" w:lineRule="auto"/>
+              <w:spacing w:line="360" w:lineRule="auto"/>
               <w:rPr>
                 <w:rFonts w:cstheme="minorHAnsi"/>
                 <w:color w:val="000000"/>
@@ -13610,14 +13990,13 @@
         </w:tc>
         <w:tc>
           <w:tcPr>
-            <w:tcW w:w="1134" w:type="dxa"/>
-            <w:noWrap/>
-            <w:vAlign w:val="bottom"/>
+            <w:tcW w:w="1103" w:type="dxa"/>
+            <w:noWrap/>
             <w:hideMark/>
           </w:tcPr>
           <w:p>
             <w:pPr>
-              <w:spacing w:after="0" w:line="360" w:lineRule="auto"/>
+              <w:spacing w:line="360" w:lineRule="auto"/>
               <w:rPr>
                 <w:rFonts w:cstheme="minorHAnsi"/>
                 <w:color w:val="000000"/>
@@ -13638,14 +14017,13 @@
         </w:tc>
         <w:tc>
           <w:tcPr>
-            <w:tcW w:w="851" w:type="dxa"/>
-            <w:noWrap/>
-            <w:vAlign w:val="bottom"/>
+            <w:tcW w:w="1103" w:type="dxa"/>
+            <w:noWrap/>
             <w:hideMark/>
           </w:tcPr>
           <w:p>
             <w:pPr>
-              <w:spacing w:after="0" w:line="360" w:lineRule="auto"/>
+              <w:spacing w:line="360" w:lineRule="auto"/>
               <w:rPr>
                 <w:rFonts w:cstheme="minorHAnsi"/>
                 <w:color w:val="000000"/>
@@ -13666,14 +14044,13 @@
         </w:tc>
         <w:tc>
           <w:tcPr>
-            <w:tcW w:w="708" w:type="dxa"/>
-            <w:noWrap/>
-            <w:vAlign w:val="bottom"/>
+            <w:tcW w:w="721" w:type="dxa"/>
+            <w:noWrap/>
             <w:hideMark/>
           </w:tcPr>
           <w:p>
             <w:pPr>
-              <w:spacing w:after="0" w:line="360" w:lineRule="auto"/>
+              <w:spacing w:line="360" w:lineRule="auto"/>
               <w:rPr>
                 <w:rFonts w:cstheme="minorHAnsi"/>
                 <w:color w:val="000000"/>
@@ -13694,14 +14071,13 @@
         </w:tc>
         <w:tc>
           <w:tcPr>
-            <w:tcW w:w="735" w:type="dxa"/>
-            <w:noWrap/>
-            <w:vAlign w:val="bottom"/>
+            <w:tcW w:w="914" w:type="dxa"/>
+            <w:noWrap/>
             <w:hideMark/>
           </w:tcPr>
           <w:p>
             <w:pPr>
-              <w:spacing w:after="0" w:line="360" w:lineRule="auto"/>
+              <w:spacing w:line="360" w:lineRule="auto"/>
               <w:rPr>
                 <w:rFonts w:cstheme="minorHAnsi"/>
                 <w:color w:val="000000"/>
@@ -13722,14 +14098,13 @@
         </w:tc>
         <w:tc>
           <w:tcPr>
-            <w:tcW w:w="1000" w:type="dxa"/>
-            <w:noWrap/>
-            <w:vAlign w:val="bottom"/>
+            <w:tcW w:w="1103" w:type="dxa"/>
+            <w:noWrap/>
             <w:hideMark/>
           </w:tcPr>
           <w:p>
             <w:pPr>
-              <w:spacing w:after="0" w:line="360" w:lineRule="auto"/>
+              <w:spacing w:line="360" w:lineRule="auto"/>
               <w:rPr>
                 <w:rFonts w:cstheme="minorHAnsi"/>
                 <w:color w:val="000000"/>
@@ -13750,14 +14125,13 @@
         </w:tc>
         <w:tc>
           <w:tcPr>
-            <w:tcW w:w="1000" w:type="dxa"/>
-            <w:noWrap/>
-            <w:vAlign w:val="bottom"/>
+            <w:tcW w:w="1103" w:type="dxa"/>
+            <w:noWrap/>
             <w:hideMark/>
           </w:tcPr>
           <w:p>
             <w:pPr>
-              <w:spacing w:after="0" w:line="360" w:lineRule="auto"/>
+              <w:spacing w:line="360" w:lineRule="auto"/>
               <w:rPr>
                 <w:rFonts w:cstheme="minorHAnsi"/>
                 <w:color w:val="000000"/>
@@ -13779,18 +14153,17 @@
       </w:tr>
       <w:tr>
         <w:trPr>
-          <w:trHeight w:val="288"/>
+          <w:trHeight w:val="19"/>
         </w:trPr>
         <w:tc>
           <w:tcPr>
-            <w:tcW w:w="1418" w:type="dxa"/>
-            <w:noWrap/>
-            <w:vAlign w:val="bottom"/>
+            <w:tcW w:w="1626" w:type="dxa"/>
+            <w:noWrap/>
             <w:hideMark/>
           </w:tcPr>
           <w:p>
             <w:pPr>
-              <w:spacing w:after="0" w:line="360" w:lineRule="auto"/>
+              <w:spacing w:line="360" w:lineRule="auto"/>
               <w:rPr>
                 <w:rFonts w:cstheme="minorHAnsi"/>
                 <w:color w:val="000000"/>
@@ -13811,14 +14184,13 @@
         </w:tc>
         <w:tc>
           <w:tcPr>
-            <w:tcW w:w="1559" w:type="dxa"/>
-            <w:noWrap/>
-            <w:vAlign w:val="bottom"/>
+            <w:tcW w:w="1491" w:type="dxa"/>
+            <w:noWrap/>
             <w:hideMark/>
           </w:tcPr>
           <w:p>
             <w:pPr>
-              <w:spacing w:after="0" w:line="360" w:lineRule="auto"/>
+              <w:spacing w:line="360" w:lineRule="auto"/>
               <w:rPr>
                 <w:rFonts w:cstheme="minorHAnsi"/>
                 <w:color w:val="000000"/>
@@ -13839,14 +14211,13 @@
         </w:tc>
         <w:tc>
           <w:tcPr>
-            <w:tcW w:w="1134" w:type="dxa"/>
-            <w:noWrap/>
-            <w:vAlign w:val="bottom"/>
+            <w:tcW w:w="1103" w:type="dxa"/>
+            <w:noWrap/>
             <w:hideMark/>
           </w:tcPr>
           <w:p>
             <w:pPr>
-              <w:spacing w:after="0" w:line="360" w:lineRule="auto"/>
+              <w:spacing w:line="360" w:lineRule="auto"/>
               <w:rPr>
                 <w:rFonts w:cstheme="minorHAnsi"/>
                 <w:color w:val="000000"/>
@@ -13867,14 +14238,13 @@
         </w:tc>
         <w:tc>
           <w:tcPr>
-            <w:tcW w:w="851" w:type="dxa"/>
-            <w:noWrap/>
-            <w:vAlign w:val="bottom"/>
+            <w:tcW w:w="1103" w:type="dxa"/>
+            <w:noWrap/>
             <w:hideMark/>
           </w:tcPr>
           <w:p>
             <w:pPr>
-              <w:spacing w:after="0" w:line="360" w:lineRule="auto"/>
+              <w:spacing w:line="360" w:lineRule="auto"/>
               <w:rPr>
                 <w:rFonts w:cstheme="minorHAnsi"/>
                 <w:color w:val="000000"/>
@@ -13895,14 +14265,13 @@
         </w:tc>
         <w:tc>
           <w:tcPr>
-            <w:tcW w:w="708" w:type="dxa"/>
-            <w:noWrap/>
-            <w:vAlign w:val="bottom"/>
+            <w:tcW w:w="721" w:type="dxa"/>
+            <w:noWrap/>
             <w:hideMark/>
           </w:tcPr>
           <w:p>
             <w:pPr>
-              <w:spacing w:after="0" w:line="360" w:lineRule="auto"/>
+              <w:spacing w:line="360" w:lineRule="auto"/>
               <w:rPr>
                 <w:rFonts w:cstheme="minorHAnsi"/>
                 <w:color w:val="000000"/>
@@ -13923,14 +14292,13 @@
         </w:tc>
         <w:tc>
           <w:tcPr>
-            <w:tcW w:w="735" w:type="dxa"/>
-            <w:noWrap/>
-            <w:vAlign w:val="bottom"/>
+            <w:tcW w:w="914" w:type="dxa"/>
+            <w:noWrap/>
             <w:hideMark/>
           </w:tcPr>
           <w:p>
             <w:pPr>
-              <w:spacing w:after="0" w:line="360" w:lineRule="auto"/>
+              <w:spacing w:line="360" w:lineRule="auto"/>
               <w:rPr>
                 <w:rFonts w:cstheme="minorHAnsi"/>
                 <w:color w:val="000000"/>
@@ -13951,14 +14319,13 @@
         </w:tc>
         <w:tc>
           <w:tcPr>
-            <w:tcW w:w="1000" w:type="dxa"/>
-            <w:noWrap/>
-            <w:vAlign w:val="bottom"/>
+            <w:tcW w:w="1103" w:type="dxa"/>
+            <w:noWrap/>
             <w:hideMark/>
           </w:tcPr>
           <w:p>
             <w:pPr>
-              <w:spacing w:after="0" w:line="360" w:lineRule="auto"/>
+              <w:spacing w:line="360" w:lineRule="auto"/>
               <w:rPr>
                 <w:rFonts w:cstheme="minorHAnsi"/>
                 <w:color w:val="000000"/>
@@ -13979,14 +14346,13 @@
         </w:tc>
         <w:tc>
           <w:tcPr>
-            <w:tcW w:w="1000" w:type="dxa"/>
-            <w:noWrap/>
-            <w:vAlign w:val="bottom"/>
+            <w:tcW w:w="1103" w:type="dxa"/>
+            <w:noWrap/>
             <w:hideMark/>
           </w:tcPr>
           <w:p>
             <w:pPr>
-              <w:spacing w:after="0" w:line="360" w:lineRule="auto"/>
+              <w:spacing w:line="360" w:lineRule="auto"/>
               <w:rPr>
                 <w:rFonts w:cstheme="minorHAnsi"/>
                 <w:color w:val="000000"/>
@@ -14017,15 +14383,6 @@
           <w:szCs w:val="18"/>
         </w:rPr>
       </w:pPr>
-      <w:r>
-        <w:rPr>
-          <w:rFonts w:cstheme="minorHAnsi"/>
-          <w:color w:val="000000"/>
-          <w:sz w:val="18"/>
-          <w:szCs w:val="18"/>
-        </w:rPr>
-        <w:fldChar w:fldCharType="end"/>
-      </w:r>
       <w:r>
         <w:rPr>
           <w:rFonts w:cstheme="minorHAnsi"/>
@@ -14092,7 +14449,7 @@
                     <pic:cNvPicPr/>
                   </pic:nvPicPr>
                   <pic:blipFill>
-                    <a:blip r:embed="rId70" cstate="print">
+                    <a:blip r:embed="rId66" cstate="print">
                       <a:extLst>
                         <a:ext uri="{28A0092B-C50C-407E-A947-70E740481C1C}">
                           <a14:useLocalDpi xmlns:a14="http://schemas.microsoft.com/office/drawing/2010/main" val="0"/>
@@ -14335,10 +14692,10 @@
           <w:lang w:val="en-GB"/>
         </w:rPr>
         <w:drawing>
-          <wp:inline distT="0" distB="0" distL="0" distR="0" wp14:anchorId="1C989BFD" wp14:editId="6B8E9885">
+          <wp:inline distT="0" distB="0" distL="0" distR="0" wp14:anchorId="06E50AAE" wp14:editId="48D118D3">
             <wp:extent cx="5731510" cy="4585335"/>
             <wp:effectExtent l="0" t="0" r="2540" b="5715"/>
-            <wp:docPr id="1658617830" name="Picture 1"/>
+            <wp:docPr id="1618884428" name="Picture 1"/>
             <wp:cNvGraphicFramePr>
               <a:graphicFrameLocks xmlns:a="http://schemas.openxmlformats.org/drawingml/2006/main" noChangeAspect="1"/>
             </wp:cNvGraphicFramePr>
@@ -14346,11 +14703,11 @@
               <a:graphicData uri="http://schemas.openxmlformats.org/drawingml/2006/picture">
                 <pic:pic xmlns:pic="http://schemas.openxmlformats.org/drawingml/2006/picture">
                   <pic:nvPicPr>
-                    <pic:cNvPr id="1658617830" name=""/>
+                    <pic:cNvPr id="1618884428" name=""/>
                     <pic:cNvPicPr/>
                   </pic:nvPicPr>
                   <pic:blipFill>
-                    <a:blip r:embed="rId71"/>
+                    <a:blip r:embed="rId67"/>
                     <a:stretch>
                       <a:fillRect/>
                     </a:stretch>
@@ -14441,10 +14798,10 @@
           <w:lang w:val="en-GB"/>
         </w:rPr>
         <w:drawing>
-          <wp:inline distT="0" distB="0" distL="0" distR="0" wp14:anchorId="3FC81BA5" wp14:editId="00BABB9D">
+          <wp:inline distT="0" distB="0" distL="0" distR="0" wp14:anchorId="08CCE3E5" wp14:editId="3E785A76">
             <wp:extent cx="5731510" cy="3582035"/>
             <wp:effectExtent l="0" t="0" r="2540" b="0"/>
-            <wp:docPr id="1063372260" name="Picture 1"/>
+            <wp:docPr id="2118795257" name="Picture 1"/>
             <wp:cNvGraphicFramePr>
               <a:graphicFrameLocks xmlns:a="http://schemas.openxmlformats.org/drawingml/2006/main" noChangeAspect="1"/>
             </wp:cNvGraphicFramePr>
@@ -14452,11 +14809,11 @@
               <a:graphicData uri="http://schemas.openxmlformats.org/drawingml/2006/picture">
                 <pic:pic xmlns:pic="http://schemas.openxmlformats.org/drawingml/2006/picture">
                   <pic:nvPicPr>
-                    <pic:cNvPr id="1063372260" name=""/>
+                    <pic:cNvPr id="2118795257" name=""/>
                     <pic:cNvPicPr/>
                   </pic:nvPicPr>
                   <pic:blipFill>
-                    <a:blip r:embed="rId72"/>
+                    <a:blip r:embed="rId68"/>
                     <a:stretch>
                       <a:fillRect/>
                     </a:stretch>
@@ -14639,7 +14996,7 @@
                     <pic:cNvPicPr/>
                   </pic:nvPicPr>
                   <pic:blipFill>
-                    <a:blip r:embed="rId73"/>
+                    <a:blip r:embed="rId69"/>
                     <a:stretch>
                       <a:fillRect/>
                     </a:stretch>
@@ -14809,7 +15166,7 @@
             <w:pPr>
               <w:spacing w:after="0" w:line="360" w:lineRule="auto"/>
               <w:rPr>
-                <w:rFonts w:eastAsia="Times New Roman" w:cstheme="minorHAnsi"/>
+                <w:rFonts w:eastAsia="Times New Roman"/>
                 <w:b/>
                 <w:bCs/>
                 <w:kern w:val="0"/>
@@ -14821,7 +15178,7 @@
             </w:pPr>
             <w:r>
               <w:rPr>
-                <w:rFonts w:eastAsia="Times New Roman" w:cstheme="minorHAnsi"/>
+                <w:rFonts w:eastAsia="Times New Roman"/>
                 <w:b/>
                 <w:bCs/>
                 <w:kern w:val="0"/>
@@ -14844,7 +15201,7 @@
             <w:pPr>
               <w:spacing w:after="0" w:line="360" w:lineRule="auto"/>
               <w:rPr>
-                <w:rFonts w:eastAsia="Times New Roman" w:cstheme="minorHAnsi"/>
+                <w:rFonts w:eastAsia="Times New Roman"/>
                 <w:b/>
                 <w:bCs/>
                 <w:kern w:val="0"/>
@@ -14856,7 +15213,7 @@
             </w:pPr>
             <w:r>
               <w:rPr>
-                <w:rFonts w:eastAsia="Times New Roman" w:cstheme="minorHAnsi"/>
+                <w:rFonts w:eastAsia="Times New Roman"/>
                 <w:b/>
                 <w:bCs/>
                 <w:kern w:val="0"/>
@@ -14879,7 +15236,7 @@
             <w:pPr>
               <w:spacing w:after="0" w:line="360" w:lineRule="auto"/>
               <w:rPr>
-                <w:rFonts w:eastAsia="Times New Roman" w:cstheme="minorHAnsi"/>
+                <w:rFonts w:eastAsia="Times New Roman"/>
                 <w:b/>
                 <w:bCs/>
                 <w:kern w:val="0"/>
@@ -14891,7 +15248,7 @@
             </w:pPr>
             <w:r>
               <w:rPr>
-                <w:rFonts w:eastAsia="Times New Roman" w:cstheme="minorHAnsi"/>
+                <w:rFonts w:eastAsia="Times New Roman"/>
                 <w:b/>
                 <w:bCs/>
                 <w:kern w:val="0"/>
@@ -14914,7 +15271,7 @@
             <w:pPr>
               <w:spacing w:after="0" w:line="360" w:lineRule="auto"/>
               <w:rPr>
-                <w:rFonts w:eastAsia="Times New Roman" w:cstheme="minorHAnsi"/>
+                <w:rFonts w:eastAsia="Times New Roman"/>
                 <w:b/>
                 <w:bCs/>
                 <w:kern w:val="0"/>
@@ -14926,7 +15283,7 @@
             </w:pPr>
             <w:r>
               <w:rPr>
-                <w:rFonts w:eastAsia="Times New Roman" w:cstheme="minorHAnsi"/>
+                <w:rFonts w:eastAsia="Times New Roman"/>
                 <w:b/>
                 <w:bCs/>
                 <w:kern w:val="0"/>
@@ -14949,7 +15306,7 @@
             <w:pPr>
               <w:spacing w:after="0" w:line="360" w:lineRule="auto"/>
               <w:rPr>
-                <w:rFonts w:eastAsia="Times New Roman" w:cstheme="minorHAnsi"/>
+                <w:rFonts w:eastAsia="Times New Roman"/>
                 <w:b/>
                 <w:bCs/>
                 <w:kern w:val="0"/>
@@ -14961,7 +15318,7 @@
             </w:pPr>
             <w:r>
               <w:rPr>
-                <w:rFonts w:eastAsia="Times New Roman" w:cstheme="minorHAnsi"/>
+                <w:rFonts w:eastAsia="Times New Roman"/>
                 <w:b/>
                 <w:bCs/>
                 <w:kern w:val="0"/>
@@ -14984,7 +15341,7 @@
             <w:pPr>
               <w:spacing w:after="0" w:line="360" w:lineRule="auto"/>
               <w:rPr>
-                <w:rFonts w:eastAsia="Times New Roman" w:cstheme="minorHAnsi"/>
+                <w:rFonts w:eastAsia="Times New Roman"/>
                 <w:b/>
                 <w:bCs/>
                 <w:kern w:val="0"/>
@@ -14996,7 +15353,7 @@
             </w:pPr>
             <w:r>
               <w:rPr>
-                <w:rFonts w:eastAsia="Times New Roman" w:cstheme="minorHAnsi"/>
+                <w:rFonts w:eastAsia="Times New Roman"/>
                 <w:b/>
                 <w:bCs/>
                 <w:kern w:val="0"/>
@@ -21653,7 +22010,7 @@
               <w:spacing w:line="240" w:lineRule="auto"/>
               <w:cnfStyle w:val="100000000000" w:firstRow="1" w:lastRow="0" w:firstColumn="0" w:lastColumn="0" w:oddVBand="0" w:evenVBand="0" w:oddHBand="0" w:evenHBand="0" w:firstRowFirstColumn="0" w:firstRowLastColumn="0" w:lastRowFirstColumn="0" w:lastRowLastColumn="0"/>
               <w:rPr>
-                <w:rFonts w:eastAsia="Times New Roman" w:cstheme="minorHAnsi"/>
+                <w:rFonts w:eastAsia="Times New Roman"/>
                 <w:color w:val="000000"/>
                 <w:kern w:val="0"/>
                 <w:sz w:val="18"/>
@@ -21664,7 +22021,7 @@
             </w:pPr>
             <w:r>
               <w:rPr>
-                <w:rFonts w:eastAsia="Times New Roman" w:cstheme="minorHAnsi"/>
+                <w:rFonts w:eastAsia="Times New Roman"/>
                 <w:color w:val="000000"/>
                 <w:kern w:val="0"/>
                 <w:sz w:val="18"/>
@@ -21688,7 +22045,7 @@
               <w:spacing w:line="240" w:lineRule="auto"/>
               <w:cnfStyle w:val="100000000000" w:firstRow="1" w:lastRow="0" w:firstColumn="0" w:lastColumn="0" w:oddVBand="0" w:evenVBand="0" w:oddHBand="0" w:evenHBand="0" w:firstRowFirstColumn="0" w:firstRowLastColumn="0" w:lastRowFirstColumn="0" w:lastRowLastColumn="0"/>
               <w:rPr>
-                <w:rFonts w:eastAsia="Times New Roman" w:cstheme="minorHAnsi"/>
+                <w:rFonts w:eastAsia="Times New Roman"/>
                 <w:color w:val="000000"/>
                 <w:kern w:val="0"/>
                 <w:sz w:val="18"/>
@@ -21699,7 +22056,7 @@
             </w:pPr>
             <w:r>
               <w:rPr>
-                <w:rFonts w:eastAsia="Times New Roman" w:cstheme="minorHAnsi"/>
+                <w:rFonts w:eastAsia="Times New Roman"/>
                 <w:color w:val="000000"/>
                 <w:kern w:val="0"/>
                 <w:sz w:val="18"/>
@@ -21725,7 +22082,7 @@
               <w:spacing w:line="240" w:lineRule="auto"/>
               <w:cnfStyle w:val="100000000000" w:firstRow="1" w:lastRow="0" w:firstColumn="0" w:lastColumn="0" w:oddVBand="0" w:evenVBand="0" w:oddHBand="0" w:evenHBand="0" w:firstRowFirstColumn="0" w:firstRowLastColumn="0" w:lastRowFirstColumn="0" w:lastRowLastColumn="0"/>
               <w:rPr>
-                <w:rFonts w:eastAsia="Times New Roman" w:cstheme="minorHAnsi"/>
+                <w:rFonts w:eastAsia="Times New Roman"/>
                 <w:color w:val="000000"/>
                 <w:kern w:val="0"/>
                 <w:sz w:val="18"/>
@@ -21736,7 +22093,7 @@
             </w:pPr>
             <w:r>
               <w:rPr>
-                <w:rFonts w:eastAsia="Times New Roman" w:cstheme="minorHAnsi"/>
+                <w:rFonts w:eastAsia="Times New Roman"/>
                 <w:color w:val="000000"/>
                 <w:kern w:val="0"/>
                 <w:sz w:val="18"/>
@@ -21762,7 +22119,7 @@
               <w:spacing w:line="240" w:lineRule="auto"/>
               <w:cnfStyle w:val="100000000000" w:firstRow="1" w:lastRow="0" w:firstColumn="0" w:lastColumn="0" w:oddVBand="0" w:evenVBand="0" w:oddHBand="0" w:evenHBand="0" w:firstRowFirstColumn="0" w:firstRowLastColumn="0" w:lastRowFirstColumn="0" w:lastRowLastColumn="0"/>
               <w:rPr>
-                <w:rFonts w:eastAsia="Times New Roman" w:cstheme="minorHAnsi"/>
+                <w:rFonts w:eastAsia="Times New Roman"/>
                 <w:color w:val="000000"/>
                 <w:kern w:val="0"/>
                 <w:sz w:val="18"/>
@@ -21773,7 +22130,7 @@
             </w:pPr>
             <w:r>
               <w:rPr>
-                <w:rFonts w:eastAsia="Times New Roman" w:cstheme="minorHAnsi"/>
+                <w:rFonts w:eastAsia="Times New Roman"/>
                 <w:color w:val="000000"/>
                 <w:kern w:val="0"/>
                 <w:sz w:val="18"/>
@@ -21799,7 +22156,7 @@
               <w:spacing w:line="240" w:lineRule="auto"/>
               <w:cnfStyle w:val="100000000000" w:firstRow="1" w:lastRow="0" w:firstColumn="0" w:lastColumn="0" w:oddVBand="0" w:evenVBand="0" w:oddHBand="0" w:evenHBand="0" w:firstRowFirstColumn="0" w:firstRowLastColumn="0" w:lastRowFirstColumn="0" w:lastRowLastColumn="0"/>
               <w:rPr>
-                <w:rFonts w:eastAsia="Times New Roman" w:cstheme="minorHAnsi"/>
+                <w:rFonts w:eastAsia="Times New Roman"/>
                 <w:color w:val="000000"/>
                 <w:kern w:val="0"/>
                 <w:sz w:val="18"/>
@@ -21810,7 +22167,7 @@
             </w:pPr>
             <w:r>
               <w:rPr>
-                <w:rFonts w:eastAsia="Times New Roman" w:cstheme="minorHAnsi"/>
+                <w:rFonts w:eastAsia="Times New Roman"/>
                 <w:color w:val="000000"/>
                 <w:kern w:val="0"/>
                 <w:sz w:val="18"/>
@@ -21843,7 +22200,7 @@
             <w:pPr>
               <w:spacing w:line="240" w:lineRule="auto"/>
               <w:rPr>
-                <w:rFonts w:eastAsia="Times New Roman" w:cstheme="minorHAnsi"/>
+                <w:rFonts w:eastAsia="Times New Roman"/>
                 <w:b w:val="0"/>
                 <w:bCs w:val="0"/>
                 <w:color w:val="000000"/>
@@ -21856,7 +22213,7 @@
             </w:pPr>
             <w:r>
               <w:rPr>
-                <w:rFonts w:eastAsia="Times New Roman" w:cstheme="minorHAnsi"/>
+                <w:rFonts w:eastAsia="Times New Roman"/>
                 <w:b w:val="0"/>
                 <w:bCs w:val="0"/>
                 <w:color w:val="000000"/>
@@ -22054,7 +22411,7 @@
             <w:pPr>
               <w:spacing w:line="240" w:lineRule="auto"/>
               <w:rPr>
-                <w:rFonts w:eastAsia="Times New Roman" w:cstheme="minorHAnsi"/>
+                <w:rFonts w:eastAsia="Times New Roman"/>
                 <w:b w:val="0"/>
                 <w:bCs w:val="0"/>
                 <w:color w:val="000000"/>
@@ -22067,7 +22424,7 @@
             </w:pPr>
             <w:r>
               <w:rPr>
-                <w:rFonts w:eastAsia="Times New Roman" w:cstheme="minorHAnsi"/>
+                <w:rFonts w:eastAsia="Times New Roman"/>
                 <w:b w:val="0"/>
                 <w:bCs w:val="0"/>
                 <w:color w:val="000000"/>
@@ -22150,7 +22507,7 @@
               <w:spacing w:line="240" w:lineRule="auto"/>
               <w:cnfStyle w:val="000000000000" w:firstRow="0" w:lastRow="0" w:firstColumn="0" w:lastColumn="0" w:oddVBand="0" w:evenVBand="0" w:oddHBand="0" w:evenHBand="0" w:firstRowFirstColumn="0" w:firstRowLastColumn="0" w:lastRowFirstColumn="0" w:lastRowLastColumn="0"/>
               <w:rPr>
-                <w:rFonts w:eastAsia="Times New Roman" w:cstheme="minorHAnsi"/>
+                <w:rFonts w:eastAsia="Times New Roman"/>
                 <w:color w:val="000000"/>
                 <w:kern w:val="0"/>
                 <w:sz w:val="18"/>
@@ -22161,7 +22518,7 @@
             </w:pPr>
             <w:r>
               <w:rPr>
-                <w:rFonts w:eastAsia="Times New Roman" w:cstheme="minorHAnsi"/>
+                <w:rFonts w:eastAsia="Times New Roman"/>
                 <w:color w:val="000000"/>
                 <w:kern w:val="0"/>
                 <w:sz w:val="18"/>
@@ -22253,7 +22610,7 @@
             <w:pPr>
               <w:spacing w:line="240" w:lineRule="auto"/>
               <w:rPr>
-                <w:rFonts w:eastAsia="Times New Roman" w:cstheme="minorHAnsi"/>
+                <w:rFonts w:eastAsia="Times New Roman"/>
                 <w:b w:val="0"/>
                 <w:bCs w:val="0"/>
                 <w:color w:val="000000"/>
@@ -22266,7 +22623,7 @@
             </w:pPr>
             <w:r>
               <w:rPr>
-                <w:rFonts w:eastAsia="Times New Roman" w:cstheme="minorHAnsi"/>
+                <w:rFonts w:eastAsia="Times New Roman"/>
                 <w:b w:val="0"/>
                 <w:bCs w:val="0"/>
                 <w:color w:val="000000"/>
@@ -22361,7 +22718,7 @@
               <w:spacing w:line="240" w:lineRule="auto"/>
               <w:cnfStyle w:val="000000100000" w:firstRow="0" w:lastRow="0" w:firstColumn="0" w:lastColumn="0" w:oddVBand="0" w:evenVBand="0" w:oddHBand="1" w:evenHBand="0" w:firstRowFirstColumn="0" w:firstRowLastColumn="0" w:lastRowFirstColumn="0" w:lastRowLastColumn="0"/>
               <w:rPr>
-                <w:rFonts w:eastAsia="Times New Roman" w:cstheme="minorHAnsi"/>
+                <w:rFonts w:eastAsia="Times New Roman"/>
                 <w:color w:val="000000"/>
                 <w:kern w:val="0"/>
                 <w:sz w:val="18"/>
@@ -22372,7 +22729,7 @@
             </w:pPr>
             <w:r>
               <w:rPr>
-                <w:rFonts w:eastAsia="Times New Roman" w:cstheme="minorHAnsi"/>
+                <w:rFonts w:eastAsia="Times New Roman"/>
                 <w:color w:val="000000"/>
                 <w:kern w:val="0"/>
                 <w:sz w:val="18"/>
@@ -22463,26 +22820,8 @@
         </w:rPr>
       </w:pPr>
     </w:p>
-    <w:p>
-      <w:pPr>
-        <w:spacing w:line="360" w:lineRule="auto"/>
-        <w:rPr>
-          <w:rFonts w:eastAsiaTheme="minorEastAsia" w:cstheme="minorHAnsi"/>
-          <w:lang w:val="en-GB"/>
-        </w:rPr>
-      </w:pPr>
-    </w:p>
-    <w:p>
-      <w:pPr>
-        <w:spacing w:line="360" w:lineRule="auto"/>
-        <w:rPr>
-          <w:rFonts w:eastAsiaTheme="minorEastAsia" w:cstheme="minorHAnsi"/>
-          <w:lang w:val="en-GB"/>
-        </w:rPr>
-      </w:pPr>
-    </w:p>
     <w:sectPr>
-      <w:footerReference w:type="default" r:id="rId74"/>
+      <w:footerReference w:type="default" r:id="rId70"/>
       <w:pgSz w:w="11906" w:h="16838"/>
       <w:pgMar w:top="1440" w:right="1440" w:bottom="1440" w:left="1440" w:header="708" w:footer="708" w:gutter="0"/>
       <w:lnNumType w:countBy="1" w:restart="continuous"/>
@@ -22491,653 +22830,6 @@
     </w:sectPr>
   </w:body>
 </w:document>
-</file>
-
-<file path=word/comments.xml><?xml version="1.0" encoding="utf-8"?>
-<w:comments xmlns:wpc="http://schemas.microsoft.com/office/word/2010/wordprocessingCanvas" xmlns:cx="http://schemas.microsoft.com/office/drawing/2014/chartex" xmlns:cx1="http://schemas.microsoft.com/office/drawing/2015/9/8/chartex" xmlns:cx2="http://schemas.microsoft.com/office/drawing/2015/10/21/chartex" xmlns:cx3="http://schemas.microsoft.com/office/drawing/2016/5/9/chartex" xmlns:cx4="http://schemas.microsoft.com/office/drawing/2016/5/10/chartex" xmlns:cx5="http://schemas.microsoft.com/office/drawing/2016/5/11/chartex" xmlns:cx6="http://schemas.microsoft.com/office/drawing/2016/5/12/chartex" xmlns:cx7="http://schemas.microsoft.com/office/drawing/2016/5/13/chartex" xmlns:cx8="http://schemas.microsoft.com/office/drawing/2016/5/14/chartex" xmlns:mc="http://schemas.openxmlformats.org/markup-compatibility/2006" xmlns:aink="http://schemas.microsoft.com/office/drawing/2016/ink" xmlns:am3d="http://schemas.microsoft.com/office/drawing/2017/model3d" xmlns:o="urn:schemas-microsoft-com:office:office" xmlns:oel="http://schemas.microsoft.com/office/2019/extlst" xmlns:r="http://schemas.openxmlformats.org/officeDocument/2006/relationships" xmlns:m="http://schemas.openxmlformats.org/officeDocument/2006/math" xmlns:v="urn:schemas-microsoft-com:vml" xmlns:wp14="http://schemas.microsoft.com/office/word/2010/wordprocessingDrawing" xmlns:wp="http://schemas.openxmlformats.org/drawingml/2006/wordprocessingDrawing" xmlns:w10="urn:schemas-microsoft-com:office:word" xmlns:w="http://schemas.openxmlformats.org/wordprocessingml/2006/main" xmlns:w14="http://schemas.microsoft.com/office/word/2010/wordml" xmlns:w15="http://schemas.microsoft.com/office/word/2012/wordml" xmlns:w16cex="http://schemas.microsoft.com/office/word/2018/wordml/cex" xmlns:w16cid="http://schemas.microsoft.com/office/word/2016/wordml/cid" xmlns:w16="http://schemas.microsoft.com/office/word/2018/wordml" xmlns:w16du="http://schemas.microsoft.com/office/word/2023/wordml/word16du" xmlns:w16sdtdh="http://schemas.microsoft.com/office/word/2020/wordml/sdtdatahash" xmlns:w16sdtfl="http://schemas.microsoft.com/office/word/2024/wordml/sdtformatlock" xmlns:w16se="http://schemas.microsoft.com/office/word/2015/wordml/symex" xmlns:wpg="http://schemas.microsoft.com/office/word/2010/wordprocessingGroup" xmlns:wpi="http://schemas.microsoft.com/office/word/2010/wordprocessingInk" xmlns:wne="http://schemas.microsoft.com/office/word/2006/wordml" xmlns:wps="http://schemas.microsoft.com/office/word/2010/wordprocessingShape" mc:Ignorable="w14 w15 w16se w16cid w16 w16cex w16sdtdh w16sdtfl w16du wp14">
-  <w:comment w:id="2" w:author="Guest User" w:date="2026-05-20T14:47:00Z" w:initials="GU">
-    <w:p>
-      <w:pPr>
-        <w:pStyle w:val="CommentText"/>
-      </w:pPr>
-      <w:r>
-        <w:rPr>
-          <w:rStyle w:val="CommentReference"/>
-        </w:rPr>
-        <w:annotationRef/>
-      </w:r>
-      <w:r>
-        <w:t xml:space="preserve">Also by trout and shags. The way it's written suggests that these are the two main predators. Maybe.....a number of predators including native longfin...... </w:t>
-      </w:r>
-    </w:p>
-  </w:comment>
-  <w:comment w:id="1" w:author="Frank Burdon" w:date="2026-05-08T19:06:00Z" w:initials="FB">
-    <w:p>
-      <w:pPr>
-        <w:pStyle w:val="CommentText"/>
-      </w:pPr>
-      <w:r>
-        <w:rPr>
-          <w:rStyle w:val="CommentReference"/>
-        </w:rPr>
-        <w:annotationRef/>
-      </w:r>
-      <w:r>
-        <w:t>I think this is too much detail - catfish are still invading habitats, so initial intoduction date is less relevant, some kōura populations exist in the absence of tuna (i.e., selection coldspots). Can add detail in the intro/methods</w:t>
-      </w:r>
-    </w:p>
-  </w:comment>
-  <w:comment w:id="6" w:author="Guest User" w:date="2026-05-20T16:51:00Z" w:initials="GU">
-    <w:p>
-      <w:pPr>
-        <w:pStyle w:val="CommentText"/>
-      </w:pPr>
-      <w:r>
-        <w:rPr>
-          <w:rStyle w:val="CommentReference"/>
-        </w:rPr>
-        <w:annotationRef/>
-      </w:r>
-      <w:r>
-        <w:t>Yes, they have but not necessarily in the Rotorua Te Arawa Lakes, see comment above.</w:t>
-      </w:r>
-    </w:p>
-  </w:comment>
-  <w:comment w:id="5" w:author="Raven, Olivier (Student)" w:date="2026-05-22T10:50:00Z" w:initials="OR">
-    <w:p>
-      <w:pPr>
-        <w:pStyle w:val="CommentText"/>
-      </w:pPr>
-      <w:r>
-        <w:rPr>
-          <w:rStyle w:val="CommentReference"/>
-        </w:rPr>
-        <w:annotationRef/>
-      </w:r>
-      <w:r>
-        <w:t>Keeping the co-evolution here as its true for general introduction and for many kōura it’s a fact but will highlight more the principle about these lakes and focus on native predator instead of co-evolved predator.</w:t>
-      </w:r>
-    </w:p>
-  </w:comment>
-  <w:comment w:id="7" w:author="Guest User" w:date="2026-05-20T14:58:00Z" w:initials="GU">
-    <w:p>
-      <w:pPr>
-        <w:pStyle w:val="CommentText"/>
-      </w:pPr>
-      <w:r>
-        <w:rPr>
-          <w:rStyle w:val="CommentReference"/>
-        </w:rPr>
-        <w:annotationRef/>
-      </w:r>
-      <w:r>
-        <w:t>Might be worth putting Laura's theis as as reference here too</w:t>
-      </w:r>
-    </w:p>
-  </w:comment>
-  <w:comment w:id="8" w:author="Frank Burdon" w:date="2026-05-26T16:43:00Z" w:initials="FB">
-    <w:p>
-      <w:pPr>
-        <w:pStyle w:val="CommentText"/>
-      </w:pPr>
-      <w:r>
-        <w:rPr>
-          <w:rStyle w:val="CommentReference"/>
-        </w:rPr>
-        <w:annotationRef/>
-      </w:r>
-      <w:r>
-        <w:t>Better to use the active voice</w:t>
-      </w:r>
-    </w:p>
-  </w:comment>
-  <w:comment w:id="9" w:author="Guest User" w:date="2026-05-26T14:54:00Z" w:initials="GU">
-    <w:p>
-      <w:pPr>
-        <w:pStyle w:val="CommentText"/>
-      </w:pPr>
-      <w:r>
-        <w:rPr>
-          <w:rStyle w:val="CommentReference"/>
-        </w:rPr>
-        <w:annotationRef/>
-      </w:r>
-      <w:r>
-        <w:t>are these the wrong way around??</w:t>
-      </w:r>
-    </w:p>
-  </w:comment>
-  <w:comment w:id="10" w:author="Frank Burdon" w:date="2026-05-26T17:20:00Z" w:initials="FB">
-    <w:p>
-      <w:pPr>
-        <w:pStyle w:val="CommentText"/>
-      </w:pPr>
-      <w:r>
-        <w:rPr>
-          <w:rStyle w:val="CommentReference"/>
-        </w:rPr>
-        <w:annotationRef/>
-      </w:r>
-      <w:r>
-        <w:t>Yep, and I think it would help to have the competing hypotheses included</w:t>
-      </w:r>
-    </w:p>
-  </w:comment>
-  <w:comment w:id="14" w:author="Frank Burdon" w:date="2026-05-26T18:00:00Z" w:initials="FB">
-    <w:p>
-      <w:pPr>
-        <w:pStyle w:val="CommentText"/>
-      </w:pPr>
-      <w:r>
-        <w:rPr>
-          <w:rStyle w:val="CommentReference"/>
-        </w:rPr>
-        <w:annotationRef/>
-      </w:r>
-      <w:r>
-        <w:t>Feldmann, R.M. and Pole, M. (1994), A new species of Paranephrops White, 1842: A fossil freshwater crayfish (Decapoda: Parastacidae) from the Manuherikia Group (Miocene), Central Otago, New Zealand. New Zealand Journal of Geology and Geophysics, 37: 163-167. </w:t>
-      </w:r>
-      <w:hyperlink r:id="rId1">
-        <w:r>
-          <w:rPr>
-            <w:rStyle w:val="Hyperlink"/>
-          </w:rPr>
-          <w:t>https://doi.org/10.1080/00288306.1994.9514611</w:t>
-        </w:r>
-      </w:hyperlink>
-    </w:p>
-    <w:p>
-      <w:pPr>
-        <w:pStyle w:val="CommentText"/>
-      </w:pPr>
-    </w:p>
-    <w:p>
-      <w:pPr>
-        <w:pStyle w:val="CommentText"/>
-      </w:pPr>
-      <w:r>
-        <w:t>Kaulfuss, U., Lee, D. E., Wartho, J.-A., Bowie, E., Lindqvist, J. K., Conran, J. G., Bannister, J. M., Mildenhall, D. C., Kennedy, E. M., and Gorman, A. R. (2018). Geology and palaeontology of the Hindon Maar Complex: A Miocene terrestrial fossil Lagerstätte in southern New Zealand. Palaeogeography, Palaeoclimatology, Palaeoecology 500:52-68. doi: https://doi.org/10.1016/j.palaeo.2018.03.022</w:t>
-      </w:r>
-    </w:p>
-    <w:p>
-      <w:pPr>
-        <w:pStyle w:val="CommentText"/>
-      </w:pPr>
-    </w:p>
-  </w:comment>
-  <w:comment w:id="12" w:author="Raven, Olivier (Student)" w:date="2026-05-25T09:38:00Z" w:initials="OR">
-    <w:p>
-      <w:pPr>
-        <w:pStyle w:val="CommentText"/>
-      </w:pPr>
-      <w:r>
-        <w:rPr>
-          <w:rStyle w:val="CommentReference"/>
-        </w:rPr>
-        <w:annotationRef/>
-      </w:r>
-      <w:r>
-        <w:t>To explicitly mention the lacking of eels in the source lakes</w:t>
-      </w:r>
-    </w:p>
-  </w:comment>
-  <w:comment w:id="13" w:author="Guest User" w:date="2026-05-26T14:55:00Z" w:initials="GU">
-    <w:p>
-      <w:pPr>
-        <w:pStyle w:val="CommentText"/>
-      </w:pPr>
-      <w:r>
-        <w:rPr>
-          <w:rStyle w:val="CommentReference"/>
-        </w:rPr>
-        <w:annotationRef/>
-      </w:r>
-      <w:r>
-        <w:t>I would just delete this sentence for now ...</w:t>
-      </w:r>
-    </w:p>
-  </w:comment>
-  <w:comment w:id="16" w:author="Raven, Olivier (Student)" w:date="2026-05-22T13:06:00Z" w:initials="OR">
-    <w:p>
-      <w:pPr>
-        <w:pStyle w:val="CommentText"/>
-      </w:pPr>
-      <w:r>
-        <w:rPr>
-          <w:rStyle w:val="CommentReference"/>
-        </w:rPr>
-        <w:annotationRef/>
-      </w:r>
-      <w:r>
-        <w:t xml:space="preserve">No need to mention it as we used the predatores only as producers of kairomones and visual </w:t>
-      </w:r>
-    </w:p>
-  </w:comment>
-  <w:comment w:id="15" w:author="Deniz Ozkundakci" w:date="2026-05-20T12:44:00Z" w:initials="DO">
-    <w:p>
-      <w:pPr>
-        <w:pStyle w:val="CommentText"/>
-      </w:pPr>
-      <w:r>
-        <w:rPr>
-          <w:rStyle w:val="CommentReference"/>
-        </w:rPr>
-        <w:annotationRef/>
-      </w:r>
-      <w:r>
-        <w:t>do we need to state that koura are present in this lake?</w:t>
-      </w:r>
-    </w:p>
-  </w:comment>
-  <w:comment w:id="18" w:author="Frank Burdon" w:date="2026-05-26T18:34:00Z" w:initials="FB">
-    <w:p>
-      <w:pPr>
-        <w:pStyle w:val="CommentText"/>
-      </w:pPr>
-      <w:r>
-        <w:rPr>
-          <w:rStyle w:val="CommentReference"/>
-        </w:rPr>
-        <w:annotationRef/>
-      </w:r>
-      <w:r>
-        <w:t>You could say that you got permission from TALT and which govt. agency if relevant.</w:t>
-      </w:r>
-    </w:p>
-  </w:comment>
-  <w:comment w:id="19" w:author="Frank Burdon" w:date="2026-05-26T18:37:00Z" w:initials="FB">
-    <w:p>
-      <w:pPr>
-        <w:pStyle w:val="CommentText"/>
-      </w:pPr>
-      <w:r>
-        <w:rPr>
-          <w:rStyle w:val="CommentReference"/>
-        </w:rPr>
-        <w:annotationRef/>
-      </w:r>
-      <w:r>
-        <w:t>It seems a bit vague here, so either delete or make very explicit</w:t>
-      </w:r>
-    </w:p>
-  </w:comment>
-  <w:comment w:id="20" w:author="Deniz Ozkundakci" w:date="2026-05-20T12:57:00Z" w:initials="DO">
-    <w:p>
-      <w:pPr>
-        <w:pStyle w:val="CommentText"/>
-      </w:pPr>
-      <w:r>
-        <w:rPr>
-          <w:rStyle w:val="CommentReference"/>
-        </w:rPr>
-        <w:annotationRef/>
-      </w:r>
-      <w:r>
-        <w:t>If the exact timings are important for reproducibility, this is ok. but you could say something like: ....5 h period, with observations spaced at progressively longer intervals throughout the experiment.</w:t>
-      </w:r>
-    </w:p>
-  </w:comment>
-  <w:comment w:id="24" w:author="Frank Burdon" w:date="2026-05-26T19:38:00Z" w:initials="FB">
-    <w:p>
-      <w:pPr>
-        <w:pStyle w:val="CommentText"/>
-      </w:pPr>
-      <w:r>
-        <w:rPr>
-          <w:rStyle w:val="CommentReference"/>
-        </w:rPr>
-        <w:annotationRef/>
-      </w:r>
-      <w:r>
-        <w:t>Not fixed effects for a linear model, only for mixed models. Did you have multiple tanks, and thus tank identity should be a random effect?</w:t>
-      </w:r>
-    </w:p>
-  </w:comment>
-  <w:comment w:id="22" w:author="Deniz Ozkundakci" w:date="2026-05-20T13:10:00Z" w:initials="DO">
-    <w:p>
-      <w:pPr>
-        <w:pStyle w:val="CommentText"/>
-      </w:pPr>
-      <w:r>
-        <w:rPr>
-          <w:rStyle w:val="CommentReference"/>
-        </w:rPr>
-        <w:annotationRef/>
-      </w:r>
-      <w:r>
-        <w:t xml:space="preserve">But the starvation period is fully confounded with experimental round?? You can probably still include starvation period as a fixed effect, but you need to be careful with the interpretation. </w:t>
-      </w:r>
-    </w:p>
-  </w:comment>
-  <w:comment w:id="23" w:author="Frank Burdon" w:date="2026-05-26T19:34:00Z" w:initials="FB">
-    <w:p>
-      <w:pPr>
-        <w:pStyle w:val="CommentText"/>
-      </w:pPr>
-      <w:r>
-        <w:rPr>
-          <w:rStyle w:val="CommentReference"/>
-        </w:rPr>
-        <w:annotationRef/>
-      </w:r>
-      <w:r>
-        <w:t>Yeah, will have to issue caveat about starvation effects being temporally auto-correlated</w:t>
-      </w:r>
-    </w:p>
-  </w:comment>
-  <w:comment w:id="21" w:author="Frank Burdon" w:date="2026-05-26T19:40:00Z" w:initials="FB">
-    <w:p>
-      <w:pPr>
-        <w:pStyle w:val="CommentText"/>
-      </w:pPr>
-      <w:r>
-        <w:rPr>
-          <w:rStyle w:val="CommentReference"/>
-        </w:rPr>
-        <w:annotationRef/>
-      </w:r>
-      <w:r>
-        <w:t xml:space="preserve">Interaction term? seems likely with Type III ANOVA </w:t>
-      </w:r>
-    </w:p>
-  </w:comment>
-  <w:comment w:id="25" w:author="Raven, Olivier (Student)" w:date="2026-05-22T12:53:00Z" w:initials="OR">
-    <w:p>
-      <w:pPr>
-        <w:pStyle w:val="CommentText"/>
-      </w:pPr>
-      <w:r>
-        <w:rPr>
-          <w:rStyle w:val="CommentReference"/>
-        </w:rPr>
-        <w:annotationRef/>
-      </w:r>
-      <w:r>
-        <w:t>Starvation period was still included only experimental round was excluded as these were fully confonded</w:t>
-      </w:r>
-    </w:p>
-  </w:comment>
-  <w:comment w:id="27" w:author="Deniz Ozkundakci" w:date="2026-05-20T15:09:00Z" w:initials="DO">
-    <w:p>
-      <w:pPr>
-        <w:pStyle w:val="CommentText"/>
-      </w:pPr>
-      <w:r>
-        <w:rPr>
-          <w:rStyle w:val="CommentReference"/>
-        </w:rPr>
-        <w:annotationRef/>
-      </w:r>
-      <w:r>
-        <w:t>Nice set up for your other thesis chapter!</w:t>
-      </w:r>
-    </w:p>
-  </w:comment>
-  <w:comment w:id="29" w:author="Guest User" w:date="2026-05-20T17:00:00Z" w:initials="GU">
-    <w:p>
-      <w:pPr>
-        <w:pStyle w:val="CommentText"/>
-      </w:pPr>
-      <w:r>
-        <w:rPr>
-          <w:rStyle w:val="CommentReference"/>
-        </w:rPr>
-        <w:annotationRef/>
-      </w:r>
-      <w:r>
-        <w:t xml:space="preserve">See my comments above regarding co-evolutionary history of tuna and kōura in the Arawa lakes. I think you need to mention that tuna and kōura may have been seperated for a considerable amount of time, potentially 700 years or more. </w:t>
-      </w:r>
-    </w:p>
-  </w:comment>
-  <w:comment w:id="28" w:author="Raven, Olivier (Student)" w:date="2026-05-22T12:43:00Z" w:initials="OR">
-    <w:p>
-      <w:pPr>
-        <w:pStyle w:val="CommentText"/>
-      </w:pPr>
-      <w:r>
-        <w:rPr>
-          <w:rStyle w:val="CommentReference"/>
-        </w:rPr>
-        <w:annotationRef/>
-      </w:r>
-      <w:r>
-        <w:t>Trough out the manuscript coevolution has been addressed to be ore general like in the intro, mentioned in the methods and discussed in the discussion and conclusion</w:t>
-      </w:r>
-    </w:p>
-  </w:comment>
-  <w:comment w:id="30" w:author="Deniz Ozkundakci" w:date="2026-05-20T15:37:00Z" w:initials="DO">
-    <w:p>
-      <w:pPr>
-        <w:pStyle w:val="CommentText"/>
-      </w:pPr>
-      <w:r>
-        <w:rPr>
-          <w:rStyle w:val="CommentReference"/>
-        </w:rPr>
-        <w:annotationRef/>
-      </w:r>
-      <w:r>
-        <w:t>I am not sure about this wording. maybe something along these lines: A persistent high-intensity refuge response to eels would likely impose substantial foraging costs.</w:t>
-      </w:r>
-    </w:p>
-  </w:comment>
-  <w:comment w:id="32" w:author="Deniz Ozkundakci" w:date="2026-05-20T15:40:00Z" w:initials="DO">
-    <w:p>
-      <w:pPr>
-        <w:pStyle w:val="CommentText"/>
-      </w:pPr>
-      <w:r>
-        <w:rPr>
-          <w:rStyle w:val="CommentReference"/>
-        </w:rPr>
-        <w:annotationRef/>
-      </w:r>
-      <w:r>
-        <w:t>Up until here, I think the explanation is great, but this gets speculative pretty quickly now.</w:t>
-      </w:r>
-    </w:p>
-  </w:comment>
-  <w:comment w:id="31" w:author="Raven, Olivier (Student)" w:date="2026-05-25T10:06:00Z" w:initials="OR">
-    <w:p>
-      <w:pPr>
-        <w:pStyle w:val="CommentText"/>
-      </w:pPr>
-      <w:r>
-        <w:rPr>
-          <w:rStyle w:val="CommentReference"/>
-        </w:rPr>
-        <w:annotationRef/>
-      </w:r>
-      <w:r>
-        <w:t>By removing the last part it becomes less speculative. Or calum what do you think?</w:t>
-      </w:r>
-    </w:p>
-  </w:comment>
-  <w:comment w:id="35" w:author="Deniz Ozkundakci" w:date="2026-05-20T15:43:00Z" w:initials="DO">
-    <w:p>
-      <w:pPr>
-        <w:pStyle w:val="CommentText"/>
-      </w:pPr>
-      <w:r>
-        <w:rPr>
-          <w:rStyle w:val="CommentReference"/>
-        </w:rPr>
-        <w:annotationRef/>
-      </w:r>
-      <w:r>
-        <w:t>very nice opening sentence!</w:t>
-      </w:r>
-    </w:p>
-  </w:comment>
-  <w:comment w:id="36" w:author="Deniz Ozkundakci" w:date="2026-05-20T15:42:00Z" w:initials="DO">
-    <w:p>
-      <w:pPr>
-        <w:pStyle w:val="CommentText"/>
-      </w:pPr>
-      <w:r>
-        <w:rPr>
-          <w:rStyle w:val="CommentReference"/>
-        </w:rPr>
-        <w:annotationRef/>
-      </w:r>
-      <w:r>
-        <w:t>I wonder if there is a more specific word we can use to relate this back to the behavior...e.g., proportionate or measrued?</w:t>
-      </w:r>
-    </w:p>
-  </w:comment>
-  <w:comment w:id="37" w:author="Raven, Olivier (Student)" w:date="2026-05-25T10:11:00Z" w:initials="OR">
-    <w:p>
-      <w:pPr>
-        <w:pStyle w:val="CommentText"/>
-      </w:pPr>
-      <w:r>
-        <w:rPr>
-          <w:rStyle w:val="CommentReference"/>
-        </w:rPr>
-        <w:annotationRef/>
-      </w:r>
-      <w:r>
-        <w:t>Added to test also the lack of eel evolution in future experiments</w:t>
-      </w:r>
-    </w:p>
-  </w:comment>
-  <w:comment w:id="38" w:author="Guest User" w:date="2026-05-20T15:23:00Z" w:initials="GU">
-    <w:p>
-      <w:pPr>
-        <w:pStyle w:val="CommentText"/>
-      </w:pPr>
-      <w:r>
-        <w:rPr>
-          <w:rStyle w:val="CommentReference"/>
-        </w:rPr>
-        <w:annotationRef/>
-      </w:r>
-      <w:r>
-        <w:t xml:space="preserve">Pleased to see this acknowledged here as trials with kōura from tuna-waterways are required to confirm the findings of this study. </w:t>
-      </w:r>
-    </w:p>
-  </w:comment>
-</w:comments>
-</file>
-
-<file path=word/commentsExtended.xml><?xml version="1.0" encoding="utf-8"?>
-<w15:commentsEx xmlns:wpc="http://schemas.microsoft.com/office/word/2010/wordprocessingCanvas" xmlns:cx="http://schemas.microsoft.com/office/drawing/2014/chartex" xmlns:cx1="http://schemas.microsoft.com/office/drawing/2015/9/8/chartex" xmlns:cx2="http://schemas.microsoft.com/office/drawing/2015/10/21/chartex" xmlns:cx3="http://schemas.microsoft.com/office/drawing/2016/5/9/chartex" xmlns:cx4="http://schemas.microsoft.com/office/drawing/2016/5/10/chartex" xmlns:cx5="http://schemas.microsoft.com/office/drawing/2016/5/11/chartex" xmlns:cx6="http://schemas.microsoft.com/office/drawing/2016/5/12/chartex" xmlns:cx7="http://schemas.microsoft.com/office/drawing/2016/5/13/chartex" xmlns:cx8="http://schemas.microsoft.com/office/drawing/2016/5/14/chartex" xmlns:mc="http://schemas.openxmlformats.org/markup-compatibility/2006" xmlns:aink="http://schemas.microsoft.com/office/drawing/2016/ink" xmlns:am3d="http://schemas.microsoft.com/office/drawing/2017/model3d" xmlns:o="urn:schemas-microsoft-com:office:office" xmlns:oel="http://schemas.microsoft.com/office/2019/extlst" xmlns:r="http://schemas.openxmlformats.org/officeDocument/2006/relationships" xmlns:m="http://schemas.openxmlformats.org/officeDocument/2006/math" xmlns:v="urn:schemas-microsoft-com:vml" xmlns:wp14="http://schemas.microsoft.com/office/word/2010/wordprocessingDrawing" xmlns:wp="http://schemas.openxmlformats.org/drawingml/2006/wordprocessingDrawing" xmlns:w10="urn:schemas-microsoft-com:office:word" xmlns:w="http://schemas.openxmlformats.org/wordprocessingml/2006/main" xmlns:w14="http://schemas.microsoft.com/office/word/2010/wordml" xmlns:w15="http://schemas.microsoft.com/office/word/2012/wordml" xmlns:w16cex="http://schemas.microsoft.com/office/word/2018/wordml/cex" xmlns:w16cid="http://schemas.microsoft.com/office/word/2016/wordml/cid" xmlns:w16="http://schemas.microsoft.com/office/word/2018/wordml" xmlns:w16du="http://schemas.microsoft.com/office/word/2023/wordml/word16du" xmlns:w16sdtdh="http://schemas.microsoft.com/office/word/2020/wordml/sdtdatahash" xmlns:w16sdtfl="http://schemas.microsoft.com/office/word/2024/wordml/sdtformatlock" xmlns:w16se="http://schemas.microsoft.com/office/word/2015/wordml/symex" xmlns:wpg="http://schemas.microsoft.com/office/word/2010/wordprocessingGroup" xmlns:wpi="http://schemas.microsoft.com/office/word/2010/wordprocessingInk" xmlns:wne="http://schemas.microsoft.com/office/word/2006/wordml" xmlns:wps="http://schemas.microsoft.com/office/word/2010/wordprocessingShape" mc:Ignorable="w14 w15 w16se w16cid w16 w16cex w16sdtdh w16sdtfl w16du wp14">
-  <w15:commentEx w15:paraId="1D9E6259" w15:done="1"/>
-  <w15:commentEx w15:paraId="412E4C03" w15:done="1"/>
-  <w15:commentEx w15:paraId="1E26709A" w15:done="1"/>
-  <w15:commentEx w15:paraId="1DCF6AD7" w15:done="1"/>
-  <w15:commentEx w15:paraId="7AB9BE20" w15:done="1"/>
-  <w15:commentEx w15:paraId="640F05A3" w15:done="1"/>
-  <w15:commentEx w15:paraId="03369150" w15:done="1"/>
-  <w15:commentEx w15:paraId="5E0C9112" w15:paraIdParent="03369150" w15:done="1"/>
-  <w15:commentEx w15:paraId="41482C50" w15:done="1"/>
-  <w15:commentEx w15:paraId="79FB8BB1" w15:done="1"/>
-  <w15:commentEx w15:paraId="0E7DD4C8" w15:paraIdParent="79FB8BB1" w15:done="1"/>
-  <w15:commentEx w15:paraId="05602C51" w15:done="1"/>
-  <w15:commentEx w15:paraId="2F610024" w15:done="1"/>
-  <w15:commentEx w15:paraId="5D86F365" w15:done="1"/>
-  <w15:commentEx w15:paraId="132C6BA6" w15:paraIdParent="5D86F365" w15:done="1"/>
-  <w15:commentEx w15:paraId="26B77BBF" w15:done="1"/>
-  <w15:commentEx w15:paraId="06197BC7" w15:done="1"/>
-  <w15:commentEx w15:paraId="41BE19A1" w15:done="1"/>
-  <w15:commentEx w15:paraId="2BE18602" w15:paraIdParent="41BE19A1" w15:done="1"/>
-  <w15:commentEx w15:paraId="0503742A" w15:done="1"/>
-  <w15:commentEx w15:paraId="618230C2" w15:done="1"/>
-  <w15:commentEx w15:paraId="5E568224" w15:done="1"/>
-  <w15:commentEx w15:paraId="173BE699" w15:done="0"/>
-  <w15:commentEx w15:paraId="0449F153" w15:done="0"/>
-  <w15:commentEx w15:paraId="441395A9" w15:done="1"/>
-  <w15:commentEx w15:paraId="3D185D8B" w15:done="0"/>
-  <w15:commentEx w15:paraId="3053747E" w15:done="0"/>
-  <w15:commentEx w15:paraId="02EB4C10" w15:done="1"/>
-  <w15:commentEx w15:paraId="3CCB91B6" w15:done="1"/>
-  <w15:commentEx w15:paraId="7E7D0DE0" w15:done="1"/>
-  <w15:commentEx w15:paraId="5B894F2C" w15:done="1"/>
-</w15:commentsEx>
-</file>
-
-<file path=word/commentsExtensible.xml><?xml version="1.0" encoding="utf-8"?>
-<w16cex:commentsExtensible xmlns:wpc="http://schemas.microsoft.com/office/word/2010/wordprocessingCanvas" xmlns:cx="http://schemas.microsoft.com/office/drawing/2014/chartex" xmlns:cx1="http://schemas.microsoft.com/office/drawing/2015/9/8/chartex" xmlns:cx2="http://schemas.microsoft.com/office/drawing/2015/10/21/chartex" xmlns:cx3="http://schemas.microsoft.com/office/drawing/2016/5/9/chartex" xmlns:cx4="http://schemas.microsoft.com/office/drawing/2016/5/10/chartex" xmlns:cx5="http://schemas.microsoft.com/office/drawing/2016/5/11/chartex" xmlns:cx6="http://schemas.microsoft.com/office/drawing/2016/5/12/chartex" xmlns:cx7="http://schemas.microsoft.com/office/drawing/2016/5/13/chartex" xmlns:cx8="http://schemas.microsoft.com/office/drawing/2016/5/14/chartex" xmlns:cr="http://schemas.microsoft.com/office/comments/2020/reactions" xmlns:mc="http://schemas.openxmlformats.org/markup-compatibility/2006" xmlns:aink="http://schemas.microsoft.com/office/drawing/2016/ink" xmlns:am3d="http://schemas.microsoft.com/office/drawing/2017/model3d" xmlns:o="urn:schemas-microsoft-com:office:office" xmlns:oel="http://schemas.microsoft.com/office/2019/extlst" xmlns:r="http://schemas.openxmlformats.org/officeDocument/2006/relationships" xmlns:m="http://schemas.openxmlformats.org/officeDocument/2006/math" xmlns:v="urn:schemas-microsoft-com:vml" xmlns:wp14="http://schemas.microsoft.com/office/word/2010/wordprocessingDrawing" xmlns:wp="http://schemas.openxmlformats.org/drawingml/2006/wordprocessingDrawing" xmlns:w10="urn:schemas-microsoft-com:office:word" xmlns:w="http://schemas.openxmlformats.org/wordprocessingml/2006/main" xmlns:w14="http://schemas.microsoft.com/office/word/2010/wordml" xmlns:w15="http://schemas.microsoft.com/office/word/2012/wordml" xmlns:w16cex="http://schemas.microsoft.com/office/word/2018/wordml/cex" xmlns:w16cid="http://schemas.microsoft.com/office/word/2016/wordml/cid" xmlns:w16="http://schemas.microsoft.com/office/word/2018/wordml" xmlns:w16du="http://schemas.microsoft.com/office/word/2023/wordml/word16du" xmlns:w16sdtdh="http://schemas.microsoft.com/office/word/2020/wordml/sdtdatahash" xmlns:w16sdtfl="http://schemas.microsoft.com/office/word/2024/wordml/sdtformatlock" xmlns:w16se="http://schemas.microsoft.com/office/word/2015/wordml/symex" xmlns:wpg="http://schemas.microsoft.com/office/word/2010/wordprocessingGroup" xmlns:wpi="http://schemas.microsoft.com/office/word/2010/wordprocessingInk" xmlns:wne="http://schemas.microsoft.com/office/word/2006/wordml" xmlns:wps="http://schemas.microsoft.com/office/word/2010/wordprocessingShape" mc:Ignorable="w14 w15 w16se w16cid w16 w16cex w16sdtdh w16sdtfl cr w16du wp14">
-  <w16cex:commentExtensible w16cex:durableId="79CADD69" w16cex:dateUtc="2026-05-20T02:47:00Z"/>
-  <w16cex:commentExtensible w16cex:durableId="579BABF9" w16cex:dateUtc="2026-05-08T07:06:00Z"/>
-  <w16cex:commentExtensible w16cex:durableId="2A60EE8A" w16cex:dateUtc="2026-05-20T04:51:00Z"/>
-  <w16cex:commentExtensible w16cex:durableId="508F9DCC" w16cex:dateUtc="2026-05-21T22:50:00Z"/>
-  <w16cex:commentExtensible w16cex:durableId="0BC67F47" w16cex:dateUtc="2026-05-20T02:58:00Z"/>
-  <w16cex:commentExtensible w16cex:durableId="0806721A" w16cex:dateUtc="2026-05-26T04:43:00Z"/>
-  <w16cex:commentExtensible w16cex:durableId="12DA5D62" w16cex:dateUtc="2026-05-26T02:54:00Z"/>
-  <w16cex:commentExtensible w16cex:durableId="5EE271EF" w16cex:dateUtc="2026-05-26T05:20:00Z"/>
-  <w16cex:commentExtensible w16cex:durableId="05BEB7ED" w16cex:dateUtc="2026-05-26T06:00:00Z"/>
-  <w16cex:commentExtensible w16cex:durableId="76365CE1" w16cex:dateUtc="2026-05-24T21:38:00Z"/>
-  <w16cex:commentExtensible w16cex:durableId="471DB3A4" w16cex:dateUtc="2026-05-26T02:55:00Z">
-    <w16cex:extLst>
-      <w16:ext w16:uri="{CE6994B0-6A32-4C9F-8C6B-6E91EDA988CE}">
-        <cr:reactions xmlns:cr="http://schemas.microsoft.com/office/comments/2020/reactions">
-          <cr:reaction reactionType="1">
-            <cr:reactionInfo dateUtc="2026-05-26T06:04:57Z">
-              <cr:user userId="S::frank.burdon@waikato.ac.nz::266a3963-8d8e-4a25-8b9d-09f4644bb8d2" userProvider="AD" userName="Frank Burdon"/>
-            </cr:reactionInfo>
-          </cr:reaction>
-        </cr:reactions>
-      </w16:ext>
-    </w16cex:extLst>
-  </w16cex:commentExtensible>
-  <w16cex:commentExtensible w16cex:durableId="4B5C6431" w16cex:dateUtc="2026-05-22T01:06:00Z"/>
-  <w16cex:commentExtensible w16cex:durableId="6EFB89D7" w16cex:dateUtc="2026-05-20T00:44:00Z"/>
-  <w16cex:commentExtensible w16cex:durableId="6DB84FDA" w16cex:dateUtc="2026-05-26T06:34:00Z"/>
-  <w16cex:commentExtensible w16cex:durableId="559B604D" w16cex:dateUtc="2026-05-26T06:37:00Z"/>
-  <w16cex:commentExtensible w16cex:durableId="4628F495" w16cex:dateUtc="2026-05-20T00:57:00Z"/>
-  <w16cex:commentExtensible w16cex:durableId="76FC1A69" w16cex:dateUtc="2026-05-26T07:38:00Z"/>
-  <w16cex:commentExtensible w16cex:durableId="5C3CAA4A" w16cex:dateUtc="2026-05-20T01:10:00Z"/>
-  <w16cex:commentExtensible w16cex:durableId="0E8D3902" w16cex:dateUtc="2026-05-26T07:34:00Z"/>
-  <w16cex:commentExtensible w16cex:durableId="42665A3D" w16cex:dateUtc="2026-05-26T07:40:00Z"/>
-  <w16cex:commentExtensible w16cex:durableId="3F85052C" w16cex:dateUtc="2026-05-22T00:53:00Z"/>
-  <w16cex:commentExtensible w16cex:durableId="169DE9E6" w16cex:dateUtc="2026-05-20T03:09:00Z"/>
-  <w16cex:commentExtensible w16cex:durableId="4F4C9B1B" w16cex:dateUtc="2026-05-20T05:00:00Z"/>
-  <w16cex:commentExtensible w16cex:durableId="3DA88CF3" w16cex:dateUtc="2026-05-22T00:43:00Z"/>
-  <w16cex:commentExtensible w16cex:durableId="347A0AB5" w16cex:dateUtc="2026-05-20T03:37:00Z"/>
-  <w16cex:commentExtensible w16cex:durableId="773C81FD" w16cex:dateUtc="2026-05-20T03:40:00Z"/>
-  <w16cex:commentExtensible w16cex:durableId="36E864A4" w16cex:dateUtc="2026-05-24T22:06:00Z"/>
-  <w16cex:commentExtensible w16cex:durableId="2223F005" w16cex:dateUtc="2026-05-20T03:43:00Z"/>
-  <w16cex:commentExtensible w16cex:durableId="3A2F8966" w16cex:dateUtc="2026-05-20T03:42:00Z"/>
-  <w16cex:commentExtensible w16cex:durableId="76BF2ABA" w16cex:dateUtc="2026-05-24T22:11:00Z"/>
-  <w16cex:commentExtensible w16cex:durableId="395EA449" w16cex:dateUtc="2026-05-20T03:23:00Z"/>
-</w16cex:commentsExtensible>
-</file>
-
-<file path=word/commentsIds.xml><?xml version="1.0" encoding="utf-8"?>
-<w16cid:commentsIds xmlns:wpc="http://schemas.microsoft.com/office/word/2010/wordprocessingCanvas" xmlns:cx="http://schemas.microsoft.com/office/drawing/2014/chartex" xmlns:cx1="http://schemas.microsoft.com/office/drawing/2015/9/8/chartex" xmlns:cx2="http://schemas.microsoft.com/office/drawing/2015/10/21/chartex" xmlns:cx3="http://schemas.microsoft.com/office/drawing/2016/5/9/chartex" xmlns:cx4="http://schemas.microsoft.com/office/drawing/2016/5/10/chartex" xmlns:cx5="http://schemas.microsoft.com/office/drawing/2016/5/11/chartex" xmlns:cx6="http://schemas.microsoft.com/office/drawing/2016/5/12/chartex" xmlns:cx7="http://schemas.microsoft.com/office/drawing/2016/5/13/chartex" xmlns:cx8="http://schemas.microsoft.com/office/drawing/2016/5/14/chartex" xmlns:mc="http://schemas.openxmlformats.org/markup-compatibility/2006" xmlns:aink="http://schemas.microsoft.com/office/drawing/2016/ink" xmlns:am3d="http://schemas.microsoft.com/office/drawing/2017/model3d" xmlns:o="urn:schemas-microsoft-com:office:office" xmlns:oel="http://schemas.microsoft.com/office/2019/extlst" xmlns:r="http://schemas.openxmlformats.org/officeDocument/2006/relationships" xmlns:m="http://schemas.openxmlformats.org/officeDocument/2006/math" xmlns:v="urn:schemas-microsoft-com:vml" xmlns:wp14="http://schemas.microsoft.com/office/word/2010/wordprocessingDrawing" xmlns:wp="http://schemas.openxmlformats.org/drawingml/2006/wordprocessingDrawing" xmlns:w10="urn:schemas-microsoft-com:office:word" xmlns:w="http://schemas.openxmlformats.org/wordprocessingml/2006/main" xmlns:w14="http://schemas.microsoft.com/office/word/2010/wordml" xmlns:w15="http://schemas.microsoft.com/office/word/2012/wordml" xmlns:w16cex="http://schemas.microsoft.com/office/word/2018/wordml/cex" xmlns:w16cid="http://schemas.microsoft.com/office/word/2016/wordml/cid" xmlns:w16="http://schemas.microsoft.com/office/word/2018/wordml" xmlns:w16du="http://schemas.microsoft.com/office/word/2023/wordml/word16du" xmlns:w16sdtdh="http://schemas.microsoft.com/office/word/2020/wordml/sdtdatahash" xmlns:w16sdtfl="http://schemas.microsoft.com/office/word/2024/wordml/sdtformatlock" xmlns:w16se="http://schemas.microsoft.com/office/word/2015/wordml/symex" xmlns:wpg="http://schemas.microsoft.com/office/word/2010/wordprocessingGroup" xmlns:wpi="http://schemas.microsoft.com/office/word/2010/wordprocessingInk" xmlns:wne="http://schemas.microsoft.com/office/word/2006/wordml" xmlns:wps="http://schemas.microsoft.com/office/word/2010/wordprocessingShape" mc:Ignorable="w14 w15 w16se w16cid w16 w16cex w16sdtdh w16sdtfl w16du wp14">
-  <w16cid:commentId w16cid:paraId="1D9E6259" w16cid:durableId="79CADD69"/>
-  <w16cid:commentId w16cid:paraId="412E4C03" w16cid:durableId="579BABF9"/>
-  <w16cid:commentId w16cid:paraId="1E26709A" w16cid:durableId="2A60EE8A"/>
-  <w16cid:commentId w16cid:paraId="1DCF6AD7" w16cid:durableId="508F9DCC"/>
-  <w16cid:commentId w16cid:paraId="7AB9BE20" w16cid:durableId="0BC67F47"/>
-  <w16cid:commentId w16cid:paraId="640F05A3" w16cid:durableId="0806721A"/>
-  <w16cid:commentId w16cid:paraId="03369150" w16cid:durableId="12DA5D62"/>
-  <w16cid:commentId w16cid:paraId="5E0C9112" w16cid:durableId="5EE271EF"/>
-  <w16cid:commentId w16cid:paraId="41482C50" w16cid:durableId="05BEB7ED"/>
-  <w16cid:commentId w16cid:paraId="79FB8BB1" w16cid:durableId="76365CE1"/>
-  <w16cid:commentId w16cid:paraId="0E7DD4C8" w16cid:durableId="471DB3A4"/>
-  <w16cid:commentId w16cid:paraId="05602C51" w16cid:durableId="4B5C6431"/>
-  <w16cid:commentId w16cid:paraId="2F610024" w16cid:durableId="6EFB89D7"/>
-  <w16cid:commentId w16cid:paraId="5D86F365" w16cid:durableId="6DB84FDA"/>
-  <w16cid:commentId w16cid:paraId="132C6BA6" w16cid:durableId="559B604D"/>
-  <w16cid:commentId w16cid:paraId="26B77BBF" w16cid:durableId="4628F495"/>
-  <w16cid:commentId w16cid:paraId="06197BC7" w16cid:durableId="76FC1A69"/>
-  <w16cid:commentId w16cid:paraId="41BE19A1" w16cid:durableId="5C3CAA4A"/>
-  <w16cid:commentId w16cid:paraId="2BE18602" w16cid:durableId="0E8D3902"/>
-  <w16cid:commentId w16cid:paraId="0503742A" w16cid:durableId="42665A3D"/>
-  <w16cid:commentId w16cid:paraId="618230C2" w16cid:durableId="3F85052C"/>
-  <w16cid:commentId w16cid:paraId="5E568224" w16cid:durableId="169DE9E6"/>
-  <w16cid:commentId w16cid:paraId="173BE699" w16cid:durableId="4F4C9B1B"/>
-  <w16cid:commentId w16cid:paraId="0449F153" w16cid:durableId="3DA88CF3"/>
-  <w16cid:commentId w16cid:paraId="441395A9" w16cid:durableId="347A0AB5"/>
-  <w16cid:commentId w16cid:paraId="3D185D8B" w16cid:durableId="773C81FD"/>
-  <w16cid:commentId w16cid:paraId="3053747E" w16cid:durableId="36E864A4"/>
-  <w16cid:commentId w16cid:paraId="02EB4C10" w16cid:durableId="2223F005"/>
-  <w16cid:commentId w16cid:paraId="3CCB91B6" w16cid:durableId="3A2F8966"/>
-  <w16cid:commentId w16cid:paraId="7E7D0DE0" w16cid:durableId="76BF2ABA"/>
-  <w16cid:commentId w16cid:paraId="5B894F2C" w16cid:durableId="395EA449"/>
-</w16cid:commentsIds>
 </file>
 
 <file path=word/endnotes.xml><?xml version="1.0" encoding="utf-8"?>
@@ -24010,23 +23702,6 @@
 </w:numbering>
 </file>
 
-<file path=word/people.xml><?xml version="1.0" encoding="utf-8"?>
-<w15:people xmlns:wpc="http://schemas.microsoft.com/office/word/2010/wordprocessingCanvas" xmlns:cx="http://schemas.microsoft.com/office/drawing/2014/chartex" xmlns:cx1="http://schemas.microsoft.com/office/drawing/2015/9/8/chartex" xmlns:cx2="http://schemas.microsoft.com/office/drawing/2015/10/21/chartex" xmlns:cx3="http://schemas.microsoft.com/office/drawing/2016/5/9/chartex" xmlns:cx4="http://schemas.microsoft.com/office/drawing/2016/5/10/chartex" xmlns:cx5="http://schemas.microsoft.com/office/drawing/2016/5/11/chartex" xmlns:cx6="http://schemas.microsoft.com/office/drawing/2016/5/12/chartex" xmlns:cx7="http://schemas.microsoft.com/office/drawing/2016/5/13/chartex" xmlns:cx8="http://schemas.microsoft.com/office/drawing/2016/5/14/chartex" xmlns:mc="http://schemas.openxmlformats.org/markup-compatibility/2006" xmlns:aink="http://schemas.microsoft.com/office/drawing/2016/ink" xmlns:am3d="http://schemas.microsoft.com/office/drawing/2017/model3d" xmlns:o="urn:schemas-microsoft-com:office:office" xmlns:oel="http://schemas.microsoft.com/office/2019/extlst" xmlns:r="http://schemas.openxmlformats.org/officeDocument/2006/relationships" xmlns:m="http://schemas.openxmlformats.org/officeDocument/2006/math" xmlns:v="urn:schemas-microsoft-com:vml" xmlns:wp14="http://schemas.microsoft.com/office/word/2010/wordprocessingDrawing" xmlns:wp="http://schemas.openxmlformats.org/drawingml/2006/wordprocessingDrawing" xmlns:w10="urn:schemas-microsoft-com:office:word" xmlns:w="http://schemas.openxmlformats.org/wordprocessingml/2006/main" xmlns:w14="http://schemas.microsoft.com/office/word/2010/wordml" xmlns:w15="http://schemas.microsoft.com/office/word/2012/wordml" xmlns:w16cex="http://schemas.microsoft.com/office/word/2018/wordml/cex" xmlns:w16cid="http://schemas.microsoft.com/office/word/2016/wordml/cid" xmlns:w16="http://schemas.microsoft.com/office/word/2018/wordml" xmlns:w16du="http://schemas.microsoft.com/office/word/2023/wordml/word16du" xmlns:w16sdtdh="http://schemas.microsoft.com/office/word/2020/wordml/sdtdatahash" xmlns:w16sdtfl="http://schemas.microsoft.com/office/word/2024/wordml/sdtformatlock" xmlns:w16se="http://schemas.microsoft.com/office/word/2015/wordml/symex" xmlns:wpg="http://schemas.microsoft.com/office/word/2010/wordprocessingGroup" xmlns:wpi="http://schemas.microsoft.com/office/word/2010/wordprocessingInk" xmlns:wne="http://schemas.microsoft.com/office/word/2006/wordml" xmlns:wps="http://schemas.microsoft.com/office/word/2010/wordprocessingShape" mc:Ignorable="w14 w15 w16se w16cid w16 w16cex w16sdtdh w16sdtfl w16du wp14">
-  <w15:person w15:author="Guest User">
-    <w15:presenceInfo w15:providerId="AD" w15:userId="S::urn:spo:tenantanon#220f5dc3-9452-48e5-9b4f-888df42f7a2d::"/>
-  </w15:person>
-  <w15:person w15:author="Frank Burdon">
-    <w15:presenceInfo w15:providerId="AD" w15:userId="S::frank.burdon@waikato.ac.nz::266a3963-8d8e-4a25-8b9d-09f4644bb8d2"/>
-  </w15:person>
-  <w15:person w15:author="Raven, Olivier (Student)">
-    <w15:presenceInfo w15:providerId="AD" w15:userId="S::or81@students.waikato.ac.nz::e271f6c9-056d-4468-bbaf-9e72d555f806"/>
-  </w15:person>
-  <w15:person w15:author="Deniz Ozkundakci">
-    <w15:presenceInfo w15:providerId="AD" w15:userId="S::deniz.ozkundakci@waikato.ac.nz::a32cfe93-468d-4f77-b9f5-02405b100b9d"/>
-  </w15:person>
-</w15:people>
-</file>
-
 <file path=word/styles.xml><?xml version="1.0" encoding="utf-8"?>
 <w:styles xmlns:mc="http://schemas.openxmlformats.org/markup-compatibility/2006" xmlns:r="http://schemas.openxmlformats.org/officeDocument/2006/relationships" xmlns:w="http://schemas.openxmlformats.org/wordprocessingml/2006/main" xmlns:w14="http://schemas.microsoft.com/office/word/2010/wordml" xmlns:w15="http://schemas.microsoft.com/office/word/2012/wordml" xmlns:w16cex="http://schemas.microsoft.com/office/word/2018/wordml/cex" xmlns:w16cid="http://schemas.microsoft.com/office/word/2016/wordml/cid" xmlns:w16="http://schemas.microsoft.com/office/word/2018/wordml" xmlns:w16du="http://schemas.microsoft.com/office/word/2023/wordml/word16du" xmlns:w16sdtdh="http://schemas.microsoft.com/office/word/2020/wordml/sdtdatahash" xmlns:w16sdtfl="http://schemas.microsoft.com/office/word/2024/wordml/sdtformatlock" xmlns:w16se="http://schemas.microsoft.com/office/word/2015/wordml/symex" mc:Ignorable="w14 w15 w16se w16cid w16 w16cex w16sdtdh w16sdtfl w16du">
   <w:docDefaults>
@@ -24634,7 +24309,6 @@
   <w:style w:type="character" w:default="1" w:styleId="DefaultParagraphFont">
     <w:name w:val="Default Paragraph Font"/>
     <w:uiPriority w:val="1"/>
-    <w:semiHidden/>
     <w:unhideWhenUsed/>
   </w:style>
   <w:style w:type="table" w:default="1" w:styleId="TableNormal">

--- a/manuscript/fear_paper.docx
+++ b/manuscript/fear_paper.docx
@@ -3440,15 +3440,7 @@
         <w:t>As</w:t>
       </w:r>
       <w:r>
-        <w:t xml:space="preserve"> residuals at day 0 starvation violated normality assumptions (p = 0.011), a non-parametric Kruskal-</w:t>
-      </w:r>
-      <w:proofErr w:type="gramStart"/>
-      <w:r>
-        <w:t>Wallis</w:t>
-      </w:r>
-      <w:proofErr w:type="gramEnd"/>
-      <w:r>
-        <w:t xml:space="preserve"> test </w:t>
+        <w:t xml:space="preserve"> residuals at day 0 starvation violated normality assumptions (p = 0.011), a non-parametric Kruskal-Wallis test </w:t>
       </w:r>
       <w:r>
         <w:t xml:space="preserve">was </w:t>
@@ -4107,21 +4099,7 @@
         <w:rPr>
           <w:rFonts w:eastAsiaTheme="minorEastAsia"/>
         </w:rPr>
-        <w:t xml:space="preserve"> = 0.011), the non-parametric Kruskal-</w:t>
-      </w:r>
-      <w:proofErr w:type="gramStart"/>
-      <w:r>
-        <w:rPr>
-          <w:rFonts w:eastAsiaTheme="minorEastAsia"/>
-        </w:rPr>
-        <w:t>Wallis</w:t>
-      </w:r>
-      <w:proofErr w:type="gramEnd"/>
-      <w:r>
-        <w:rPr>
-          <w:rFonts w:eastAsiaTheme="minorEastAsia"/>
-        </w:rPr>
-        <w:t xml:space="preserve"> test confirmed no treatment effect (</w:t>
+        <w:t xml:space="preserve"> = 0.011), the non-parametric Kruskal-Wallis test confirmed no treatment effect (</w:t>
       </w:r>
       <w:r>
         <w:rPr>
@@ -7190,7 +7168,19 @@
         <w:rPr>
           <w:lang w:val="en-GB"/>
         </w:rPr>
-        <w:t>). Peer review documents, including the cover letter and reviewer responses, are available in the manuscript repository in the interest of open and transparent science.</w:t>
+        <w:t>). Peer review documents, including the cover letter and reviewer responses, are available in the manuscript repository in the interest of open and</w:t>
+      </w:r>
+      <w:r>
+        <w:rPr>
+          <w:lang w:val="en-GB"/>
+        </w:rPr>
+        <w:t xml:space="preserve"> </w:t>
+      </w:r>
+      <w:r>
+        <w:rPr>
+          <w:lang w:val="en-GB"/>
+        </w:rPr>
+        <w:t>transparent science.</w:t>
       </w:r>
     </w:p>
     <w:p>
@@ -7911,25 +7901,7 @@
           <w:szCs w:val="18"/>
           <w:lang w:val="en-GB"/>
         </w:rPr>
-        <w:t xml:space="preserve"> of the requirements for the degree of </w:t>
-      </w:r>
-      <w:proofErr w:type="gramStart"/>
-      <w:r>
-        <w:rPr>
-          <w:sz w:val="18"/>
-          <w:szCs w:val="18"/>
-          <w:lang w:val="en-GB"/>
-        </w:rPr>
-        <w:t>Masters of Science</w:t>
-      </w:r>
-      <w:proofErr w:type="gramEnd"/>
-      <w:r>
-        <w:rPr>
-          <w:sz w:val="18"/>
-          <w:szCs w:val="18"/>
-          <w:lang w:val="en-GB"/>
-        </w:rPr>
-        <w:t xml:space="preserve"> in Ecology at Massey University, Palmerston North, New Zealand [Massey University]. </w:t>
+        <w:t xml:space="preserve"> of the requirements for the degree of Masters of Science in Ecology at Massey University, Palmerston North, New Zealand [Massey University]. </w:t>
       </w:r>
       <w:hyperlink r:id="rId16" w:history="1">
         <w:r>
@@ -24309,6 +24281,7 @@
   <w:style w:type="character" w:default="1" w:styleId="DefaultParagraphFont">
     <w:name w:val="Default Paragraph Font"/>
     <w:uiPriority w:val="1"/>
+    <w:semiHidden/>
     <w:unhideWhenUsed/>
   </w:style>
   <w:style w:type="table" w:default="1" w:styleId="TableNormal">
